--- a/高中物理/高中物理同步/人教版必修3 第12章 电能 能量守恒定律·冲刺卷（4题）.docx
+++ b/高中物理/高中物理同步/人教版必修3 第12章 电能 能量守恒定律·冲刺卷（4题）.docx
@@ -113,7 +113,7 @@
       <m:oMath>
         <m:r>
           <w:rPr>
-            <w:rFonts w:ascii="Cambria Math" w:hAnsi="Cambria Math" w:cs="Cambria Math"/>
+            <w:rFonts w:ascii="Times New Roman" w:hAnsi="Times New Roman" w:cs="Cambria Math"/>
           </w:rPr>
           <m:t>0.5</m:t>
         </m:r>
@@ -122,7 +122,7 @@
             <m:sty m:val="p"/>
           </m:rPr>
           <w:rPr>
-            <w:rFonts w:ascii="Cambria Math" w:hAnsi="Cambria Math" w:cs="Cambria Math"/>
+            <w:rFonts w:ascii="Times New Roman" w:hAnsi="Times New Roman" w:cs="Cambria Math"/>
           </w:rPr>
           <m:t>Ω</m:t>
         </m:r>
@@ -138,7 +138,7 @@
       <m:oMath>
         <m:r>
           <w:rPr>
-            <w:rFonts w:ascii="Cambria Math" w:hAnsi="Cambria Math" w:cs="Cambria Math"/>
+            <w:rFonts w:ascii="Times New Roman" w:hAnsi="Times New Roman" w:cs="Cambria Math"/>
           </w:rPr>
           <m:t>U-I</m:t>
         </m:r>
@@ -163,7 +163,7 @@
       <m:oMath>
         <m:r>
           <w:rPr>
-            <w:rFonts w:ascii="Cambria Math" w:hAnsi="Cambria Math" w:cs="Cambria Math"/>
+            <w:rFonts w:ascii="Times New Roman" w:hAnsi="Times New Roman" w:cs="Cambria Math"/>
           </w:rPr>
           <m:t>4.5</m:t>
         </m:r>
@@ -172,7 +172,7 @@
             <m:sty m:val="p"/>
           </m:rPr>
           <w:rPr>
-            <w:rFonts w:ascii="Cambria Math" w:hAnsi="Cambria Math" w:cs="Cambria Math"/>
+            <w:rFonts w:ascii="Times New Roman" w:hAnsi="Times New Roman" w:cs="Cambria Math"/>
           </w:rPr>
           <m:t>Ω</m:t>
         </m:r>
@@ -401,7 +401,7 @@
       <m:oMath>
         <m:r>
           <w:rPr>
-            <w:rFonts w:ascii="Cambria Math" w:hAnsi="Cambria Math" w:cs="Cambria Math"/>
+            <w:rFonts w:ascii="Times New Roman" w:hAnsi="Times New Roman" w:cs="Cambria Math"/>
           </w:rPr>
           <m:t>E=5</m:t>
         </m:r>
@@ -410,7 +410,7 @@
             <m:nor/>
           </m:rPr>
           <w:rPr>
-            <w:rFonts w:ascii="Cambria Math" w:hAnsi="Cambria Math" w:cs="Cambria Math"/>
+            <w:rFonts w:ascii="Times New Roman" w:hAnsi="Times New Roman" w:cs="Cambria Math"/>
           </w:rPr>
           <m:t>V</m:t>
         </m:r>
@@ -426,7 +426,7 @@
       <m:oMath>
         <m:r>
           <w:rPr>
-            <w:rFonts w:ascii="Cambria Math" w:hAnsi="Cambria Math" w:cs="Cambria Math"/>
+            <w:rFonts w:ascii="Times New Roman" w:hAnsi="Times New Roman" w:cs="Cambria Math"/>
           </w:rPr>
           <m:t>r=0.5</m:t>
         </m:r>
@@ -435,7 +435,7 @@
             <m:sty m:val="p"/>
           </m:rPr>
           <w:rPr>
-            <w:rFonts w:ascii="Cambria Math" w:hAnsi="Cambria Math" w:cs="Cambria Math"/>
+            <w:rFonts w:ascii="Times New Roman" w:hAnsi="Times New Roman" w:cs="Cambria Math"/>
           </w:rPr>
           <m:t>Ω</m:t>
         </m:r>
@@ -451,7 +451,7 @@
       <m:oMath>
         <m:r>
           <w:rPr>
-            <w:rFonts w:ascii="Cambria Math" w:hAnsi="Cambria Math" w:cs="Cambria Math"/>
+            <w:rFonts w:ascii="Times New Roman" w:hAnsi="Times New Roman" w:cs="Cambria Math"/>
           </w:rPr>
           <m:t>R=4.5</m:t>
         </m:r>
@@ -460,7 +460,7 @@
             <m:sty m:val="p"/>
           </m:rPr>
           <w:rPr>
-            <w:rFonts w:ascii="Cambria Math" w:hAnsi="Cambria Math" w:cs="Cambria Math"/>
+            <w:rFonts w:ascii="Times New Roman" w:hAnsi="Times New Roman" w:cs="Cambria Math"/>
           </w:rPr>
           <m:t>Ω</m:t>
         </m:r>
@@ -486,7 +486,7 @@
       <m:oMath>
         <m:r>
           <w:rPr>
-            <w:rFonts w:ascii="Cambria Math" w:hAnsi="Cambria Math" w:cs="Cambria Math"/>
+            <w:rFonts w:ascii="Times New Roman" w:hAnsi="Times New Roman" w:cs="Cambria Math"/>
           </w:rPr>
           <m:t>U=E-2I</m:t>
         </m:r>
@@ -495,13 +495,13 @@
             <m:sty m:val="p"/>
           </m:rPr>
           <w:rPr>
-            <w:rFonts w:ascii="Cambria Math" w:hAnsi="Cambria Math" w:cs="Cambria Math"/>
+            <w:rFonts w:ascii="Times New Roman" w:hAnsi="Times New Roman" w:cs="Cambria Math"/>
           </w:rPr>
           <m:t>（</m:t>
         </m:r>
         <m:r>
           <w:rPr>
-            <w:rFonts w:ascii="Cambria Math" w:hAnsi="Cambria Math" w:cs="Cambria Math"/>
+            <w:rFonts w:ascii="Times New Roman" w:hAnsi="Times New Roman" w:cs="Cambria Math"/>
           </w:rPr>
           <m:t>R+r)</m:t>
         </m:r>
@@ -527,7 +527,7 @@
       <m:oMath>
         <m:r>
           <w:rPr>
-            <w:rFonts w:ascii="Cambria Math" w:hAnsi="Cambria Math" w:cs="Cambria Math"/>
+            <w:rFonts w:ascii="Times New Roman" w:hAnsi="Times New Roman" w:cs="Cambria Math"/>
           </w:rPr>
           <m:t>U=5-10I</m:t>
         </m:r>
@@ -553,7 +553,7 @@
       <m:oMath>
         <m:r>
           <w:rPr>
-            <w:rFonts w:ascii="Cambria Math" w:hAnsi="Cambria Math" w:cs="Cambria Math"/>
+            <w:rFonts w:ascii="Times New Roman" w:hAnsi="Times New Roman" w:cs="Cambria Math"/>
           </w:rPr>
           <m:t>E=5</m:t>
         </m:r>
@@ -562,7 +562,7 @@
             <m:nor/>
           </m:rPr>
           <w:rPr>
-            <w:rFonts w:ascii="Cambria Math" w:hAnsi="Cambria Math" w:cs="Cambria Math"/>
+            <w:rFonts w:ascii="Times New Roman" w:hAnsi="Times New Roman" w:cs="Cambria Math"/>
           </w:rPr>
           <m:t>V</m:t>
         </m:r>
@@ -578,7 +578,7 @@
       <m:oMath>
         <m:r>
           <w:rPr>
-            <w:rFonts w:ascii="Cambria Math" w:hAnsi="Cambria Math" w:cs="Cambria Math"/>
+            <w:rFonts w:ascii="Times New Roman" w:hAnsi="Times New Roman" w:cs="Cambria Math"/>
           </w:rPr>
           <m:t>10</m:t>
         </m:r>
@@ -587,7 +587,7 @@
             <m:sty m:val="p"/>
           </m:rPr>
           <w:rPr>
-            <w:rFonts w:ascii="Cambria Math" w:hAnsi="Cambria Math" w:cs="Cambria Math"/>
+            <w:rFonts w:ascii="Times New Roman" w:hAnsi="Times New Roman" w:cs="Cambria Math"/>
           </w:rPr>
           <m:t>Ω</m:t>
         </m:r>
@@ -679,14 +679,14 @@
           <m:sSubPr>
             <m:ctrlPr>
               <w:rPr>
-                <w:rFonts w:ascii="Cambria Math" w:hAnsi="Cambria Math"/>
+                <w:rFonts w:ascii="Times New Roman" w:hAnsi="Times New Roman"/>
               </w:rPr>
             </m:ctrlPr>
           </m:sSubPr>
           <m:e>
             <m:r>
               <w:rPr>
-                <w:rFonts w:ascii="Cambria Math" w:hAnsi="Cambria Math" w:cs="Cambria Math"/>
+                <w:rFonts w:ascii="Times New Roman" w:hAnsi="Times New Roman" w:cs="Cambria Math"/>
               </w:rPr>
               <m:t>P</m:t>
             </m:r>
@@ -697,7 +697,7 @@
                 <m:nor/>
               </m:rPr>
               <w:rPr>
-                <w:rFonts w:ascii="Cambria Math" w:hAnsi="Cambria Math" w:cs="Cambria Math"/>
+                <w:rFonts w:ascii="Times New Roman" w:hAnsi="Times New Roman" w:cs="Cambria Math"/>
               </w:rPr>
               <m:t>L</m:t>
             </m:r>
@@ -705,7 +705,7 @@
         </m:sSub>
         <m:r>
           <w:rPr>
-            <w:rFonts w:ascii="Cambria Math" w:hAnsi="Cambria Math" w:cs="Cambria Math"/>
+            <w:rFonts w:ascii="Times New Roman" w:hAnsi="Times New Roman" w:cs="Cambria Math"/>
           </w:rPr>
           <m:t>=</m:t>
         </m:r>
@@ -713,14 +713,14 @@
           <m:sSubPr>
             <m:ctrlPr>
               <w:rPr>
-                <w:rFonts w:ascii="Cambria Math" w:hAnsi="Cambria Math"/>
+                <w:rFonts w:ascii="Times New Roman" w:hAnsi="Times New Roman"/>
               </w:rPr>
             </m:ctrlPr>
           </m:sSubPr>
           <m:e>
             <m:r>
               <w:rPr>
-                <w:rFonts w:ascii="Cambria Math" w:hAnsi="Cambria Math" w:cs="Cambria Math"/>
+                <w:rFonts w:ascii="Times New Roman" w:hAnsi="Times New Roman" w:cs="Cambria Math"/>
               </w:rPr>
               <m:t>U</m:t>
             </m:r>
@@ -731,7 +731,7 @@
                 <m:nor/>
               </m:rPr>
               <w:rPr>
-                <w:rFonts w:ascii="Cambria Math" w:hAnsi="Cambria Math" w:cs="Cambria Math"/>
+                <w:rFonts w:ascii="Times New Roman" w:hAnsi="Times New Roman" w:cs="Cambria Math"/>
               </w:rPr>
               <m:t>L</m:t>
             </m:r>
@@ -741,14 +741,14 @@
           <m:sSubPr>
             <m:ctrlPr>
               <w:rPr>
-                <w:rFonts w:ascii="Cambria Math" w:hAnsi="Cambria Math"/>
+                <w:rFonts w:ascii="Times New Roman" w:hAnsi="Times New Roman"/>
               </w:rPr>
             </m:ctrlPr>
           </m:sSubPr>
           <m:e>
             <m:r>
               <w:rPr>
-                <w:rFonts w:ascii="Cambria Math" w:hAnsi="Cambria Math" w:cs="Cambria Math"/>
+                <w:rFonts w:ascii="Times New Roman" w:hAnsi="Times New Roman" w:cs="Cambria Math"/>
               </w:rPr>
               <m:t>I</m:t>
             </m:r>
@@ -759,7 +759,7 @@
                 <m:nor/>
               </m:rPr>
               <w:rPr>
-                <w:rFonts w:ascii="Cambria Math" w:hAnsi="Cambria Math" w:cs="Cambria Math"/>
+                <w:rFonts w:ascii="Times New Roman" w:hAnsi="Times New Roman" w:cs="Cambria Math"/>
               </w:rPr>
               <m:t>L</m:t>
             </m:r>
@@ -767,7 +767,7 @@
         </m:sSub>
         <m:r>
           <w:rPr>
-            <w:rFonts w:ascii="Cambria Math" w:hAnsi="Cambria Math" w:cs="Cambria Math"/>
+            <w:rFonts w:ascii="Times New Roman" w:hAnsi="Times New Roman" w:cs="Cambria Math"/>
           </w:rPr>
           <m:t>=2×0.3</m:t>
         </m:r>
@@ -776,7 +776,7 @@
             <m:nor/>
           </m:rPr>
           <w:rPr>
-            <w:rFonts w:ascii="Cambria Math" w:hAnsi="Cambria Math" w:cs="Cambria Math"/>
+            <w:rFonts w:ascii="Times New Roman" w:hAnsi="Times New Roman" w:cs="Cambria Math"/>
           </w:rPr>
           <m:t>W=0.6W</m:t>
         </m:r>
@@ -933,14 +933,14 @@
           <m:sSubPr>
             <m:ctrlPr>
               <w:rPr>
-                <w:rFonts w:ascii="Cambria Math" w:hAnsi="Cambria Math"/>
+                <w:rFonts w:ascii="Times New Roman" w:hAnsi="Times New Roman"/>
               </w:rPr>
             </m:ctrlPr>
           </m:sSubPr>
           <m:e>
             <m:r>
               <w:rPr>
-                <w:rFonts w:ascii="Cambria Math" w:hAnsi="Cambria Math" w:cs="Cambria Math"/>
+                <w:rFonts w:ascii="Times New Roman" w:hAnsi="Times New Roman" w:cs="Cambria Math"/>
               </w:rPr>
               <m:t>R</m:t>
             </m:r>
@@ -948,7 +948,7 @@
           <m:sub>
             <m:r>
               <w:rPr>
-                <w:rFonts w:ascii="Cambria Math" w:hAnsi="Cambria Math" w:cs="Cambria Math"/>
+                <w:rFonts w:ascii="Times New Roman" w:hAnsi="Times New Roman" w:cs="Cambria Math"/>
               </w:rPr>
               <m:t>r</m:t>
             </m:r>
@@ -1319,14 +1319,14 @@
           <m:sSubPr>
             <m:ctrlPr>
               <w:rPr>
-                <w:rFonts w:ascii="Cambria Math" w:hAnsi="Cambria Math"/>
+                <w:rFonts w:ascii="Times New Roman" w:hAnsi="Times New Roman"/>
               </w:rPr>
             </m:ctrlPr>
           </m:sSubPr>
           <m:e>
             <m:r>
               <w:rPr>
-                <w:rFonts w:ascii="Cambria Math" w:hAnsi="Cambria Math" w:cs="Cambria Math"/>
+                <w:rFonts w:ascii="Times New Roman" w:hAnsi="Times New Roman" w:cs="Cambria Math"/>
               </w:rPr>
               <m:t>R</m:t>
             </m:r>
@@ -1337,7 +1337,7 @@
                 <m:sty m:val="p"/>
               </m:rPr>
               <w:rPr>
-                <w:rFonts w:ascii="Cambria Math" w:hAnsi="Cambria Math" w:cs="Cambria Math"/>
+                <w:rFonts w:ascii="Times New Roman" w:hAnsi="Times New Roman" w:cs="Cambria Math"/>
               </w:rPr>
               <m:t>外</m:t>
             </m:r>
@@ -1384,14 +1384,14 @@
           <m:sSubPr>
             <m:ctrlPr>
               <w:rPr>
-                <w:rFonts w:ascii="Cambria Math" w:hAnsi="Cambria Math"/>
+                <w:rFonts w:ascii="Times New Roman" w:hAnsi="Times New Roman"/>
               </w:rPr>
             </m:ctrlPr>
           </m:sSubPr>
           <m:e>
             <m:r>
               <w:rPr>
-                <w:rFonts w:ascii="Cambria Math" w:hAnsi="Cambria Math" w:cs="Cambria Math"/>
+                <w:rFonts w:ascii="Times New Roman" w:hAnsi="Times New Roman" w:cs="Cambria Math"/>
               </w:rPr>
               <m:t>P</m:t>
             </m:r>
@@ -1402,7 +1402,7 @@
                 <m:nor/>
               </m:rPr>
               <w:rPr>
-                <w:rFonts w:ascii="Cambria Math" w:hAnsi="Cambria Math" w:cs="Cambria Math"/>
+                <w:rFonts w:ascii="Times New Roman" w:hAnsi="Times New Roman" w:cs="Cambria Math"/>
               </w:rPr>
               <m:t>m</m:t>
             </m:r>
@@ -1410,7 +1410,7 @@
         </m:sSub>
         <m:r>
           <w:rPr>
-            <w:rFonts w:ascii="Cambria Math" w:hAnsi="Cambria Math" w:cs="Cambria Math"/>
+            <w:rFonts w:ascii="Times New Roman" w:hAnsi="Times New Roman" w:cs="Cambria Math"/>
           </w:rPr>
           <m:t>=</m:t>
         </m:r>
@@ -1418,7 +1418,7 @@
           <m:fPr>
             <m:ctrlPr>
               <w:rPr>
-                <w:rFonts w:ascii="Cambria Math" w:hAnsi="Cambria Math"/>
+                <w:rFonts w:ascii="Times New Roman" w:hAnsi="Times New Roman"/>
               </w:rPr>
             </m:ctrlPr>
           </m:fPr>
@@ -1427,14 +1427,14 @@
               <m:sSupPr>
                 <m:ctrlPr>
                   <w:rPr>
-                    <w:rFonts w:ascii="Cambria Math" w:hAnsi="Cambria Math"/>
+                    <w:rFonts w:ascii="Times New Roman" w:hAnsi="Times New Roman"/>
                   </w:rPr>
                 </m:ctrlPr>
               </m:sSupPr>
               <m:e>
                 <m:r>
                   <w:rPr>
-                    <w:rFonts w:ascii="Cambria Math" w:hAnsi="Cambria Math" w:cs="Cambria Math"/>
+                    <w:rFonts w:ascii="Times New Roman" w:hAnsi="Times New Roman" w:cs="Cambria Math"/>
                   </w:rPr>
                   <m:t>E</m:t>
                 </m:r>
@@ -1442,7 +1442,7 @@
               <m:sup>
                 <m:r>
                   <w:rPr>
-                    <w:rFonts w:ascii="Cambria Math" w:hAnsi="Cambria Math" w:cs="Cambria Math"/>
+                    <w:rFonts w:ascii="Times New Roman" w:hAnsi="Times New Roman" w:cs="Cambria Math"/>
                   </w:rPr>
                   <m:t>2</m:t>
                 </m:r>
@@ -1452,7 +1452,7 @@
           <m:den>
             <m:r>
               <w:rPr>
-                <w:rFonts w:ascii="Cambria Math" w:hAnsi="Cambria Math" w:cs="Cambria Math"/>
+                <w:rFonts w:ascii="Times New Roman" w:hAnsi="Times New Roman" w:cs="Cambria Math"/>
               </w:rPr>
               <m:t>4r</m:t>
             </m:r>
@@ -1482,14 +1482,14 @@
           <m:sSubPr>
             <m:ctrlPr>
               <w:rPr>
-                <w:rFonts w:ascii="Cambria Math" w:hAnsi="Cambria Math"/>
+                <w:rFonts w:ascii="Times New Roman" w:hAnsi="Times New Roman"/>
               </w:rPr>
             </m:ctrlPr>
           </m:sSubPr>
           <m:e>
             <m:r>
               <w:rPr>
-                <w:rFonts w:ascii="Cambria Math" w:hAnsi="Cambria Math" w:cs="Cambria Math"/>
+                <w:rFonts w:ascii="Times New Roman" w:hAnsi="Times New Roman" w:cs="Cambria Math"/>
               </w:rPr>
               <m:t>R</m:t>
             </m:r>
@@ -1497,7 +1497,7 @@
           <m:sub>
             <m:r>
               <w:rPr>
-                <w:rFonts w:ascii="Cambria Math" w:hAnsi="Cambria Math" w:cs="Cambria Math"/>
+                <w:rFonts w:ascii="Times New Roman" w:hAnsi="Times New Roman" w:cs="Cambria Math"/>
               </w:rPr>
               <m:t>r</m:t>
             </m:r>
@@ -1505,7 +1505,7 @@
         </m:sSub>
         <m:r>
           <w:rPr>
-            <w:rFonts w:ascii="Cambria Math" w:hAnsi="Cambria Math" w:cs="Cambria Math"/>
+            <w:rFonts w:ascii="Times New Roman" w:hAnsi="Times New Roman" w:cs="Cambria Math"/>
           </w:rPr>
           <m:t>=</m:t>
         </m:r>
@@ -1513,14 +1513,14 @@
           <m:sSubPr>
             <m:ctrlPr>
               <w:rPr>
-                <w:rFonts w:ascii="Cambria Math" w:hAnsi="Cambria Math"/>
+                <w:rFonts w:ascii="Times New Roman" w:hAnsi="Times New Roman"/>
               </w:rPr>
             </m:ctrlPr>
           </m:sSubPr>
           <m:e>
             <m:r>
               <w:rPr>
-                <w:rFonts w:ascii="Cambria Math" w:hAnsi="Cambria Math" w:cs="Cambria Math"/>
+                <w:rFonts w:ascii="Times New Roman" w:hAnsi="Times New Roman" w:cs="Cambria Math"/>
               </w:rPr>
               <m:t>R</m:t>
             </m:r>
@@ -1528,7 +1528,7 @@
           <m:sub>
             <m:r>
               <w:rPr>
-                <w:rFonts w:ascii="Cambria Math" w:hAnsi="Cambria Math" w:cs="Cambria Math"/>
+                <w:rFonts w:ascii="Times New Roman" w:hAnsi="Times New Roman" w:cs="Cambria Math"/>
               </w:rPr>
               <m:t>1</m:t>
             </m:r>
@@ -1536,7 +1536,7 @@
         </m:sSub>
         <m:r>
           <w:rPr>
-            <w:rFonts w:ascii="Cambria Math" w:hAnsi="Cambria Math" w:cs="Cambria Math"/>
+            <w:rFonts w:ascii="Times New Roman" w:hAnsi="Times New Roman" w:cs="Cambria Math"/>
           </w:rPr>
           <m:t>=R+r=6</m:t>
         </m:r>
@@ -1545,7 +1545,7 @@
             <m:nor/>
           </m:rPr>
           <w:rPr>
-            <w:rFonts w:ascii="Cambria Math" w:hAnsi="Cambria Math" w:cs="Cambria Math"/>
+            <w:rFonts w:ascii="Times New Roman" w:hAnsi="Times New Roman" w:cs="Cambria Math"/>
           </w:rPr>
           <m:t>Ω</m:t>
         </m:r>
@@ -1573,14 +1573,14 @@
           <m:sSubPr>
             <m:ctrlPr>
               <w:rPr>
-                <w:rFonts w:ascii="Cambria Math" w:hAnsi="Cambria Math"/>
+                <w:rFonts w:ascii="Times New Roman" w:hAnsi="Times New Roman"/>
               </w:rPr>
             </m:ctrlPr>
           </m:sSubPr>
           <m:e>
             <m:r>
               <w:rPr>
-                <w:rFonts w:ascii="Cambria Math" w:hAnsi="Cambria Math" w:cs="Cambria Math"/>
+                <w:rFonts w:ascii="Times New Roman" w:hAnsi="Times New Roman" w:cs="Cambria Math"/>
               </w:rPr>
               <m:t>P</m:t>
             </m:r>
@@ -1588,7 +1588,7 @@
           <m:sub>
             <m:r>
               <w:rPr>
-                <w:rFonts w:ascii="Cambria Math" w:hAnsi="Cambria Math" w:cs="Cambria Math"/>
+                <w:rFonts w:ascii="Times New Roman" w:hAnsi="Times New Roman" w:cs="Cambria Math"/>
               </w:rPr>
               <m:t>2</m:t>
             </m:r>
@@ -1596,7 +1596,7 @@
         </m:sSub>
         <m:r>
           <w:rPr>
-            <w:rFonts w:ascii="Cambria Math" w:hAnsi="Cambria Math" w:cs="Cambria Math"/>
+            <w:rFonts w:ascii="Times New Roman" w:hAnsi="Times New Roman" w:cs="Cambria Math"/>
           </w:rPr>
           <m:t>=</m:t>
         </m:r>
@@ -1604,7 +1604,7 @@
           <m:fPr>
             <m:ctrlPr>
               <w:rPr>
-                <w:rFonts w:ascii="Cambria Math" w:hAnsi="Cambria Math"/>
+                <w:rFonts w:ascii="Times New Roman" w:hAnsi="Times New Roman"/>
               </w:rPr>
             </m:ctrlPr>
           </m:fPr>
@@ -1613,14 +1613,14 @@
               <m:sSupPr>
                 <m:ctrlPr>
                   <w:rPr>
-                    <w:rFonts w:ascii="Cambria Math" w:hAnsi="Cambria Math"/>
+                    <w:rFonts w:ascii="Times New Roman" w:hAnsi="Times New Roman"/>
                   </w:rPr>
                 </m:ctrlPr>
               </m:sSupPr>
               <m:e>
                 <m:r>
                   <w:rPr>
-                    <w:rFonts w:ascii="Cambria Math" w:hAnsi="Cambria Math" w:cs="Cambria Math"/>
+                    <w:rFonts w:ascii="Times New Roman" w:hAnsi="Times New Roman" w:cs="Cambria Math"/>
                   </w:rPr>
                   <m:t>E</m:t>
                 </m:r>
@@ -1628,7 +1628,7 @@
               <m:sup>
                 <m:r>
                   <w:rPr>
-                    <w:rFonts w:ascii="Cambria Math" w:hAnsi="Cambria Math" w:cs="Cambria Math"/>
+                    <w:rFonts w:ascii="Times New Roman" w:hAnsi="Times New Roman" w:cs="Cambria Math"/>
                   </w:rPr>
                   <m:t>2</m:t>
                 </m:r>
@@ -1638,7 +1638,7 @@
           <m:den>
             <m:r>
               <w:rPr>
-                <w:rFonts w:ascii="Cambria Math" w:hAnsi="Cambria Math" w:cs="Cambria Math"/>
+                <w:rFonts w:ascii="Times New Roman" w:hAnsi="Times New Roman" w:cs="Cambria Math"/>
               </w:rPr>
               <m:t>4</m:t>
             </m:r>
@@ -1646,14 +1646,14 @@
               <m:dPr>
                 <m:ctrlPr>
                   <w:rPr>
-                    <w:rFonts w:ascii="Cambria Math" w:hAnsi="Cambria Math"/>
+                    <w:rFonts w:ascii="Times New Roman" w:hAnsi="Times New Roman"/>
                   </w:rPr>
                 </m:ctrlPr>
               </m:dPr>
               <m:e>
                 <m:r>
                   <w:rPr>
-                    <w:rFonts w:ascii="Cambria Math" w:hAnsi="Cambria Math" w:cs="Cambria Math"/>
+                    <w:rFonts w:ascii="Times New Roman" w:hAnsi="Times New Roman" w:cs="Cambria Math"/>
                   </w:rPr>
                   <m:t>R+r</m:t>
                 </m:r>
@@ -1663,7 +1663,7 @@
         </m:f>
         <m:r>
           <w:rPr>
-            <w:rFonts w:ascii="Cambria Math" w:hAnsi="Cambria Math" w:cs="Cambria Math"/>
+            <w:rFonts w:ascii="Times New Roman" w:hAnsi="Times New Roman" w:cs="Cambria Math"/>
           </w:rPr>
           <m:t>=1.5</m:t>
         </m:r>
@@ -1672,7 +1672,7 @@
             <m:nor/>
           </m:rPr>
           <w:rPr>
-            <w:rFonts w:ascii="Cambria Math" w:hAnsi="Cambria Math" w:cs="Cambria Math"/>
+            <w:rFonts w:ascii="Times New Roman" w:hAnsi="Times New Roman" w:cs="Cambria Math"/>
           </w:rPr>
           <m:t>W</m:t>
         </m:r>
@@ -1700,14 +1700,14 @@
           <m:sSubPr>
             <m:ctrlPr>
               <w:rPr>
-                <w:rFonts w:ascii="Cambria Math" w:hAnsi="Cambria Math"/>
+                <w:rFonts w:ascii="Times New Roman" w:hAnsi="Times New Roman"/>
               </w:rPr>
             </m:ctrlPr>
           </m:sSubPr>
           <m:e>
             <m:r>
               <w:rPr>
-                <w:rFonts w:ascii="Cambria Math" w:hAnsi="Cambria Math" w:cs="Cambria Math"/>
+                <w:rFonts w:ascii="Times New Roman" w:hAnsi="Times New Roman" w:cs="Cambria Math"/>
               </w:rPr>
               <m:t>R</m:t>
             </m:r>
@@ -1715,7 +1715,7 @@
           <m:sub>
             <m:r>
               <w:rPr>
-                <w:rFonts w:ascii="Cambria Math" w:hAnsi="Cambria Math" w:cs="Cambria Math"/>
+                <w:rFonts w:ascii="Times New Roman" w:hAnsi="Times New Roman" w:cs="Cambria Math"/>
               </w:rPr>
               <m:t>P</m:t>
             </m:r>
@@ -1723,7 +1723,7 @@
         </m:sSub>
         <m:r>
           <w:rPr>
-            <w:rFonts w:ascii="Cambria Math" w:hAnsi="Cambria Math" w:cs="Cambria Math"/>
+            <w:rFonts w:ascii="Times New Roman" w:hAnsi="Times New Roman" w:cs="Cambria Math"/>
           </w:rPr>
           <m:t>=3</m:t>
         </m:r>
@@ -1732,7 +1732,7 @@
             <m:nor/>
           </m:rPr>
           <w:rPr>
-            <w:rFonts w:ascii="Cambria Math" w:hAnsi="Cambria Math" w:cs="Cambria Math"/>
+            <w:rFonts w:ascii="Times New Roman" w:hAnsi="Times New Roman" w:cs="Cambria Math"/>
           </w:rPr>
           <m:t>Ω</m:t>
         </m:r>
@@ -1750,14 +1750,14 @@
           <m:sSubPr>
             <m:ctrlPr>
               <w:rPr>
-                <w:rFonts w:ascii="Cambria Math" w:hAnsi="Cambria Math"/>
+                <w:rFonts w:ascii="Times New Roman" w:hAnsi="Times New Roman"/>
               </w:rPr>
             </m:ctrlPr>
           </m:sSubPr>
           <m:e>
             <m:r>
               <w:rPr>
-                <w:rFonts w:ascii="Cambria Math" w:hAnsi="Cambria Math" w:cs="Cambria Math"/>
+                <w:rFonts w:ascii="Times New Roman" w:hAnsi="Times New Roman" w:cs="Cambria Math"/>
               </w:rPr>
               <m:t>R</m:t>
             </m:r>
@@ -1765,7 +1765,7 @@
           <m:sub>
             <m:r>
               <w:rPr>
-                <w:rFonts w:ascii="Cambria Math" w:hAnsi="Cambria Math" w:cs="Cambria Math"/>
+                <w:rFonts w:ascii="Times New Roman" w:hAnsi="Times New Roman" w:cs="Cambria Math"/>
               </w:rPr>
               <m:t>2</m:t>
             </m:r>
@@ -1795,7 +1795,7 @@
           <m:sSupPr>
             <m:ctrlPr>
               <w:rPr>
-                <w:rFonts w:ascii="Cambria Math" w:hAnsi="Cambria Math"/>
+                <w:rFonts w:ascii="Times New Roman" w:hAnsi="Times New Roman"/>
               </w:rPr>
             </m:ctrlPr>
           </m:sSupPr>
@@ -1804,7 +1804,7 @@
               <m:dPr>
                 <m:ctrlPr>
                   <w:rPr>
-                    <w:rFonts w:ascii="Cambria Math" w:hAnsi="Cambria Math"/>
+                    <w:rFonts w:ascii="Times New Roman" w:hAnsi="Times New Roman"/>
                   </w:rPr>
                 </m:ctrlPr>
               </m:dPr>
@@ -1813,14 +1813,14 @@
                   <m:fPr>
                     <m:ctrlPr>
                       <w:rPr>
-                        <w:rFonts w:ascii="Cambria Math" w:hAnsi="Cambria Math"/>
+                        <w:rFonts w:ascii="Times New Roman" w:hAnsi="Times New Roman"/>
                       </w:rPr>
                     </m:ctrlPr>
                   </m:fPr>
                   <m:num>
                     <m:r>
                       <w:rPr>
-                        <w:rFonts w:ascii="Cambria Math" w:hAnsi="Cambria Math" w:cs="Cambria Math"/>
+                        <w:rFonts w:ascii="Times New Roman" w:hAnsi="Times New Roman" w:cs="Cambria Math"/>
                       </w:rPr>
                       <m:t>E</m:t>
                     </m:r>
@@ -1830,14 +1830,14 @@
                       <m:sSubPr>
                         <m:ctrlPr>
                           <w:rPr>
-                            <w:rFonts w:ascii="Cambria Math" w:hAnsi="Cambria Math"/>
+                            <w:rFonts w:ascii="Times New Roman" w:hAnsi="Times New Roman"/>
                           </w:rPr>
                         </m:ctrlPr>
                       </m:sSubPr>
                       <m:e>
                         <m:r>
                           <w:rPr>
-                            <w:rFonts w:ascii="Cambria Math" w:hAnsi="Cambria Math" w:cs="Cambria Math"/>
+                            <w:rFonts w:ascii="Times New Roman" w:hAnsi="Times New Roman" w:cs="Cambria Math"/>
                           </w:rPr>
                           <m:t>R</m:t>
                         </m:r>
@@ -1845,7 +1845,7 @@
                       <m:sub>
                         <m:r>
                           <w:rPr>
-                            <w:rFonts w:ascii="Cambria Math" w:hAnsi="Cambria Math" w:cs="Cambria Math"/>
+                            <w:rFonts w:ascii="Times New Roman" w:hAnsi="Times New Roman" w:cs="Cambria Math"/>
                           </w:rPr>
                           <m:t>P</m:t>
                         </m:r>
@@ -1853,7 +1853,7 @@
                     </m:sSub>
                     <m:r>
                       <w:rPr>
-                        <w:rFonts w:ascii="Cambria Math" w:hAnsi="Cambria Math" w:cs="Cambria Math"/>
+                        <w:rFonts w:ascii="Times New Roman" w:hAnsi="Times New Roman" w:cs="Cambria Math"/>
                       </w:rPr>
                       <m:t>+R+r</m:t>
                     </m:r>
@@ -1865,7 +1865,7 @@
           <m:sup>
             <m:r>
               <w:rPr>
-                <w:rFonts w:ascii="Cambria Math" w:hAnsi="Cambria Math" w:cs="Cambria Math"/>
+                <w:rFonts w:ascii="Times New Roman" w:hAnsi="Times New Roman" w:cs="Cambria Math"/>
               </w:rPr>
               <m:t>2</m:t>
             </m:r>
@@ -1875,14 +1875,14 @@
           <m:sSubPr>
             <m:ctrlPr>
               <w:rPr>
-                <w:rFonts w:ascii="Cambria Math" w:hAnsi="Cambria Math"/>
+                <w:rFonts w:ascii="Times New Roman" w:hAnsi="Times New Roman"/>
               </w:rPr>
             </m:ctrlPr>
           </m:sSubPr>
           <m:e>
             <m:r>
               <w:rPr>
-                <w:rFonts w:ascii="Cambria Math" w:hAnsi="Cambria Math" w:cs="Cambria Math"/>
+                <w:rFonts w:ascii="Times New Roman" w:hAnsi="Times New Roman" w:cs="Cambria Math"/>
               </w:rPr>
               <m:t>R</m:t>
             </m:r>
@@ -1890,7 +1890,7 @@
           <m:sub>
             <m:r>
               <w:rPr>
-                <w:rFonts w:ascii="Cambria Math" w:hAnsi="Cambria Math" w:cs="Cambria Math"/>
+                <w:rFonts w:ascii="Times New Roman" w:hAnsi="Times New Roman" w:cs="Cambria Math"/>
               </w:rPr>
               <m:t>P</m:t>
             </m:r>
@@ -1898,7 +1898,7 @@
         </m:sSub>
         <m:r>
           <w:rPr>
-            <w:rFonts w:ascii="Cambria Math" w:hAnsi="Cambria Math" w:cs="Cambria Math"/>
+            <w:rFonts w:ascii="Times New Roman" w:hAnsi="Times New Roman" w:cs="Cambria Math"/>
           </w:rPr>
           <m:t>=</m:t>
         </m:r>
@@ -1906,7 +1906,7 @@
           <m:sSupPr>
             <m:ctrlPr>
               <w:rPr>
-                <w:rFonts w:ascii="Cambria Math" w:hAnsi="Cambria Math"/>
+                <w:rFonts w:ascii="Times New Roman" w:hAnsi="Times New Roman"/>
               </w:rPr>
             </m:ctrlPr>
           </m:sSupPr>
@@ -1915,7 +1915,7 @@
               <m:dPr>
                 <m:ctrlPr>
                   <w:rPr>
-                    <w:rFonts w:ascii="Cambria Math" w:hAnsi="Cambria Math"/>
+                    <w:rFonts w:ascii="Times New Roman" w:hAnsi="Times New Roman"/>
                   </w:rPr>
                 </m:ctrlPr>
               </m:dPr>
@@ -1924,14 +1924,14 @@
                   <m:fPr>
                     <m:ctrlPr>
                       <w:rPr>
-                        <w:rFonts w:ascii="Cambria Math" w:hAnsi="Cambria Math"/>
+                        <w:rFonts w:ascii="Times New Roman" w:hAnsi="Times New Roman"/>
                       </w:rPr>
                     </m:ctrlPr>
                   </m:fPr>
                   <m:num>
                     <m:r>
                       <w:rPr>
-                        <w:rFonts w:ascii="Cambria Math" w:hAnsi="Cambria Math" w:cs="Cambria Math"/>
+                        <w:rFonts w:ascii="Times New Roman" w:hAnsi="Times New Roman" w:cs="Cambria Math"/>
                       </w:rPr>
                       <m:t>E</m:t>
                     </m:r>
@@ -1941,14 +1941,14 @@
                       <m:sSubPr>
                         <m:ctrlPr>
                           <w:rPr>
-                            <w:rFonts w:ascii="Cambria Math" w:hAnsi="Cambria Math"/>
+                            <w:rFonts w:ascii="Times New Roman" w:hAnsi="Times New Roman"/>
                           </w:rPr>
                         </m:ctrlPr>
                       </m:sSubPr>
                       <m:e>
                         <m:r>
                           <w:rPr>
-                            <w:rFonts w:ascii="Cambria Math" w:hAnsi="Cambria Math" w:cs="Cambria Math"/>
+                            <w:rFonts w:ascii="Times New Roman" w:hAnsi="Times New Roman" w:cs="Cambria Math"/>
                           </w:rPr>
                           <m:t>R</m:t>
                         </m:r>
@@ -1956,7 +1956,7 @@
                       <m:sub>
                         <m:r>
                           <w:rPr>
-                            <w:rFonts w:ascii="Cambria Math" w:hAnsi="Cambria Math" w:cs="Cambria Math"/>
+                            <w:rFonts w:ascii="Times New Roman" w:hAnsi="Times New Roman" w:cs="Cambria Math"/>
                           </w:rPr>
                           <m:t>2</m:t>
                         </m:r>
@@ -1964,7 +1964,7 @@
                     </m:sSub>
                     <m:r>
                       <w:rPr>
-                        <w:rFonts w:ascii="Cambria Math" w:hAnsi="Cambria Math" w:cs="Cambria Math"/>
+                        <w:rFonts w:ascii="Times New Roman" w:hAnsi="Times New Roman" w:cs="Cambria Math"/>
                       </w:rPr>
                       <m:t>+R+r</m:t>
                     </m:r>
@@ -1976,7 +1976,7 @@
           <m:sup>
             <m:r>
               <w:rPr>
-                <w:rFonts w:ascii="Cambria Math" w:hAnsi="Cambria Math" w:cs="Cambria Math"/>
+                <w:rFonts w:ascii="Times New Roman" w:hAnsi="Times New Roman" w:cs="Cambria Math"/>
               </w:rPr>
               <m:t>2</m:t>
             </m:r>
@@ -1986,14 +1986,14 @@
           <m:sSubPr>
             <m:ctrlPr>
               <w:rPr>
-                <w:rFonts w:ascii="Cambria Math" w:hAnsi="Cambria Math"/>
+                <w:rFonts w:ascii="Times New Roman" w:hAnsi="Times New Roman"/>
               </w:rPr>
             </m:ctrlPr>
           </m:sSubPr>
           <m:e>
             <m:r>
               <w:rPr>
-                <w:rFonts w:ascii="Cambria Math" w:hAnsi="Cambria Math" w:cs="Cambria Math"/>
+                <w:rFonts w:ascii="Times New Roman" w:hAnsi="Times New Roman" w:cs="Cambria Math"/>
               </w:rPr>
               <m:t>R</m:t>
             </m:r>
@@ -2001,7 +2001,7 @@
           <m:sub>
             <m:r>
               <w:rPr>
-                <w:rFonts w:ascii="Cambria Math" w:hAnsi="Cambria Math" w:cs="Cambria Math"/>
+                <w:rFonts w:ascii="Times New Roman" w:hAnsi="Times New Roman" w:cs="Cambria Math"/>
               </w:rPr>
               <m:t>2</m:t>
             </m:r>
@@ -2031,14 +2031,14 @@
           <m:sSubPr>
             <m:ctrlPr>
               <w:rPr>
-                <w:rFonts w:ascii="Cambria Math" w:hAnsi="Cambria Math"/>
+                <w:rFonts w:ascii="Times New Roman" w:hAnsi="Times New Roman"/>
               </w:rPr>
             </m:ctrlPr>
           </m:sSubPr>
           <m:e>
             <m:r>
               <w:rPr>
-                <w:rFonts w:ascii="Cambria Math" w:hAnsi="Cambria Math" w:cs="Cambria Math"/>
+                <w:rFonts w:ascii="Times New Roman" w:hAnsi="Times New Roman" w:cs="Cambria Math"/>
               </w:rPr>
               <m:t>R</m:t>
             </m:r>
@@ -2046,7 +2046,7 @@
           <m:sub>
             <m:r>
               <w:rPr>
-                <w:rFonts w:ascii="Cambria Math" w:hAnsi="Cambria Math" w:cs="Cambria Math"/>
+                <w:rFonts w:ascii="Times New Roman" w:hAnsi="Times New Roman" w:cs="Cambria Math"/>
               </w:rPr>
               <m:t>2</m:t>
             </m:r>
@@ -2054,7 +2054,7 @@
         </m:sSub>
         <m:r>
           <w:rPr>
-            <w:rFonts w:ascii="Cambria Math" w:hAnsi="Cambria Math" w:cs="Cambria Math"/>
+            <w:rFonts w:ascii="Times New Roman" w:hAnsi="Times New Roman" w:cs="Cambria Math"/>
           </w:rPr>
           <m:t>=12</m:t>
         </m:r>
@@ -2063,7 +2063,7 @@
             <m:nor/>
           </m:rPr>
           <w:rPr>
-            <w:rFonts w:ascii="Cambria Math" w:hAnsi="Cambria Math" w:cs="Cambria Math"/>
+            <w:rFonts w:ascii="Times New Roman" w:hAnsi="Times New Roman" w:cs="Cambria Math"/>
           </w:rPr>
           <m:t>Ω</m:t>
         </m:r>
@@ -2149,14 +2149,14 @@
           <m:sSubPr>
             <m:ctrlPr>
               <w:rPr>
-                <w:rFonts w:ascii="Cambria Math" w:hAnsi="Cambria Math"/>
+                <w:rFonts w:ascii="Times New Roman" w:hAnsi="Times New Roman"/>
               </w:rPr>
             </m:ctrlPr>
           </m:sSubPr>
           <m:e>
             <m:r>
               <w:rPr>
-                <w:rFonts w:ascii="Cambria Math" w:hAnsi="Cambria Math" w:cs="Cambria Math"/>
+                <w:rFonts w:ascii="Times New Roman" w:hAnsi="Times New Roman" w:cs="Cambria Math"/>
               </w:rPr>
               <m:t>R</m:t>
             </m:r>
@@ -2164,7 +2164,7 @@
           <m:sub>
             <m:r>
               <w:rPr>
-                <w:rFonts w:ascii="Cambria Math" w:hAnsi="Cambria Math" w:cs="Cambria Math"/>
+                <w:rFonts w:ascii="Times New Roman" w:hAnsi="Times New Roman" w:cs="Cambria Math"/>
               </w:rPr>
               <m:t>r</m:t>
             </m:r>
@@ -2172,7 +2172,7 @@
         </m:sSub>
         <m:r>
           <w:rPr>
-            <w:rFonts w:ascii="Cambria Math" w:hAnsi="Cambria Math" w:cs="Cambria Math"/>
+            <w:rFonts w:ascii="Times New Roman" w:hAnsi="Times New Roman" w:cs="Cambria Math"/>
           </w:rPr>
           <m:t>=0</m:t>
         </m:r>
@@ -2249,14 +2249,14 @@
           <m:sSubPr>
             <m:ctrlPr>
               <w:rPr>
-                <w:rFonts w:ascii="Cambria Math" w:hAnsi="Cambria Math"/>
+                <w:rFonts w:ascii="Times New Roman" w:hAnsi="Times New Roman"/>
               </w:rPr>
             </m:ctrlPr>
           </m:sSubPr>
           <m:e>
             <m:r>
               <w:rPr>
-                <w:rFonts w:ascii="Cambria Math" w:hAnsi="Cambria Math" w:cs="Cambria Math"/>
+                <w:rFonts w:ascii="Times New Roman" w:hAnsi="Times New Roman" w:cs="Cambria Math"/>
               </w:rPr>
               <m:t>R</m:t>
             </m:r>
@@ -2267,7 +2267,7 @@
                 <m:sty m:val="p"/>
               </m:rPr>
               <w:rPr>
-                <w:rFonts w:ascii="Cambria Math" w:hAnsi="Cambria Math" w:cs="Cambria Math"/>
+                <w:rFonts w:ascii="Times New Roman" w:hAnsi="Times New Roman" w:cs="Cambria Math"/>
               </w:rPr>
               <m:t>外</m:t>
             </m:r>
@@ -2312,7 +2312,7 @@
       <m:oMath>
         <m:r>
           <w:rPr>
-            <w:rFonts w:ascii="Cambria Math" w:hAnsi="Cambria Math" w:cs="Cambria Math"/>
+            <w:rFonts w:ascii="Times New Roman" w:hAnsi="Times New Roman" w:cs="Cambria Math"/>
           </w:rPr>
           <m:t>R=4</m:t>
         </m:r>
@@ -2321,13 +2321,13 @@
             <m:sty m:val="p"/>
           </m:rPr>
           <w:rPr>
-            <w:rFonts w:ascii="Cambria Math" w:hAnsi="Cambria Math" w:cs="Cambria Math"/>
+            <w:rFonts w:ascii="Times New Roman" w:hAnsi="Times New Roman" w:cs="Cambria Math"/>
           </w:rPr>
           <m:t>Ω</m:t>
         </m:r>
         <m:r>
           <w:rPr>
-            <w:rFonts w:ascii="Cambria Math" w:hAnsi="Cambria Math" w:cs="Cambria Math"/>
+            <w:rFonts w:ascii="Times New Roman" w:hAnsi="Times New Roman" w:cs="Cambria Math"/>
           </w:rPr>
           <m:t>&gt;r=2</m:t>
         </m:r>
@@ -2336,7 +2336,7 @@
             <m:sty m:val="p"/>
           </m:rPr>
           <w:rPr>
-            <w:rFonts w:ascii="Cambria Math" w:hAnsi="Cambria Math" w:cs="Cambria Math"/>
+            <w:rFonts w:ascii="Times New Roman" w:hAnsi="Times New Roman" w:cs="Cambria Math"/>
           </w:rPr>
           <m:t>Ω</m:t>
         </m:r>
@@ -2364,14 +2364,14 @@
           <m:sSubPr>
             <m:ctrlPr>
               <w:rPr>
-                <w:rFonts w:ascii="Cambria Math" w:hAnsi="Cambria Math"/>
+                <w:rFonts w:ascii="Times New Roman" w:hAnsi="Times New Roman"/>
               </w:rPr>
             </m:ctrlPr>
           </m:sSubPr>
           <m:e>
             <m:r>
               <w:rPr>
-                <w:rFonts w:ascii="Cambria Math" w:hAnsi="Cambria Math" w:cs="Cambria Math"/>
+                <w:rFonts w:ascii="Times New Roman" w:hAnsi="Times New Roman" w:cs="Cambria Math"/>
               </w:rPr>
               <m:t>R</m:t>
             </m:r>
@@ -2379,7 +2379,7 @@
           <m:sub>
             <m:r>
               <w:rPr>
-                <w:rFonts w:ascii="Cambria Math" w:hAnsi="Cambria Math" w:cs="Cambria Math"/>
+                <w:rFonts w:ascii="Times New Roman" w:hAnsi="Times New Roman" w:cs="Cambria Math"/>
               </w:rPr>
               <m:t>r</m:t>
             </m:r>
@@ -2387,7 +2387,7 @@
         </m:sSub>
         <m:r>
           <w:rPr>
-            <w:rFonts w:ascii="Cambria Math" w:hAnsi="Cambria Math" w:cs="Cambria Math"/>
+            <w:rFonts w:ascii="Times New Roman" w:hAnsi="Times New Roman" w:cs="Cambria Math"/>
           </w:rPr>
           <m:t>=0</m:t>
         </m:r>
@@ -2403,7 +2403,7 @@
       <m:oMath>
         <m:r>
           <w:rPr>
-            <w:rFonts w:ascii="Cambria Math" w:hAnsi="Cambria Math" w:cs="Cambria Math"/>
+            <w:rFonts w:ascii="Times New Roman" w:hAnsi="Times New Roman" w:cs="Cambria Math"/>
           </w:rPr>
           <m:t>η=</m:t>
         </m:r>
@@ -2411,7 +2411,7 @@
           <m:fPr>
             <m:ctrlPr>
               <w:rPr>
-                <w:rFonts w:ascii="Cambria Math" w:hAnsi="Cambria Math"/>
+                <w:rFonts w:ascii="Times New Roman" w:hAnsi="Times New Roman"/>
               </w:rPr>
             </m:ctrlPr>
           </m:fPr>
@@ -2420,14 +2420,14 @@
               <m:sSubPr>
                 <m:ctrlPr>
                   <w:rPr>
-                    <w:rFonts w:ascii="Cambria Math" w:hAnsi="Cambria Math"/>
+                    <w:rFonts w:ascii="Times New Roman" w:hAnsi="Times New Roman"/>
                   </w:rPr>
                 </m:ctrlPr>
               </m:sSubPr>
               <m:e>
                 <m:r>
                   <w:rPr>
-                    <w:rFonts w:ascii="Cambria Math" w:hAnsi="Cambria Math" w:cs="Cambria Math"/>
+                    <w:rFonts w:ascii="Times New Roman" w:hAnsi="Times New Roman" w:cs="Cambria Math"/>
                   </w:rPr>
                   <m:t>P</m:t>
                 </m:r>
@@ -2438,7 +2438,7 @@
                     <m:sty m:val="p"/>
                   </m:rPr>
                   <w:rPr>
-                    <w:rFonts w:ascii="Cambria Math" w:hAnsi="Cambria Math" w:cs="Cambria Math"/>
+                    <w:rFonts w:ascii="Times New Roman" w:hAnsi="Times New Roman" w:cs="Cambria Math"/>
                   </w:rPr>
                   <m:t>出</m:t>
                 </m:r>
@@ -2450,14 +2450,14 @@
               <m:sSubPr>
                 <m:ctrlPr>
                   <w:rPr>
-                    <w:rFonts w:ascii="Cambria Math" w:hAnsi="Cambria Math"/>
+                    <w:rFonts w:ascii="Times New Roman" w:hAnsi="Times New Roman"/>
                   </w:rPr>
                 </m:ctrlPr>
               </m:sSubPr>
               <m:e>
                 <m:r>
                   <w:rPr>
-                    <w:rFonts w:ascii="Cambria Math" w:hAnsi="Cambria Math" w:cs="Cambria Math"/>
+                    <w:rFonts w:ascii="Times New Roman" w:hAnsi="Times New Roman" w:cs="Cambria Math"/>
                   </w:rPr>
                   <m:t>P</m:t>
                 </m:r>
@@ -2468,7 +2468,7 @@
                     <m:sty m:val="p"/>
                   </m:rPr>
                   <w:rPr>
-                    <w:rFonts w:ascii="Cambria Math" w:hAnsi="Cambria Math" w:cs="Cambria Math"/>
+                    <w:rFonts w:ascii="Times New Roman" w:hAnsi="Times New Roman" w:cs="Cambria Math"/>
                   </w:rPr>
                   <m:t>总</m:t>
                 </m:r>
@@ -2478,7 +2478,7 @@
         </m:f>
         <m:r>
           <w:rPr>
-            <w:rFonts w:ascii="Cambria Math" w:hAnsi="Cambria Math" w:cs="Cambria Math"/>
+            <w:rFonts w:ascii="Times New Roman" w:hAnsi="Times New Roman" w:cs="Cambria Math"/>
           </w:rPr>
           <m:t>=</m:t>
         </m:r>
@@ -2486,7 +2486,7 @@
           <m:fPr>
             <m:ctrlPr>
               <w:rPr>
-                <w:rFonts w:ascii="Cambria Math" w:hAnsi="Cambria Math"/>
+                <w:rFonts w:ascii="Times New Roman" w:hAnsi="Times New Roman"/>
               </w:rPr>
             </m:ctrlPr>
           </m:fPr>
@@ -2495,14 +2495,14 @@
               <m:sSupPr>
                 <m:ctrlPr>
                   <w:rPr>
-                    <w:rFonts w:ascii="Cambria Math" w:hAnsi="Cambria Math"/>
+                    <w:rFonts w:ascii="Times New Roman" w:hAnsi="Times New Roman"/>
                   </w:rPr>
                 </m:ctrlPr>
               </m:sSupPr>
               <m:e>
                 <m:r>
                   <w:rPr>
-                    <w:rFonts w:ascii="Cambria Math" w:hAnsi="Cambria Math" w:cs="Cambria Math"/>
+                    <w:rFonts w:ascii="Times New Roman" w:hAnsi="Times New Roman" w:cs="Cambria Math"/>
                   </w:rPr>
                   <m:t>I</m:t>
                 </m:r>
@@ -2510,7 +2510,7 @@
               <m:sup>
                 <m:r>
                   <w:rPr>
-                    <w:rFonts w:ascii="Cambria Math" w:hAnsi="Cambria Math" w:cs="Cambria Math"/>
+                    <w:rFonts w:ascii="Times New Roman" w:hAnsi="Times New Roman" w:cs="Cambria Math"/>
                   </w:rPr>
                   <m:t>2</m:t>
                 </m:r>
@@ -2520,14 +2520,14 @@
               <m:sSubPr>
                 <m:ctrlPr>
                   <w:rPr>
-                    <w:rFonts w:ascii="Cambria Math" w:hAnsi="Cambria Math"/>
+                    <w:rFonts w:ascii="Times New Roman" w:hAnsi="Times New Roman"/>
                   </w:rPr>
                 </m:ctrlPr>
               </m:sSubPr>
               <m:e>
                 <m:r>
                   <w:rPr>
-                    <w:rFonts w:ascii="Cambria Math" w:hAnsi="Cambria Math" w:cs="Cambria Math"/>
+                    <w:rFonts w:ascii="Times New Roman" w:hAnsi="Times New Roman" w:cs="Cambria Math"/>
                   </w:rPr>
                   <m:t>R</m:t>
                 </m:r>
@@ -2538,7 +2538,7 @@
                     <m:sty m:val="p"/>
                   </m:rPr>
                   <w:rPr>
-                    <w:rFonts w:ascii="Cambria Math" w:hAnsi="Cambria Math" w:cs="Cambria Math"/>
+                    <w:rFonts w:ascii="Times New Roman" w:hAnsi="Times New Roman" w:cs="Cambria Math"/>
                   </w:rPr>
                   <m:t>外</m:t>
                 </m:r>
@@ -2550,14 +2550,14 @@
               <m:sSupPr>
                 <m:ctrlPr>
                   <w:rPr>
-                    <w:rFonts w:ascii="Cambria Math" w:hAnsi="Cambria Math"/>
+                    <w:rFonts w:ascii="Times New Roman" w:hAnsi="Times New Roman"/>
                   </w:rPr>
                 </m:ctrlPr>
               </m:sSupPr>
               <m:e>
                 <m:r>
                   <w:rPr>
-                    <w:rFonts w:ascii="Cambria Math" w:hAnsi="Cambria Math" w:cs="Cambria Math"/>
+                    <w:rFonts w:ascii="Times New Roman" w:hAnsi="Times New Roman" w:cs="Cambria Math"/>
                   </w:rPr>
                   <m:t>I</m:t>
                 </m:r>
@@ -2565,7 +2565,7 @@
               <m:sup>
                 <m:r>
                   <w:rPr>
-                    <w:rFonts w:ascii="Cambria Math" w:hAnsi="Cambria Math" w:cs="Cambria Math"/>
+                    <w:rFonts w:ascii="Times New Roman" w:hAnsi="Times New Roman" w:cs="Cambria Math"/>
                   </w:rPr>
                   <m:t>2</m:t>
                 </m:r>
@@ -2573,7 +2573,7 @@
             </m:sSup>
             <m:r>
               <w:rPr>
-                <w:rFonts w:ascii="Cambria Math" w:hAnsi="Cambria Math" w:cs="Cambria Math"/>
+                <w:rFonts w:ascii="Times New Roman" w:hAnsi="Times New Roman" w:cs="Cambria Math"/>
               </w:rPr>
               <m:t>(</m:t>
             </m:r>
@@ -2581,14 +2581,14 @@
               <m:sSubPr>
                 <m:ctrlPr>
                   <w:rPr>
-                    <w:rFonts w:ascii="Cambria Math" w:hAnsi="Cambria Math"/>
+                    <w:rFonts w:ascii="Times New Roman" w:hAnsi="Times New Roman"/>
                   </w:rPr>
                 </m:ctrlPr>
               </m:sSubPr>
               <m:e>
                 <m:r>
                   <w:rPr>
-                    <w:rFonts w:ascii="Cambria Math" w:hAnsi="Cambria Math" w:cs="Cambria Math"/>
+                    <w:rFonts w:ascii="Times New Roman" w:hAnsi="Times New Roman" w:cs="Cambria Math"/>
                   </w:rPr>
                   <m:t>R</m:t>
                 </m:r>
@@ -2599,7 +2599,7 @@
                     <m:sty m:val="p"/>
                   </m:rPr>
                   <w:rPr>
-                    <w:rFonts w:ascii="Cambria Math" w:hAnsi="Cambria Math" w:cs="Cambria Math"/>
+                    <w:rFonts w:ascii="Times New Roman" w:hAnsi="Times New Roman" w:cs="Cambria Math"/>
                   </w:rPr>
                   <m:t>外</m:t>
                 </m:r>
@@ -2607,7 +2607,7 @@
             </m:sSub>
             <m:r>
               <w:rPr>
-                <w:rFonts w:ascii="Cambria Math" w:hAnsi="Cambria Math" w:cs="Cambria Math"/>
+                <w:rFonts w:ascii="Times New Roman" w:hAnsi="Times New Roman" w:cs="Cambria Math"/>
               </w:rPr>
               <m:t>+r)</m:t>
             </m:r>
@@ -2615,7 +2615,7 @@
         </m:f>
         <m:r>
           <w:rPr>
-            <w:rFonts w:ascii="Cambria Math" w:hAnsi="Cambria Math" w:cs="Cambria Math"/>
+            <w:rFonts w:ascii="Times New Roman" w:hAnsi="Times New Roman" w:cs="Cambria Math"/>
           </w:rPr>
           <m:t>=</m:t>
         </m:r>
@@ -2623,14 +2623,14 @@
           <m:fPr>
             <m:ctrlPr>
               <w:rPr>
-                <w:rFonts w:ascii="Cambria Math" w:hAnsi="Cambria Math"/>
+                <w:rFonts w:ascii="Times New Roman" w:hAnsi="Times New Roman"/>
               </w:rPr>
             </m:ctrlPr>
           </m:fPr>
           <m:num>
             <m:r>
               <w:rPr>
-                <w:rFonts w:ascii="Cambria Math" w:hAnsi="Cambria Math" w:cs="Cambria Math"/>
+                <w:rFonts w:ascii="Times New Roman" w:hAnsi="Times New Roman" w:cs="Cambria Math"/>
               </w:rPr>
               <m:t>1</m:t>
             </m:r>
@@ -2638,7 +2638,7 @@
           <m:den>
             <m:r>
               <w:rPr>
-                <w:rFonts w:ascii="Cambria Math" w:hAnsi="Cambria Math" w:cs="Cambria Math"/>
+                <w:rFonts w:ascii="Times New Roman" w:hAnsi="Times New Roman" w:cs="Cambria Math"/>
               </w:rPr>
               <m:t>1+</m:t>
             </m:r>
@@ -2646,14 +2646,14 @@
               <m:fPr>
                 <m:ctrlPr>
                   <w:rPr>
-                    <w:rFonts w:ascii="Cambria Math" w:hAnsi="Cambria Math"/>
+                    <w:rFonts w:ascii="Times New Roman" w:hAnsi="Times New Roman"/>
                   </w:rPr>
                 </m:ctrlPr>
               </m:fPr>
               <m:num>
                 <m:r>
                   <w:rPr>
-                    <w:rFonts w:ascii="Cambria Math" w:hAnsi="Cambria Math" w:cs="Cambria Math"/>
+                    <w:rFonts w:ascii="Times New Roman" w:hAnsi="Times New Roman" w:cs="Cambria Math"/>
                   </w:rPr>
                   <m:t>r</m:t>
                 </m:r>
@@ -2663,14 +2663,14 @@
                   <m:sSubPr>
                     <m:ctrlPr>
                       <w:rPr>
-                        <w:rFonts w:ascii="Cambria Math" w:hAnsi="Cambria Math"/>
+                        <w:rFonts w:ascii="Times New Roman" w:hAnsi="Times New Roman"/>
                       </w:rPr>
                     </m:ctrlPr>
                   </m:sSubPr>
                   <m:e>
                     <m:r>
                       <w:rPr>
-                        <w:rFonts w:ascii="Cambria Math" w:hAnsi="Cambria Math" w:cs="Cambria Math"/>
+                        <w:rFonts w:ascii="Times New Roman" w:hAnsi="Times New Roman" w:cs="Cambria Math"/>
                       </w:rPr>
                       <m:t>R</m:t>
                     </m:r>
@@ -2681,7 +2681,7 @@
                         <m:sty m:val="p"/>
                       </m:rPr>
                       <w:rPr>
-                        <w:rFonts w:ascii="Cambria Math" w:hAnsi="Cambria Math" w:cs="Cambria Math"/>
+                        <w:rFonts w:ascii="Times New Roman" w:hAnsi="Times New Roman" w:cs="Cambria Math"/>
                       </w:rPr>
                       <m:t>外</m:t>
                     </m:r>
@@ -2715,14 +2715,14 @@
           <m:sSubPr>
             <m:ctrlPr>
               <w:rPr>
-                <w:rFonts w:ascii="Cambria Math" w:hAnsi="Cambria Math"/>
+                <w:rFonts w:ascii="Times New Roman" w:hAnsi="Times New Roman"/>
               </w:rPr>
             </m:ctrlPr>
           </m:sSubPr>
           <m:e>
             <m:r>
               <w:rPr>
-                <w:rFonts w:ascii="Cambria Math" w:hAnsi="Cambria Math" w:cs="Cambria Math"/>
+                <w:rFonts w:ascii="Times New Roman" w:hAnsi="Times New Roman" w:cs="Cambria Math"/>
               </w:rPr>
               <m:t>R</m:t>
             </m:r>
@@ -2733,7 +2733,7 @@
                 <m:sty m:val="p"/>
               </m:rPr>
               <w:rPr>
-                <w:rFonts w:ascii="Cambria Math" w:hAnsi="Cambria Math" w:cs="Cambria Math"/>
+                <w:rFonts w:ascii="Times New Roman" w:hAnsi="Times New Roman" w:cs="Cambria Math"/>
               </w:rPr>
               <m:t>外</m:t>
             </m:r>
@@ -3418,7 +3418,7 @@
       <m:oMath>
         <m:r>
           <w:rPr>
-            <w:rFonts w:ascii="Cambria Math" w:hAnsi="Cambria Math" w:cs="Cambria Math"/>
+            <w:rFonts w:ascii="Times New Roman" w:hAnsi="Times New Roman" w:cs="Cambria Math"/>
           </w:rPr>
           <m:t>U-I</m:t>
         </m:r>
@@ -3434,7 +3434,7 @@
       <m:oMath>
         <m:r>
           <w:rPr>
-            <w:rFonts w:ascii="Cambria Math" w:hAnsi="Cambria Math" w:cs="Cambria Math"/>
+            <w:rFonts w:ascii="Times New Roman" w:hAnsi="Times New Roman" w:cs="Cambria Math"/>
           </w:rPr>
           <m:t>E=</m:t>
         </m:r>
@@ -3466,7 +3466,7 @@
       <m:oMath>
         <m:r>
           <w:rPr>
-            <w:rFonts w:ascii="Cambria Math" w:hAnsi="Cambria Math" w:cs="Cambria Math"/>
+            <w:rFonts w:ascii="Times New Roman" w:hAnsi="Times New Roman" w:cs="Cambria Math"/>
           </w:rPr>
           <m:t>r=</m:t>
         </m:r>
@@ -4004,7 +4004,7 @@
       <m:oMath>
         <m:r>
           <w:rPr>
-            <w:rFonts w:ascii="Cambria Math" w:hAnsi="Cambria Math" w:cs="Cambria Math"/>
+            <w:rFonts w:ascii="Times New Roman" w:hAnsi="Times New Roman" w:cs="Cambria Math"/>
           </w:rPr>
           <m:t>U=-r⋅I+E</m:t>
         </m:r>
@@ -4236,7 +4236,7 @@
           <m:sSubPr>
             <m:ctrlPr>
               <w:rPr>
-                <w:rFonts w:ascii="Cambria Math" w:hAnsi="Cambria Math"/>
+                <w:rFonts w:ascii="Times New Roman" w:hAnsi="Times New Roman"/>
               </w:rPr>
             </m:ctrlPr>
           </m:sSubPr>
@@ -4246,7 +4246,7 @@
                 <m:sty m:val="p"/>
               </m:rPr>
               <w:rPr>
-                <w:rFonts w:ascii="Cambria Math" w:hAnsi="Cambria Math" w:cs="Cambria Math"/>
+                <w:rFonts w:ascii="Times New Roman" w:hAnsi="Times New Roman" w:cs="Cambria Math"/>
               </w:rPr>
               <m:t>V</m:t>
             </m:r>
@@ -4254,7 +4254,7 @@
           <m:sub>
             <m:r>
               <w:rPr>
-                <w:rFonts w:ascii="Cambria Math" w:hAnsi="Cambria Math" w:cs="Cambria Math"/>
+                <w:rFonts w:ascii="Times New Roman" w:hAnsi="Times New Roman" w:cs="Cambria Math"/>
               </w:rPr>
               <m:t>1</m:t>
             </m:r>
@@ -4274,7 +4274,7 @@
           <m:sSubPr>
             <m:ctrlPr>
               <w:rPr>
-                <w:rFonts w:ascii="Cambria Math" w:hAnsi="Cambria Math"/>
+                <w:rFonts w:ascii="Times New Roman" w:hAnsi="Times New Roman"/>
               </w:rPr>
             </m:ctrlPr>
           </m:sSubPr>
@@ -4284,7 +4284,7 @@
                 <m:sty m:val="p"/>
               </m:rPr>
               <w:rPr>
-                <w:rFonts w:ascii="Cambria Math" w:hAnsi="Cambria Math" w:cs="Cambria Math"/>
+                <w:rFonts w:ascii="Times New Roman" w:hAnsi="Times New Roman" w:cs="Cambria Math"/>
               </w:rPr>
               <m:t>A</m:t>
             </m:r>
@@ -4292,7 +4292,7 @@
           <m:sub>
             <m:r>
               <w:rPr>
-                <w:rFonts w:ascii="Cambria Math" w:hAnsi="Cambria Math" w:cs="Cambria Math"/>
+                <w:rFonts w:ascii="Times New Roman" w:hAnsi="Times New Roman" w:cs="Cambria Math"/>
               </w:rPr>
               <m:t>1</m:t>
             </m:r>
@@ -4312,14 +4312,14 @@
           <m:sSubPr>
             <m:ctrlPr>
               <w:rPr>
-                <w:rFonts w:ascii="Cambria Math" w:hAnsi="Cambria Math"/>
+                <w:rFonts w:ascii="Times New Roman" w:hAnsi="Times New Roman"/>
               </w:rPr>
             </m:ctrlPr>
           </m:sSubPr>
           <m:e>
             <m:r>
               <w:rPr>
-                <w:rFonts w:ascii="Cambria Math" w:hAnsi="Cambria Math" w:cs="Cambria Math"/>
+                <w:rFonts w:ascii="Times New Roman" w:hAnsi="Times New Roman" w:cs="Cambria Math"/>
               </w:rPr>
               <m:t>R</m:t>
             </m:r>
@@ -4327,7 +4327,7 @@
           <m:sub>
             <m:r>
               <w:rPr>
-                <w:rFonts w:ascii="Cambria Math" w:hAnsi="Cambria Math" w:cs="Cambria Math"/>
+                <w:rFonts w:ascii="Times New Roman" w:hAnsi="Times New Roman" w:cs="Cambria Math"/>
               </w:rPr>
               <m:t>1</m:t>
             </m:r>
@@ -4401,7 +4401,7 @@
       <m:oMath>
         <m:r>
           <w:rPr>
-            <w:rFonts w:ascii="Cambria Math" w:hAnsi="Cambria Math" w:cs="Cambria Math"/>
+            <w:rFonts w:ascii="Times New Roman" w:hAnsi="Times New Roman" w:cs="Cambria Math"/>
           </w:rPr>
           <m:t>-</m:t>
         </m:r>
@@ -4409,7 +4409,7 @@
           <m:fPr>
             <m:ctrlPr>
               <w:rPr>
-                <w:rFonts w:ascii="Cambria Math" w:hAnsi="Cambria Math"/>
+                <w:rFonts w:ascii="Times New Roman" w:hAnsi="Times New Roman"/>
               </w:rPr>
             </m:ctrlPr>
           </m:fPr>
@@ -4418,14 +4418,14 @@
               <m:sSubPr>
                 <m:ctrlPr>
                   <w:rPr>
-                    <w:rFonts w:ascii="Cambria Math" w:hAnsi="Cambria Math"/>
+                    <w:rFonts w:ascii="Times New Roman" w:hAnsi="Times New Roman"/>
                   </w:rPr>
                 </m:ctrlPr>
               </m:sSubPr>
               <m:e>
                 <m:r>
                   <w:rPr>
-                    <w:rFonts w:ascii="Cambria Math" w:hAnsi="Cambria Math" w:cs="Cambria Math"/>
+                    <w:rFonts w:ascii="Times New Roman" w:hAnsi="Times New Roman" w:cs="Cambria Math"/>
                   </w:rPr>
                   <m:t>R</m:t>
                 </m:r>
@@ -4436,7 +4436,7 @@
                     <m:sty m:val="p"/>
                   </m:rPr>
                   <w:rPr>
-                    <w:rFonts w:ascii="Cambria Math" w:hAnsi="Cambria Math" w:cs="Cambria Math"/>
+                    <w:rFonts w:ascii="Times New Roman" w:hAnsi="Times New Roman" w:cs="Cambria Math"/>
                   </w:rPr>
                   <m:t>V</m:t>
                 </m:r>
@@ -4444,7 +4444,7 @@
             </m:sSub>
             <m:r>
               <w:rPr>
-                <w:rFonts w:ascii="Cambria Math" w:hAnsi="Cambria Math" w:cs="Cambria Math"/>
+                <w:rFonts w:ascii="Times New Roman" w:hAnsi="Times New Roman" w:cs="Cambria Math"/>
               </w:rPr>
               <m:t>r</m:t>
             </m:r>
@@ -4454,14 +4454,14 @@
               <m:sSubPr>
                 <m:ctrlPr>
                   <w:rPr>
-                    <w:rFonts w:ascii="Cambria Math" w:hAnsi="Cambria Math"/>
+                    <w:rFonts w:ascii="Times New Roman" w:hAnsi="Times New Roman"/>
                   </w:rPr>
                 </m:ctrlPr>
               </m:sSubPr>
               <m:e>
                 <m:r>
                   <w:rPr>
-                    <w:rFonts w:ascii="Cambria Math" w:hAnsi="Cambria Math" w:cs="Cambria Math"/>
+                    <w:rFonts w:ascii="Times New Roman" w:hAnsi="Times New Roman" w:cs="Cambria Math"/>
                   </w:rPr>
                   <m:t>R</m:t>
                 </m:r>
@@ -4472,7 +4472,7 @@
                     <m:sty m:val="p"/>
                   </m:rPr>
                   <w:rPr>
-                    <w:rFonts w:ascii="Cambria Math" w:hAnsi="Cambria Math" w:cs="Cambria Math"/>
+                    <w:rFonts w:ascii="Times New Roman" w:hAnsi="Times New Roman" w:cs="Cambria Math"/>
                   </w:rPr>
                   <m:t>V</m:t>
                 </m:r>
@@ -4480,7 +4480,7 @@
             </m:sSub>
             <m:r>
               <w:rPr>
-                <w:rFonts w:ascii="Cambria Math" w:hAnsi="Cambria Math" w:cs="Cambria Math"/>
+                <w:rFonts w:ascii="Times New Roman" w:hAnsi="Times New Roman" w:cs="Cambria Math"/>
               </w:rPr>
               <m:t>+r</m:t>
             </m:r>
@@ -4500,7 +4500,7 @@
           <m:fPr>
             <m:ctrlPr>
               <w:rPr>
-                <w:rFonts w:ascii="Cambria Math" w:hAnsi="Cambria Math"/>
+                <w:rFonts w:ascii="Times New Roman" w:hAnsi="Times New Roman"/>
               </w:rPr>
             </m:ctrlPr>
           </m:fPr>
@@ -4509,14 +4509,14 @@
               <m:sSubPr>
                 <m:ctrlPr>
                   <w:rPr>
-                    <w:rFonts w:ascii="Cambria Math" w:hAnsi="Cambria Math"/>
+                    <w:rFonts w:ascii="Times New Roman" w:hAnsi="Times New Roman"/>
                   </w:rPr>
                 </m:ctrlPr>
               </m:sSubPr>
               <m:e>
                 <m:r>
                   <w:rPr>
-                    <w:rFonts w:ascii="Cambria Math" w:hAnsi="Cambria Math" w:cs="Cambria Math"/>
+                    <w:rFonts w:ascii="Times New Roman" w:hAnsi="Times New Roman" w:cs="Cambria Math"/>
                   </w:rPr>
                   <m:t>R</m:t>
                 </m:r>
@@ -4527,7 +4527,7 @@
                     <m:sty m:val="p"/>
                   </m:rPr>
                   <w:rPr>
-                    <w:rFonts w:ascii="Cambria Math" w:hAnsi="Cambria Math" w:cs="Cambria Math"/>
+                    <w:rFonts w:ascii="Times New Roman" w:hAnsi="Times New Roman" w:cs="Cambria Math"/>
                   </w:rPr>
                   <m:t>V</m:t>
                 </m:r>
@@ -4535,7 +4535,7 @@
             </m:sSub>
             <m:r>
               <w:rPr>
-                <w:rFonts w:ascii="Cambria Math" w:hAnsi="Cambria Math" w:cs="Cambria Math"/>
+                <w:rFonts w:ascii="Times New Roman" w:hAnsi="Times New Roman" w:cs="Cambria Math"/>
               </w:rPr>
               <m:t>E</m:t>
             </m:r>
@@ -4545,14 +4545,14 @@
               <m:sSubPr>
                 <m:ctrlPr>
                   <w:rPr>
-                    <w:rFonts w:ascii="Cambria Math" w:hAnsi="Cambria Math"/>
+                    <w:rFonts w:ascii="Times New Roman" w:hAnsi="Times New Roman"/>
                   </w:rPr>
                 </m:ctrlPr>
               </m:sSubPr>
               <m:e>
                 <m:r>
                   <w:rPr>
-                    <w:rFonts w:ascii="Cambria Math" w:hAnsi="Cambria Math" w:cs="Cambria Math"/>
+                    <w:rFonts w:ascii="Times New Roman" w:hAnsi="Times New Roman" w:cs="Cambria Math"/>
                   </w:rPr>
                   <m:t>R</m:t>
                 </m:r>
@@ -4563,7 +4563,7 @@
                     <m:sty m:val="p"/>
                   </m:rPr>
                   <w:rPr>
-                    <w:rFonts w:ascii="Cambria Math" w:hAnsi="Cambria Math" w:cs="Cambria Math"/>
+                    <w:rFonts w:ascii="Times New Roman" w:hAnsi="Times New Roman" w:cs="Cambria Math"/>
                   </w:rPr>
                   <m:t>V</m:t>
                 </m:r>
@@ -4571,7 +4571,7 @@
             </m:sSub>
             <m:r>
               <w:rPr>
-                <w:rFonts w:ascii="Cambria Math" w:hAnsi="Cambria Math" w:cs="Cambria Math"/>
+                <w:rFonts w:ascii="Times New Roman" w:hAnsi="Times New Roman" w:cs="Cambria Math"/>
               </w:rPr>
               <m:t>+r</m:t>
             </m:r>
@@ -4706,7 +4706,7 @@
           <m:sSubPr>
             <m:ctrlPr>
               <w:rPr>
-                <w:rFonts w:ascii="Cambria Math" w:hAnsi="Cambria Math"/>
+                <w:rFonts w:ascii="Times New Roman" w:hAnsi="Times New Roman"/>
               </w:rPr>
             </m:ctrlPr>
           </m:sSubPr>
@@ -4716,7 +4716,7 @@
                 <m:sty m:val="p"/>
               </m:rPr>
               <w:rPr>
-                <w:rFonts w:ascii="Cambria Math" w:hAnsi="Cambria Math" w:cs="Cambria Math"/>
+                <w:rFonts w:ascii="Times New Roman" w:hAnsi="Times New Roman" w:cs="Cambria Math"/>
               </w:rPr>
               <m:t>V</m:t>
             </m:r>
@@ -4724,7 +4724,7 @@
           <m:sub>
             <m:r>
               <w:rPr>
-                <w:rFonts w:ascii="Cambria Math" w:hAnsi="Cambria Math" w:cs="Cambria Math"/>
+                <w:rFonts w:ascii="Times New Roman" w:hAnsi="Times New Roman" w:cs="Cambria Math"/>
               </w:rPr>
               <m:t>1</m:t>
             </m:r>
@@ -4768,7 +4768,7 @@
       <m:oMath>
         <m:r>
           <w:rPr>
-            <w:rFonts w:ascii="Cambria Math" w:hAnsi="Cambria Math" w:cs="Cambria Math"/>
+            <w:rFonts w:ascii="Times New Roman" w:hAnsi="Times New Roman" w:cs="Cambria Math"/>
           </w:rPr>
           <m:t>1</m:t>
         </m:r>
@@ -4777,7 +4777,7 @@
             <m:sty m:val="p"/>
           </m:rPr>
           <w:rPr>
-            <w:rFonts w:ascii="Cambria Math" w:hAnsi="Cambria Math" w:cs="Cambria Math"/>
+            <w:rFonts w:ascii="Times New Roman" w:hAnsi="Times New Roman" w:cs="Cambria Math"/>
           </w:rPr>
           <m:t>Ω</m:t>
         </m:r>
@@ -4793,7 +4793,7 @@
       <m:oMath>
         <m:r>
           <w:rPr>
-            <w:rFonts w:ascii="Cambria Math" w:hAnsi="Cambria Math" w:cs="Cambria Math"/>
+            <w:rFonts w:ascii="Times New Roman" w:hAnsi="Times New Roman" w:cs="Cambria Math"/>
           </w:rPr>
           <m:t>0.6</m:t>
         </m:r>
@@ -4802,7 +4802,7 @@
             <m:sty m:val="p"/>
           </m:rPr>
           <w:rPr>
-            <w:rFonts w:ascii="Cambria Math" w:hAnsi="Cambria Math" w:cs="Cambria Math"/>
+            <w:rFonts w:ascii="Times New Roman" w:hAnsi="Times New Roman" w:cs="Cambria Math"/>
           </w:rPr>
           <m:t>A</m:t>
         </m:r>
@@ -4820,7 +4820,7 @@
           <m:sSubPr>
             <m:ctrlPr>
               <w:rPr>
-                <w:rFonts w:ascii="Cambria Math" w:hAnsi="Cambria Math"/>
+                <w:rFonts w:ascii="Times New Roman" w:hAnsi="Times New Roman"/>
               </w:rPr>
             </m:ctrlPr>
           </m:sSubPr>
@@ -4830,7 +4830,7 @@
                 <m:sty m:val="p"/>
               </m:rPr>
               <w:rPr>
-                <w:rFonts w:ascii="Cambria Math" w:hAnsi="Cambria Math" w:cs="Cambria Math"/>
+                <w:rFonts w:ascii="Times New Roman" w:hAnsi="Times New Roman" w:cs="Cambria Math"/>
               </w:rPr>
               <m:t>A</m:t>
             </m:r>
@@ -4838,7 +4838,7 @@
           <m:sub>
             <m:r>
               <w:rPr>
-                <w:rFonts w:ascii="Cambria Math" w:hAnsi="Cambria Math" w:cs="Cambria Math"/>
+                <w:rFonts w:ascii="Times New Roman" w:hAnsi="Times New Roman" w:cs="Cambria Math"/>
               </w:rPr>
               <m:t>1</m:t>
             </m:r>
@@ -4882,7 +4882,7 @@
       <m:oMath>
         <m:r>
           <w:rPr>
-            <w:rFonts w:ascii="Cambria Math" w:hAnsi="Cambria Math" w:cs="Cambria Math"/>
+            <w:rFonts w:ascii="Times New Roman" w:hAnsi="Times New Roman" w:cs="Cambria Math"/>
           </w:rPr>
           <m:t>R=</m:t>
         </m:r>
@@ -4890,14 +4890,14 @@
           <m:fPr>
             <m:ctrlPr>
               <w:rPr>
-                <w:rFonts w:ascii="Cambria Math" w:hAnsi="Cambria Math"/>
+                <w:rFonts w:ascii="Times New Roman" w:hAnsi="Times New Roman"/>
               </w:rPr>
             </m:ctrlPr>
           </m:fPr>
           <m:num>
             <m:r>
               <w:rPr>
-                <w:rFonts w:ascii="Cambria Math" w:hAnsi="Cambria Math" w:cs="Cambria Math"/>
+                <w:rFonts w:ascii="Times New Roman" w:hAnsi="Times New Roman" w:cs="Cambria Math"/>
               </w:rPr>
               <m:t>E</m:t>
             </m:r>
@@ -4907,14 +4907,14 @@
               <m:sSubPr>
                 <m:ctrlPr>
                   <w:rPr>
-                    <w:rFonts w:ascii="Cambria Math" w:hAnsi="Cambria Math"/>
+                    <w:rFonts w:ascii="Times New Roman" w:hAnsi="Times New Roman"/>
                   </w:rPr>
                 </m:ctrlPr>
               </m:sSubPr>
               <m:e>
                 <m:r>
                   <w:rPr>
-                    <w:rFonts w:ascii="Cambria Math" w:hAnsi="Cambria Math" w:cs="Cambria Math"/>
+                    <w:rFonts w:ascii="Times New Roman" w:hAnsi="Times New Roman" w:cs="Cambria Math"/>
                   </w:rPr>
                   <m:t>I</m:t>
                 </m:r>
@@ -4925,7 +4925,7 @@
                     <m:sty m:val="p"/>
                   </m:rPr>
                   <w:rPr>
-                    <w:rFonts w:ascii="Cambria Math" w:hAnsi="Cambria Math" w:cs="Cambria Math"/>
+                    <w:rFonts w:ascii="Times New Roman" w:hAnsi="Times New Roman" w:cs="Cambria Math"/>
                   </w:rPr>
                   <m:t>g</m:t>
                 </m:r>
@@ -4935,7 +4935,7 @@
         </m:f>
         <m:r>
           <w:rPr>
-            <w:rFonts w:ascii="Cambria Math" w:hAnsi="Cambria Math" w:cs="Cambria Math"/>
+            <w:rFonts w:ascii="Times New Roman" w:hAnsi="Times New Roman" w:cs="Cambria Math"/>
           </w:rPr>
           <m:t>=</m:t>
         </m:r>
@@ -4943,14 +4943,14 @@
           <m:fPr>
             <m:ctrlPr>
               <w:rPr>
-                <w:rFonts w:ascii="Cambria Math" w:hAnsi="Cambria Math"/>
+                <w:rFonts w:ascii="Times New Roman" w:hAnsi="Times New Roman"/>
               </w:rPr>
             </m:ctrlPr>
           </m:fPr>
           <m:num>
             <m:r>
               <w:rPr>
-                <w:rFonts w:ascii="Cambria Math" w:hAnsi="Cambria Math" w:cs="Cambria Math"/>
+                <w:rFonts w:ascii="Times New Roman" w:hAnsi="Times New Roman" w:cs="Cambria Math"/>
               </w:rPr>
               <m:t>1.5</m:t>
             </m:r>
@@ -4958,7 +4958,7 @@
           <m:den>
             <m:r>
               <w:rPr>
-                <w:rFonts w:ascii="Cambria Math" w:hAnsi="Cambria Math" w:cs="Cambria Math"/>
+                <w:rFonts w:ascii="Times New Roman" w:hAnsi="Times New Roman" w:cs="Cambria Math"/>
               </w:rPr>
               <m:t>0.6</m:t>
             </m:r>
@@ -4969,13 +4969,13 @@
             <m:sty m:val="p"/>
           </m:rPr>
           <w:rPr>
-            <w:rFonts w:ascii="Cambria Math" w:hAnsi="Cambria Math" w:cs="Cambria Math"/>
+            <w:rFonts w:ascii="Times New Roman" w:hAnsi="Times New Roman" w:cs="Cambria Math"/>
           </w:rPr>
           <m:t>Ω</m:t>
         </m:r>
         <m:r>
           <w:rPr>
-            <w:rFonts w:ascii="Cambria Math" w:hAnsi="Cambria Math" w:cs="Cambria Math"/>
+            <w:rFonts w:ascii="Times New Roman" w:hAnsi="Times New Roman" w:cs="Cambria Math"/>
           </w:rPr>
           <m:t>=2.5</m:t>
         </m:r>
@@ -4984,7 +4984,7 @@
             <m:sty m:val="p"/>
           </m:rPr>
           <w:rPr>
-            <w:rFonts w:ascii="Cambria Math" w:hAnsi="Cambria Math" w:cs="Cambria Math"/>
+            <w:rFonts w:ascii="Times New Roman" w:hAnsi="Times New Roman" w:cs="Cambria Math"/>
           </w:rPr>
           <m:t>Ω</m:t>
         </m:r>
@@ -5012,14 +5012,14 @@
           <m:sSubPr>
             <m:ctrlPr>
               <w:rPr>
-                <w:rFonts w:ascii="Cambria Math" w:hAnsi="Cambria Math"/>
+                <w:rFonts w:ascii="Times New Roman" w:hAnsi="Times New Roman"/>
               </w:rPr>
             </m:ctrlPr>
           </m:sSubPr>
           <m:e>
             <m:r>
               <w:rPr>
-                <w:rFonts w:ascii="Cambria Math" w:hAnsi="Cambria Math" w:cs="Cambria Math"/>
+                <w:rFonts w:ascii="Times New Roman" w:hAnsi="Times New Roman" w:cs="Cambria Math"/>
               </w:rPr>
               <m:t>R</m:t>
             </m:r>
@@ -5027,7 +5027,7 @@
           <m:sub>
             <m:r>
               <w:rPr>
-                <w:rFonts w:ascii="Cambria Math" w:hAnsi="Cambria Math" w:cs="Cambria Math"/>
+                <w:rFonts w:ascii="Times New Roman" w:hAnsi="Times New Roman" w:cs="Cambria Math"/>
               </w:rPr>
               <m:t>1</m:t>
             </m:r>
@@ -5169,7 +5169,7 @@
       <m:oMath>
         <m:r>
           <w:rPr>
-            <w:rFonts w:ascii="Cambria Math" w:hAnsi="Cambria Math" w:cs="Cambria Math"/>
+            <w:rFonts w:ascii="Times New Roman" w:hAnsi="Times New Roman" w:cs="Cambria Math"/>
           </w:rPr>
           <m:t>U=E-Ir</m:t>
         </m:r>
@@ -5195,7 +5195,7 @@
       <m:oMath>
         <m:r>
           <w:rPr>
-            <w:rFonts w:ascii="Cambria Math" w:hAnsi="Cambria Math" w:cs="Cambria Math"/>
+            <w:rFonts w:ascii="Times New Roman" w:hAnsi="Times New Roman" w:cs="Cambria Math"/>
           </w:rPr>
           <m:t>E=1.50</m:t>
         </m:r>
@@ -5204,7 +5204,7 @@
             <m:sty m:val="p"/>
           </m:rPr>
           <w:rPr>
-            <w:rFonts w:ascii="Cambria Math" w:hAnsi="Cambria Math" w:cs="Cambria Math"/>
+            <w:rFonts w:ascii="Times New Roman" w:hAnsi="Times New Roman" w:cs="Cambria Math"/>
           </w:rPr>
           <m:t>V</m:t>
         </m:r>
@@ -5230,7 +5230,7 @@
       <m:oMath>
         <m:r>
           <w:rPr>
-            <w:rFonts w:ascii="Cambria Math" w:hAnsi="Cambria Math" w:cs="Cambria Math"/>
+            <w:rFonts w:ascii="Times New Roman" w:hAnsi="Times New Roman" w:cs="Cambria Math"/>
           </w:rPr>
           <m:t>r=</m:t>
         </m:r>
@@ -5238,14 +5238,14 @@
           <m:fPr>
             <m:ctrlPr>
               <w:rPr>
-                <w:rFonts w:ascii="Cambria Math" w:hAnsi="Cambria Math"/>
+                <w:rFonts w:ascii="Times New Roman" w:hAnsi="Times New Roman"/>
               </w:rPr>
             </m:ctrlPr>
           </m:fPr>
           <m:num>
             <m:r>
               <w:rPr>
-                <w:rFonts w:ascii="Cambria Math" w:hAnsi="Cambria Math" w:cs="Cambria Math"/>
+                <w:rFonts w:ascii="Times New Roman" w:hAnsi="Times New Roman" w:cs="Cambria Math"/>
               </w:rPr>
               <m:t>1.50-1.00</m:t>
             </m:r>
@@ -5253,7 +5253,7 @@
           <m:den>
             <m:r>
               <w:rPr>
-                <w:rFonts w:ascii="Cambria Math" w:hAnsi="Cambria Math" w:cs="Cambria Math"/>
+                <w:rFonts w:ascii="Times New Roman" w:hAnsi="Times New Roman" w:cs="Cambria Math"/>
               </w:rPr>
               <m:t>0.48</m:t>
             </m:r>
@@ -5264,13 +5264,13 @@
             <m:sty m:val="p"/>
           </m:rPr>
           <w:rPr>
-            <w:rFonts w:ascii="Cambria Math" w:hAnsi="Cambria Math" w:cs="Cambria Math"/>
+            <w:rFonts w:ascii="Times New Roman" w:hAnsi="Times New Roman" w:cs="Cambria Math"/>
           </w:rPr>
           <m:t>Ω</m:t>
         </m:r>
         <m:r>
           <w:rPr>
-            <w:rFonts w:ascii="Cambria Math" w:hAnsi="Cambria Math" w:cs="Cambria Math"/>
+            <w:rFonts w:ascii="Times New Roman" w:hAnsi="Times New Roman" w:cs="Cambria Math"/>
           </w:rPr>
           <m:t>≈1.04</m:t>
         </m:r>
@@ -5279,7 +5279,7 @@
             <m:sty m:val="p"/>
           </m:rPr>
           <w:rPr>
-            <w:rFonts w:ascii="Cambria Math" w:hAnsi="Cambria Math" w:cs="Cambria Math"/>
+            <w:rFonts w:ascii="Times New Roman" w:hAnsi="Times New Roman" w:cs="Cambria Math"/>
           </w:rPr>
           <m:t>Ω</m:t>
         </m:r>
@@ -5331,7 +5331,7 @@
       <m:oMath>
         <m:r>
           <w:rPr>
-            <w:rFonts w:ascii="Cambria Math" w:hAnsi="Cambria Math" w:cs="Cambria Math"/>
+            <w:rFonts w:ascii="Times New Roman" w:hAnsi="Times New Roman" w:cs="Cambria Math"/>
           </w:rPr>
           <m:t>P=</m:t>
         </m:r>
@@ -5339,14 +5339,14 @@
           <m:sSupPr>
             <m:ctrlPr>
               <w:rPr>
-                <w:rFonts w:ascii="Cambria Math" w:hAnsi="Cambria Math"/>
+                <w:rFonts w:ascii="Times New Roman" w:hAnsi="Times New Roman"/>
               </w:rPr>
             </m:ctrlPr>
           </m:sSupPr>
           <m:e>
             <m:r>
               <w:rPr>
-                <w:rFonts w:ascii="Cambria Math" w:hAnsi="Cambria Math" w:cs="Cambria Math"/>
+                <w:rFonts w:ascii="Times New Roman" w:hAnsi="Times New Roman" w:cs="Cambria Math"/>
               </w:rPr>
               <m:t>I</m:t>
             </m:r>
@@ -5354,7 +5354,7 @@
           <m:sup>
             <m:r>
               <w:rPr>
-                <w:rFonts w:ascii="Cambria Math" w:hAnsi="Cambria Math" w:cs="Cambria Math"/>
+                <w:rFonts w:ascii="Times New Roman" w:hAnsi="Times New Roman" w:cs="Cambria Math"/>
               </w:rPr>
               <m:t>2</m:t>
             </m:r>
@@ -5362,7 +5362,7 @@
         </m:sSup>
         <m:r>
           <w:rPr>
-            <w:rFonts w:ascii="Cambria Math" w:hAnsi="Cambria Math" w:cs="Cambria Math"/>
+            <w:rFonts w:ascii="Times New Roman" w:hAnsi="Times New Roman" w:cs="Cambria Math"/>
           </w:rPr>
           <m:t>r=</m:t>
         </m:r>
@@ -5370,7 +5370,7 @@
           <m:sSupPr>
             <m:ctrlPr>
               <w:rPr>
-                <w:rFonts w:ascii="Cambria Math" w:hAnsi="Cambria Math"/>
+                <w:rFonts w:ascii="Times New Roman" w:hAnsi="Times New Roman"/>
               </w:rPr>
             </m:ctrlPr>
           </m:sSupPr>
@@ -5379,7 +5379,7 @@
               <m:dPr>
                 <m:ctrlPr>
                   <w:rPr>
-                    <w:rFonts w:ascii="Cambria Math" w:hAnsi="Cambria Math"/>
+                    <w:rFonts w:ascii="Times New Roman" w:hAnsi="Times New Roman"/>
                   </w:rPr>
                 </m:ctrlPr>
               </m:dPr>
@@ -5388,14 +5388,14 @@
                   <m:fPr>
                     <m:ctrlPr>
                       <w:rPr>
-                        <w:rFonts w:ascii="Cambria Math" w:hAnsi="Cambria Math"/>
+                        <w:rFonts w:ascii="Times New Roman" w:hAnsi="Times New Roman"/>
                       </w:rPr>
                     </m:ctrlPr>
                   </m:fPr>
                   <m:num>
                     <m:r>
                       <w:rPr>
-                        <w:rFonts w:ascii="Cambria Math" w:hAnsi="Cambria Math" w:cs="Cambria Math"/>
+                        <w:rFonts w:ascii="Times New Roman" w:hAnsi="Times New Roman" w:cs="Cambria Math"/>
                       </w:rPr>
                       <m:t>E-U</m:t>
                     </m:r>
@@ -5403,7 +5403,7 @@
                   <m:den>
                     <m:r>
                       <w:rPr>
-                        <w:rFonts w:ascii="Cambria Math" w:hAnsi="Cambria Math" w:cs="Cambria Math"/>
+                        <w:rFonts w:ascii="Times New Roman" w:hAnsi="Times New Roman" w:cs="Cambria Math"/>
                       </w:rPr>
                       <m:t>r</m:t>
                     </m:r>
@@ -5415,7 +5415,7 @@
           <m:sup>
             <m:r>
               <w:rPr>
-                <w:rFonts w:ascii="Cambria Math" w:hAnsi="Cambria Math" w:cs="Cambria Math"/>
+                <w:rFonts w:ascii="Times New Roman" w:hAnsi="Times New Roman" w:cs="Cambria Math"/>
               </w:rPr>
               <m:t>2</m:t>
             </m:r>
@@ -5423,7 +5423,7 @@
         </m:sSup>
         <m:r>
           <w:rPr>
-            <w:rFonts w:ascii="Cambria Math" w:hAnsi="Cambria Math" w:cs="Cambria Math"/>
+            <w:rFonts w:ascii="Times New Roman" w:hAnsi="Times New Roman" w:cs="Cambria Math"/>
           </w:rPr>
           <m:t>r=</m:t>
         </m:r>
@@ -5431,7 +5431,7 @@
           <m:fPr>
             <m:ctrlPr>
               <w:rPr>
-                <w:rFonts w:ascii="Cambria Math" w:hAnsi="Cambria Math"/>
+                <w:rFonts w:ascii="Times New Roman" w:hAnsi="Times New Roman"/>
               </w:rPr>
             </m:ctrlPr>
           </m:fPr>
@@ -5440,14 +5440,14 @@
               <m:sSupPr>
                 <m:ctrlPr>
                   <w:rPr>
-                    <w:rFonts w:ascii="Cambria Math" w:hAnsi="Cambria Math"/>
+                    <w:rFonts w:ascii="Times New Roman" w:hAnsi="Times New Roman"/>
                   </w:rPr>
                 </m:ctrlPr>
               </m:sSupPr>
               <m:e>
                 <m:r>
                   <w:rPr>
-                    <w:rFonts w:ascii="Cambria Math" w:hAnsi="Cambria Math" w:cs="Cambria Math"/>
+                    <w:rFonts w:ascii="Times New Roman" w:hAnsi="Times New Roman" w:cs="Cambria Math"/>
                   </w:rPr>
                   <m:t>U</m:t>
                 </m:r>
@@ -5455,7 +5455,7 @@
               <m:sup>
                 <m:r>
                   <w:rPr>
-                    <w:rFonts w:ascii="Cambria Math" w:hAnsi="Cambria Math" w:cs="Cambria Math"/>
+                    <w:rFonts w:ascii="Times New Roman" w:hAnsi="Times New Roman" w:cs="Cambria Math"/>
                   </w:rPr>
                   <m:t>2</m:t>
                 </m:r>
@@ -5465,7 +5465,7 @@
           <m:den>
             <m:r>
               <w:rPr>
-                <w:rFonts w:ascii="Cambria Math" w:hAnsi="Cambria Math" w:cs="Cambria Math"/>
+                <w:rFonts w:ascii="Times New Roman" w:hAnsi="Times New Roman" w:cs="Cambria Math"/>
               </w:rPr>
               <m:t>r</m:t>
             </m:r>
@@ -5473,7 +5473,7 @@
         </m:f>
         <m:r>
           <w:rPr>
-            <w:rFonts w:ascii="Cambria Math" w:hAnsi="Cambria Math" w:cs="Cambria Math"/>
+            <w:rFonts w:ascii="Times New Roman" w:hAnsi="Times New Roman" w:cs="Cambria Math"/>
           </w:rPr>
           <m:t>-</m:t>
         </m:r>
@@ -5481,14 +5481,14 @@
           <m:fPr>
             <m:ctrlPr>
               <w:rPr>
-                <w:rFonts w:ascii="Cambria Math" w:hAnsi="Cambria Math"/>
+                <w:rFonts w:ascii="Times New Roman" w:hAnsi="Times New Roman"/>
               </w:rPr>
             </m:ctrlPr>
           </m:fPr>
           <m:num>
             <m:r>
               <w:rPr>
-                <w:rFonts w:ascii="Cambria Math" w:hAnsi="Cambria Math" w:cs="Cambria Math"/>
+                <w:rFonts w:ascii="Times New Roman" w:hAnsi="Times New Roman" w:cs="Cambria Math"/>
               </w:rPr>
               <m:t>2UE</m:t>
             </m:r>
@@ -5496,7 +5496,7 @@
           <m:den>
             <m:r>
               <w:rPr>
-                <w:rFonts w:ascii="Cambria Math" w:hAnsi="Cambria Math" w:cs="Cambria Math"/>
+                <w:rFonts w:ascii="Times New Roman" w:hAnsi="Times New Roman" w:cs="Cambria Math"/>
               </w:rPr>
               <m:t>r</m:t>
             </m:r>
@@ -5504,7 +5504,7 @@
         </m:f>
         <m:r>
           <w:rPr>
-            <w:rFonts w:ascii="Cambria Math" w:hAnsi="Cambria Math" w:cs="Cambria Math"/>
+            <w:rFonts w:ascii="Times New Roman" w:hAnsi="Times New Roman" w:cs="Cambria Math"/>
           </w:rPr>
           <m:t>+</m:t>
         </m:r>
@@ -5512,7 +5512,7 @@
           <m:fPr>
             <m:ctrlPr>
               <w:rPr>
-                <w:rFonts w:ascii="Cambria Math" w:hAnsi="Cambria Math"/>
+                <w:rFonts w:ascii="Times New Roman" w:hAnsi="Times New Roman"/>
               </w:rPr>
             </m:ctrlPr>
           </m:fPr>
@@ -5521,14 +5521,14 @@
               <m:sSupPr>
                 <m:ctrlPr>
                   <w:rPr>
-                    <w:rFonts w:ascii="Cambria Math" w:hAnsi="Cambria Math"/>
+                    <w:rFonts w:ascii="Times New Roman" w:hAnsi="Times New Roman"/>
                   </w:rPr>
                 </m:ctrlPr>
               </m:sSupPr>
               <m:e>
                 <m:r>
                   <w:rPr>
-                    <w:rFonts w:ascii="Cambria Math" w:hAnsi="Cambria Math" w:cs="Cambria Math"/>
+                    <w:rFonts w:ascii="Times New Roman" w:hAnsi="Times New Roman" w:cs="Cambria Math"/>
                   </w:rPr>
                   <m:t>E</m:t>
                 </m:r>
@@ -5536,7 +5536,7 @@
               <m:sup>
                 <m:r>
                   <w:rPr>
-                    <w:rFonts w:ascii="Cambria Math" w:hAnsi="Cambria Math" w:cs="Cambria Math"/>
+                    <w:rFonts w:ascii="Times New Roman" w:hAnsi="Times New Roman" w:cs="Cambria Math"/>
                   </w:rPr>
                   <m:t>2</m:t>
                 </m:r>
@@ -5546,7 +5546,7 @@
           <m:den>
             <m:r>
               <w:rPr>
-                <w:rFonts w:ascii="Cambria Math" w:hAnsi="Cambria Math" w:cs="Cambria Math"/>
+                <w:rFonts w:ascii="Times New Roman" w:hAnsi="Times New Roman" w:cs="Cambria Math"/>
               </w:rPr>
               <m:t>r</m:t>
             </m:r>
@@ -5617,7 +5617,7 @@
           <m:fPr>
             <m:ctrlPr>
               <w:rPr>
-                <w:rFonts w:ascii="Cambria Math" w:hAnsi="Cambria Math"/>
+                <w:rFonts w:ascii="Times New Roman" w:hAnsi="Times New Roman"/>
               </w:rPr>
             </m:ctrlPr>
           </m:fPr>
@@ -5626,14 +5626,14 @@
               <m:sSupPr>
                 <m:ctrlPr>
                   <w:rPr>
-                    <w:rFonts w:ascii="Cambria Math" w:hAnsi="Cambria Math"/>
+                    <w:rFonts w:ascii="Times New Roman" w:hAnsi="Times New Roman"/>
                   </w:rPr>
                 </m:ctrlPr>
               </m:sSupPr>
               <m:e>
                 <m:r>
                   <w:rPr>
-                    <w:rFonts w:ascii="Cambria Math" w:hAnsi="Cambria Math" w:cs="Cambria Math"/>
+                    <w:rFonts w:ascii="Times New Roman" w:hAnsi="Times New Roman" w:cs="Cambria Math"/>
                   </w:rPr>
                   <m:t>E</m:t>
                 </m:r>
@@ -5641,7 +5641,7 @@
               <m:sup>
                 <m:r>
                   <w:rPr>
-                    <w:rFonts w:ascii="Cambria Math" w:hAnsi="Cambria Math" w:cs="Cambria Math"/>
+                    <w:rFonts w:ascii="Times New Roman" w:hAnsi="Times New Roman" w:cs="Cambria Math"/>
                   </w:rPr>
                   <m:t>2</m:t>
                 </m:r>
@@ -5651,7 +5651,7 @@
           <m:den>
             <m:r>
               <w:rPr>
-                <w:rFonts w:ascii="Cambria Math" w:hAnsi="Cambria Math" w:cs="Cambria Math"/>
+                <w:rFonts w:ascii="Times New Roman" w:hAnsi="Times New Roman" w:cs="Cambria Math"/>
               </w:rPr>
               <m:t>r</m:t>
             </m:r>
@@ -5886,7 +5886,7 @@
       <m:oMath>
         <m:r>
           <w:rPr>
-            <w:rFonts w:ascii="Cambria Math" w:hAnsi="Cambria Math" w:cs="Cambria Math"/>
+            <w:rFonts w:ascii="Times New Roman" w:hAnsi="Times New Roman" w:cs="Cambria Math"/>
           </w:rPr>
           <m:t>E=U+</m:t>
         </m:r>
@@ -5894,14 +5894,14 @@
           <m:dPr>
             <m:ctrlPr>
               <w:rPr>
-                <w:rFonts w:ascii="Cambria Math" w:hAnsi="Cambria Math"/>
+                <w:rFonts w:ascii="Times New Roman" w:hAnsi="Times New Roman"/>
               </w:rPr>
             </m:ctrlPr>
           </m:dPr>
           <m:e>
             <m:r>
               <w:rPr>
-                <w:rFonts w:ascii="Cambria Math" w:hAnsi="Cambria Math" w:cs="Cambria Math"/>
+                <w:rFonts w:ascii="Times New Roman" w:hAnsi="Times New Roman" w:cs="Cambria Math"/>
               </w:rPr>
               <m:t>I+</m:t>
             </m:r>
@@ -5909,14 +5909,14 @@
               <m:fPr>
                 <m:ctrlPr>
                   <w:rPr>
-                    <w:rFonts w:ascii="Cambria Math" w:hAnsi="Cambria Math"/>
+                    <w:rFonts w:ascii="Times New Roman" w:hAnsi="Times New Roman"/>
                   </w:rPr>
                 </m:ctrlPr>
               </m:fPr>
               <m:num>
                 <m:r>
                   <w:rPr>
-                    <w:rFonts w:ascii="Cambria Math" w:hAnsi="Cambria Math" w:cs="Cambria Math"/>
+                    <w:rFonts w:ascii="Times New Roman" w:hAnsi="Times New Roman" w:cs="Cambria Math"/>
                   </w:rPr>
                   <m:t>U</m:t>
                 </m:r>
@@ -5926,14 +5926,14 @@
                   <m:sSubPr>
                     <m:ctrlPr>
                       <w:rPr>
-                        <w:rFonts w:ascii="Cambria Math" w:hAnsi="Cambria Math"/>
+                        <w:rFonts w:ascii="Times New Roman" w:hAnsi="Times New Roman"/>
                       </w:rPr>
                     </m:ctrlPr>
                   </m:sSubPr>
                   <m:e>
                     <m:r>
                       <w:rPr>
-                        <w:rFonts w:ascii="Cambria Math" w:hAnsi="Cambria Math" w:cs="Cambria Math"/>
+                        <w:rFonts w:ascii="Times New Roman" w:hAnsi="Times New Roman" w:cs="Cambria Math"/>
                       </w:rPr>
                       <m:t>R</m:t>
                     </m:r>
@@ -5944,7 +5944,7 @@
                         <m:sty m:val="p"/>
                       </m:rPr>
                       <w:rPr>
-                        <w:rFonts w:ascii="Cambria Math" w:hAnsi="Cambria Math" w:cs="Cambria Math"/>
+                        <w:rFonts w:ascii="Times New Roman" w:hAnsi="Times New Roman" w:cs="Cambria Math"/>
                       </w:rPr>
                       <m:t>V</m:t>
                     </m:r>
@@ -5956,7 +5956,7 @@
         </m:d>
         <m:r>
           <w:rPr>
-            <w:rFonts w:ascii="Cambria Math" w:hAnsi="Cambria Math" w:cs="Cambria Math"/>
+            <w:rFonts w:ascii="Times New Roman" w:hAnsi="Times New Roman" w:cs="Cambria Math"/>
           </w:rPr>
           <m:t>r</m:t>
         </m:r>
@@ -5982,7 +5982,7 @@
       <m:oMath>
         <m:r>
           <w:rPr>
-            <w:rFonts w:ascii="Cambria Math" w:hAnsi="Cambria Math" w:cs="Cambria Math"/>
+            <w:rFonts w:ascii="Times New Roman" w:hAnsi="Times New Roman" w:cs="Cambria Math"/>
           </w:rPr>
           <m:t>U=-</m:t>
         </m:r>
@@ -5990,7 +5990,7 @@
           <m:fPr>
             <m:ctrlPr>
               <w:rPr>
-                <w:rFonts w:ascii="Cambria Math" w:hAnsi="Cambria Math"/>
+                <w:rFonts w:ascii="Times New Roman" w:hAnsi="Times New Roman"/>
               </w:rPr>
             </m:ctrlPr>
           </m:fPr>
@@ -5999,14 +5999,14 @@
               <m:sSubPr>
                 <m:ctrlPr>
                   <w:rPr>
-                    <w:rFonts w:ascii="Cambria Math" w:hAnsi="Cambria Math"/>
+                    <w:rFonts w:ascii="Times New Roman" w:hAnsi="Times New Roman"/>
                   </w:rPr>
                 </m:ctrlPr>
               </m:sSubPr>
               <m:e>
                 <m:r>
                   <w:rPr>
-                    <w:rFonts w:ascii="Cambria Math" w:hAnsi="Cambria Math" w:cs="Cambria Math"/>
+                    <w:rFonts w:ascii="Times New Roman" w:hAnsi="Times New Roman" w:cs="Cambria Math"/>
                   </w:rPr>
                   <m:t>R</m:t>
                 </m:r>
@@ -6017,7 +6017,7 @@
                     <m:sty m:val="p"/>
                   </m:rPr>
                   <w:rPr>
-                    <w:rFonts w:ascii="Cambria Math" w:hAnsi="Cambria Math" w:cs="Cambria Math"/>
+                    <w:rFonts w:ascii="Times New Roman" w:hAnsi="Times New Roman" w:cs="Cambria Math"/>
                   </w:rPr>
                   <m:t>V</m:t>
                 </m:r>
@@ -6025,7 +6025,7 @@
             </m:sSub>
             <m:r>
               <w:rPr>
-                <w:rFonts w:ascii="Cambria Math" w:hAnsi="Cambria Math" w:cs="Cambria Math"/>
+                <w:rFonts w:ascii="Times New Roman" w:hAnsi="Times New Roman" w:cs="Cambria Math"/>
               </w:rPr>
               <m:t>r</m:t>
             </m:r>
@@ -6035,14 +6035,14 @@
               <m:sSubPr>
                 <m:ctrlPr>
                   <w:rPr>
-                    <w:rFonts w:ascii="Cambria Math" w:hAnsi="Cambria Math"/>
+                    <w:rFonts w:ascii="Times New Roman" w:hAnsi="Times New Roman"/>
                   </w:rPr>
                 </m:ctrlPr>
               </m:sSubPr>
               <m:e>
                 <m:r>
                   <w:rPr>
-                    <w:rFonts w:ascii="Cambria Math" w:hAnsi="Cambria Math" w:cs="Cambria Math"/>
+                    <w:rFonts w:ascii="Times New Roman" w:hAnsi="Times New Roman" w:cs="Cambria Math"/>
                   </w:rPr>
                   <m:t>R</m:t>
                 </m:r>
@@ -6053,7 +6053,7 @@
                     <m:sty m:val="p"/>
                   </m:rPr>
                   <w:rPr>
-                    <w:rFonts w:ascii="Cambria Math" w:hAnsi="Cambria Math" w:cs="Cambria Math"/>
+                    <w:rFonts w:ascii="Times New Roman" w:hAnsi="Times New Roman" w:cs="Cambria Math"/>
                   </w:rPr>
                   <m:t>V</m:t>
                 </m:r>
@@ -6061,7 +6061,7 @@
             </m:sSub>
             <m:r>
               <w:rPr>
-                <w:rFonts w:ascii="Cambria Math" w:hAnsi="Cambria Math" w:cs="Cambria Math"/>
+                <w:rFonts w:ascii="Times New Roman" w:hAnsi="Times New Roman" w:cs="Cambria Math"/>
               </w:rPr>
               <m:t>+r</m:t>
             </m:r>
@@ -6069,7 +6069,7 @@
         </m:f>
         <m:r>
           <w:rPr>
-            <w:rFonts w:ascii="Cambria Math" w:hAnsi="Cambria Math" w:cs="Cambria Math"/>
+            <w:rFonts w:ascii="Times New Roman" w:hAnsi="Times New Roman" w:cs="Cambria Math"/>
           </w:rPr>
           <m:t>I+</m:t>
         </m:r>
@@ -6077,7 +6077,7 @@
           <m:fPr>
             <m:ctrlPr>
               <w:rPr>
-                <w:rFonts w:ascii="Cambria Math" w:hAnsi="Cambria Math"/>
+                <w:rFonts w:ascii="Times New Roman" w:hAnsi="Times New Roman"/>
               </w:rPr>
             </m:ctrlPr>
           </m:fPr>
@@ -6086,14 +6086,14 @@
               <m:sSubPr>
                 <m:ctrlPr>
                   <w:rPr>
-                    <w:rFonts w:ascii="Cambria Math" w:hAnsi="Cambria Math"/>
+                    <w:rFonts w:ascii="Times New Roman" w:hAnsi="Times New Roman"/>
                   </w:rPr>
                 </m:ctrlPr>
               </m:sSubPr>
               <m:e>
                 <m:r>
                   <w:rPr>
-                    <w:rFonts w:ascii="Cambria Math" w:hAnsi="Cambria Math" w:cs="Cambria Math"/>
+                    <w:rFonts w:ascii="Times New Roman" w:hAnsi="Times New Roman" w:cs="Cambria Math"/>
                   </w:rPr>
                   <m:t>R</m:t>
                 </m:r>
@@ -6104,7 +6104,7 @@
                     <m:sty m:val="p"/>
                   </m:rPr>
                   <w:rPr>
-                    <w:rFonts w:ascii="Cambria Math" w:hAnsi="Cambria Math" w:cs="Cambria Math"/>
+                    <w:rFonts w:ascii="Times New Roman" w:hAnsi="Times New Roman" w:cs="Cambria Math"/>
                   </w:rPr>
                   <m:t>V</m:t>
                 </m:r>
@@ -6112,7 +6112,7 @@
             </m:sSub>
             <m:r>
               <w:rPr>
-                <w:rFonts w:ascii="Cambria Math" w:hAnsi="Cambria Math" w:cs="Cambria Math"/>
+                <w:rFonts w:ascii="Times New Roman" w:hAnsi="Times New Roman" w:cs="Cambria Math"/>
               </w:rPr>
               <m:t>E</m:t>
             </m:r>
@@ -6122,14 +6122,14 @@
               <m:sSubPr>
                 <m:ctrlPr>
                   <w:rPr>
-                    <w:rFonts w:ascii="Cambria Math" w:hAnsi="Cambria Math"/>
+                    <w:rFonts w:ascii="Times New Roman" w:hAnsi="Times New Roman"/>
                   </w:rPr>
                 </m:ctrlPr>
               </m:sSubPr>
               <m:e>
                 <m:r>
                   <w:rPr>
-                    <w:rFonts w:ascii="Cambria Math" w:hAnsi="Cambria Math" w:cs="Cambria Math"/>
+                    <w:rFonts w:ascii="Times New Roman" w:hAnsi="Times New Roman" w:cs="Cambria Math"/>
                   </w:rPr>
                   <m:t>R</m:t>
                 </m:r>
@@ -6140,7 +6140,7 @@
                     <m:sty m:val="p"/>
                   </m:rPr>
                   <w:rPr>
-                    <w:rFonts w:ascii="Cambria Math" w:hAnsi="Cambria Math" w:cs="Cambria Math"/>
+                    <w:rFonts w:ascii="Times New Roman" w:hAnsi="Times New Roman" w:cs="Cambria Math"/>
                   </w:rPr>
                   <m:t>V</m:t>
                 </m:r>
@@ -6148,7 +6148,7 @@
             </m:sSub>
             <m:r>
               <w:rPr>
-                <w:rFonts w:ascii="Cambria Math" w:hAnsi="Cambria Math" w:cs="Cambria Math"/>
+                <w:rFonts w:ascii="Times New Roman" w:hAnsi="Times New Roman" w:cs="Cambria Math"/>
               </w:rPr>
               <m:t>+r</m:t>
             </m:r>
@@ -6293,7 +6293,7 @@
           <m:sSubPr>
             <m:ctrlPr>
               <w:rPr>
-                <w:rFonts w:ascii="Cambria Math" w:hAnsi="Cambria Math"/>
+                <w:rFonts w:ascii="Times New Roman" w:hAnsi="Times New Roman"/>
               </w:rPr>
             </m:ctrlPr>
           </m:sSubPr>
@@ -6303,7 +6303,7 @@
                 <m:nor/>
               </m:rPr>
               <w:rPr>
-                <w:rFonts w:ascii="Cambria Math" w:hAnsi="Cambria Math" w:cs="Cambria Math"/>
+                <w:rFonts w:ascii="Times New Roman" w:hAnsi="Times New Roman" w:cs="Cambria Math"/>
               </w:rPr>
               <m:t>A</m:t>
             </m:r>
@@ -6314,7 +6314,7 @@
                 <m:nor/>
               </m:rPr>
               <w:rPr>
-                <w:rFonts w:ascii="Cambria Math" w:hAnsi="Cambria Math" w:cs="Cambria Math"/>
+                <w:rFonts w:ascii="Times New Roman" w:hAnsi="Times New Roman" w:cs="Cambria Math"/>
               </w:rPr>
               <m:t>1</m:t>
             </m:r>
@@ -6350,7 +6350,7 @@
           <m:sSubPr>
             <m:ctrlPr>
               <w:rPr>
-                <w:rFonts w:ascii="Cambria Math" w:hAnsi="Cambria Math"/>
+                <w:rFonts w:ascii="Times New Roman" w:hAnsi="Times New Roman"/>
               </w:rPr>
             </m:ctrlPr>
           </m:sSubPr>
@@ -6360,7 +6360,7 @@
                 <m:nor/>
               </m:rPr>
               <w:rPr>
-                <w:rFonts w:ascii="Cambria Math" w:hAnsi="Cambria Math" w:cs="Cambria Math"/>
+                <w:rFonts w:ascii="Times New Roman" w:hAnsi="Times New Roman" w:cs="Cambria Math"/>
               </w:rPr>
               <m:t>A</m:t>
             </m:r>
@@ -6371,7 +6371,7 @@
                 <m:nor/>
               </m:rPr>
               <w:rPr>
-                <w:rFonts w:ascii="Cambria Math" w:hAnsi="Cambria Math" w:cs="Cambria Math"/>
+                <w:rFonts w:ascii="Times New Roman" w:hAnsi="Times New Roman" w:cs="Cambria Math"/>
               </w:rPr>
               <m:t>2</m:t>
             </m:r>
@@ -6441,14 +6441,14 @@
           <m:sSubPr>
             <m:ctrlPr>
               <w:rPr>
-                <w:rFonts w:ascii="Cambria Math" w:hAnsi="Cambria Math"/>
+                <w:rFonts w:ascii="Times New Roman" w:hAnsi="Times New Roman"/>
               </w:rPr>
             </m:ctrlPr>
           </m:sSubPr>
           <m:e>
             <m:r>
               <w:rPr>
-                <w:rFonts w:ascii="Cambria Math" w:hAnsi="Cambria Math" w:cs="Cambria Math"/>
+                <w:rFonts w:ascii="Times New Roman" w:hAnsi="Times New Roman" w:cs="Cambria Math"/>
               </w:rPr>
               <m:t>R</m:t>
             </m:r>
@@ -6456,7 +6456,7 @@
           <m:sub>
             <m:r>
               <w:rPr>
-                <w:rFonts w:ascii="Cambria Math" w:hAnsi="Cambria Math" w:cs="Cambria Math"/>
+                <w:rFonts w:ascii="Times New Roman" w:hAnsi="Times New Roman" w:cs="Cambria Math"/>
               </w:rPr>
               <m:t>1</m:t>
             </m:r>
@@ -6464,7 +6464,7 @@
         </m:sSub>
         <m:r>
           <w:rPr>
-            <w:rFonts w:ascii="Cambria Math" w:hAnsi="Cambria Math" w:cs="Cambria Math"/>
+            <w:rFonts w:ascii="Times New Roman" w:hAnsi="Times New Roman" w:cs="Cambria Math"/>
           </w:rPr>
           <m:t>=3</m:t>
         </m:r>
@@ -6473,7 +6473,7 @@
             <m:sty m:val="p"/>
           </m:rPr>
           <w:rPr>
-            <w:rFonts w:ascii="Cambria Math" w:hAnsi="Cambria Math" w:cs="Cambria Math"/>
+            <w:rFonts w:ascii="Times New Roman" w:hAnsi="Times New Roman" w:cs="Cambria Math"/>
           </w:rPr>
           <m:t>Ω</m:t>
         </m:r>
@@ -6491,14 +6491,14 @@
           <m:sSubPr>
             <m:ctrlPr>
               <w:rPr>
-                <w:rFonts w:ascii="Cambria Math" w:hAnsi="Cambria Math"/>
+                <w:rFonts w:ascii="Times New Roman" w:hAnsi="Times New Roman"/>
               </w:rPr>
             </m:ctrlPr>
           </m:sSubPr>
           <m:e>
             <m:r>
               <w:rPr>
-                <w:rFonts w:ascii="Cambria Math" w:hAnsi="Cambria Math" w:cs="Cambria Math"/>
+                <w:rFonts w:ascii="Times New Roman" w:hAnsi="Times New Roman" w:cs="Cambria Math"/>
               </w:rPr>
               <m:t>R</m:t>
             </m:r>
@@ -6506,7 +6506,7 @@
           <m:sub>
             <m:r>
               <w:rPr>
-                <w:rFonts w:ascii="Cambria Math" w:hAnsi="Cambria Math" w:cs="Cambria Math"/>
+                <w:rFonts w:ascii="Times New Roman" w:hAnsi="Times New Roman" w:cs="Cambria Math"/>
               </w:rPr>
               <m:t>2</m:t>
             </m:r>
@@ -6514,7 +6514,7 @@
         </m:sSub>
         <m:r>
           <w:rPr>
-            <w:rFonts w:ascii="Cambria Math" w:hAnsi="Cambria Math" w:cs="Cambria Math"/>
+            <w:rFonts w:ascii="Times New Roman" w:hAnsi="Times New Roman" w:cs="Cambria Math"/>
           </w:rPr>
           <m:t>=2</m:t>
         </m:r>
@@ -6523,7 +6523,7 @@
             <m:sty m:val="p"/>
           </m:rPr>
           <w:rPr>
-            <w:rFonts w:ascii="Cambria Math" w:hAnsi="Cambria Math" w:cs="Cambria Math"/>
+            <w:rFonts w:ascii="Times New Roman" w:hAnsi="Times New Roman" w:cs="Cambria Math"/>
           </w:rPr>
           <m:t>Ω</m:t>
         </m:r>
@@ -6559,14 +6559,14 @@
           <m:sSubPr>
             <m:ctrlPr>
               <w:rPr>
-                <w:rFonts w:ascii="Cambria Math" w:hAnsi="Cambria Math"/>
+                <w:rFonts w:ascii="Times New Roman" w:hAnsi="Times New Roman"/>
               </w:rPr>
             </m:ctrlPr>
           </m:sSubPr>
           <m:e>
             <m:r>
               <w:rPr>
-                <w:rFonts w:ascii="Cambria Math" w:hAnsi="Cambria Math" w:cs="Cambria Math"/>
+                <w:rFonts w:ascii="Times New Roman" w:hAnsi="Times New Roman" w:cs="Cambria Math"/>
               </w:rPr>
               <m:t>R</m:t>
             </m:r>
@@ -6574,7 +6574,7 @@
           <m:sub>
             <m:r>
               <w:rPr>
-                <w:rFonts w:ascii="Cambria Math" w:hAnsi="Cambria Math" w:cs="Cambria Math"/>
+                <w:rFonts w:ascii="Times New Roman" w:hAnsi="Times New Roman" w:cs="Cambria Math"/>
               </w:rPr>
               <m:t>3</m:t>
             </m:r>
@@ -6686,7 +6686,7 @@
           <m:sSubPr>
             <m:ctrlPr>
               <w:rPr>
-                <w:rFonts w:ascii="Cambria Math" w:hAnsi="Cambria Math"/>
+                <w:rFonts w:ascii="Times New Roman" w:hAnsi="Times New Roman"/>
               </w:rPr>
             </m:ctrlPr>
           </m:sSubPr>
@@ -6696,7 +6696,7 @@
                 <m:nor/>
               </m:rPr>
               <w:rPr>
-                <w:rFonts w:ascii="Cambria Math" w:hAnsi="Cambria Math" w:cs="Cambria Math"/>
+                <w:rFonts w:ascii="Times New Roman" w:hAnsi="Times New Roman" w:cs="Cambria Math"/>
               </w:rPr>
               <m:t>S</m:t>
             </m:r>
@@ -6707,7 +6707,7 @@
                 <m:nor/>
               </m:rPr>
               <w:rPr>
-                <w:rFonts w:ascii="Cambria Math" w:hAnsi="Cambria Math" w:cs="Cambria Math"/>
+                <w:rFonts w:ascii="Times New Roman" w:hAnsi="Times New Roman" w:cs="Cambria Math"/>
               </w:rPr>
               <m:t>2</m:t>
             </m:r>
@@ -6727,7 +6727,7 @@
           <m:sSubPr>
             <m:ctrlPr>
               <w:rPr>
-                <w:rFonts w:ascii="Cambria Math" w:hAnsi="Cambria Math"/>
+                <w:rFonts w:ascii="Times New Roman" w:hAnsi="Times New Roman"/>
               </w:rPr>
             </m:ctrlPr>
           </m:sSubPr>
@@ -6737,7 +6737,7 @@
                 <m:nor/>
               </m:rPr>
               <w:rPr>
-                <w:rFonts w:ascii="Cambria Math" w:hAnsi="Cambria Math" w:cs="Cambria Math"/>
+                <w:rFonts w:ascii="Times New Roman" w:hAnsi="Times New Roman" w:cs="Cambria Math"/>
               </w:rPr>
               <m:t>S</m:t>
             </m:r>
@@ -6748,7 +6748,7 @@
                 <m:nor/>
               </m:rPr>
               <w:rPr>
-                <w:rFonts w:ascii="Cambria Math" w:hAnsi="Cambria Math" w:cs="Cambria Math"/>
+                <w:rFonts w:ascii="Times New Roman" w:hAnsi="Times New Roman" w:cs="Cambria Math"/>
               </w:rPr>
               <m:t>1</m:t>
             </m:r>
@@ -6768,7 +6768,7 @@
           <m:sSubPr>
             <m:ctrlPr>
               <w:rPr>
-                <w:rFonts w:ascii="Cambria Math" w:hAnsi="Cambria Math"/>
+                <w:rFonts w:ascii="Times New Roman" w:hAnsi="Times New Roman"/>
               </w:rPr>
             </m:ctrlPr>
           </m:sSubPr>
@@ -6778,7 +6778,7 @@
                 <m:nor/>
               </m:rPr>
               <w:rPr>
-                <w:rFonts w:ascii="Cambria Math" w:hAnsi="Cambria Math" w:cs="Cambria Math"/>
+                <w:rFonts w:ascii="Times New Roman" w:hAnsi="Times New Roman" w:cs="Cambria Math"/>
               </w:rPr>
               <m:t>A</m:t>
             </m:r>
@@ -6789,7 +6789,7 @@
                 <m:nor/>
               </m:rPr>
               <w:rPr>
-                <w:rFonts w:ascii="Cambria Math" w:hAnsi="Cambria Math" w:cs="Cambria Math"/>
+                <w:rFonts w:ascii="Times New Roman" w:hAnsi="Times New Roman" w:cs="Cambria Math"/>
               </w:rPr>
               <m:t>1</m:t>
             </m:r>
@@ -6809,7 +6809,7 @@
           <m:sSubPr>
             <m:ctrlPr>
               <w:rPr>
-                <w:rFonts w:ascii="Cambria Math" w:hAnsi="Cambria Math"/>
+                <w:rFonts w:ascii="Times New Roman" w:hAnsi="Times New Roman"/>
               </w:rPr>
             </m:ctrlPr>
           </m:sSubPr>
@@ -6819,7 +6819,7 @@
                 <m:nor/>
               </m:rPr>
               <w:rPr>
-                <w:rFonts w:ascii="Cambria Math" w:hAnsi="Cambria Math" w:cs="Cambria Math"/>
+                <w:rFonts w:ascii="Times New Roman" w:hAnsi="Times New Roman" w:cs="Cambria Math"/>
               </w:rPr>
               <m:t>A</m:t>
             </m:r>
@@ -6830,7 +6830,7 @@
                 <m:nor/>
               </m:rPr>
               <w:rPr>
-                <w:rFonts w:ascii="Cambria Math" w:hAnsi="Cambria Math" w:cs="Cambria Math"/>
+                <w:rFonts w:ascii="Times New Roman" w:hAnsi="Times New Roman" w:cs="Cambria Math"/>
               </w:rPr>
               <m:t>2</m:t>
             </m:r>
@@ -6850,7 +6850,7 @@
           <m:sSubPr>
             <m:ctrlPr>
               <w:rPr>
-                <w:rFonts w:ascii="Cambria Math" w:hAnsi="Cambria Math"/>
+                <w:rFonts w:ascii="Times New Roman" w:hAnsi="Times New Roman"/>
               </w:rPr>
             </m:ctrlPr>
           </m:sSubPr>
@@ -6860,7 +6860,7 @@
                 <m:nor/>
               </m:rPr>
               <w:rPr>
-                <w:rFonts w:ascii="Cambria Math" w:hAnsi="Cambria Math" w:cs="Cambria Math"/>
+                <w:rFonts w:ascii="Times New Roman" w:hAnsi="Times New Roman" w:cs="Cambria Math"/>
               </w:rPr>
               <m:t>A</m:t>
             </m:r>
@@ -6871,7 +6871,7 @@
                 <m:nor/>
               </m:rPr>
               <w:rPr>
-                <w:rFonts w:ascii="Cambria Math" w:hAnsi="Cambria Math" w:cs="Cambria Math"/>
+                <w:rFonts w:ascii="Times New Roman" w:hAnsi="Times New Roman" w:cs="Cambria Math"/>
               </w:rPr>
               <m:t>1</m:t>
             </m:r>
@@ -6941,7 +6941,7 @@
           <m:sSubPr>
             <m:ctrlPr>
               <w:rPr>
-                <w:rFonts w:ascii="Cambria Math" w:hAnsi="Cambria Math"/>
+                <w:rFonts w:ascii="Times New Roman" w:hAnsi="Times New Roman"/>
               </w:rPr>
             </m:ctrlPr>
           </m:sSubPr>
@@ -6951,7 +6951,7 @@
                 <m:nor/>
               </m:rPr>
               <w:rPr>
-                <w:rFonts w:ascii="Cambria Math" w:hAnsi="Cambria Math" w:cs="Cambria Math"/>
+                <w:rFonts w:ascii="Times New Roman" w:hAnsi="Times New Roman" w:cs="Cambria Math"/>
               </w:rPr>
               <m:t>S</m:t>
             </m:r>
@@ -6962,7 +6962,7 @@
                 <m:nor/>
               </m:rPr>
               <w:rPr>
-                <w:rFonts w:ascii="Cambria Math" w:hAnsi="Cambria Math" w:cs="Cambria Math"/>
+                <w:rFonts w:ascii="Times New Roman" w:hAnsi="Times New Roman" w:cs="Cambria Math"/>
               </w:rPr>
               <m:t>2</m:t>
             </m:r>
@@ -6982,7 +6982,7 @@
           <m:sSubPr>
             <m:ctrlPr>
               <w:rPr>
-                <w:rFonts w:ascii="Cambria Math" w:hAnsi="Cambria Math"/>
+                <w:rFonts w:ascii="Times New Roman" w:hAnsi="Times New Roman"/>
               </w:rPr>
             </m:ctrlPr>
           </m:sSubPr>
@@ -6992,7 +6992,7 @@
                 <m:nor/>
               </m:rPr>
               <w:rPr>
-                <w:rFonts w:ascii="Cambria Math" w:hAnsi="Cambria Math" w:cs="Cambria Math"/>
+                <w:rFonts w:ascii="Times New Roman" w:hAnsi="Times New Roman" w:cs="Cambria Math"/>
               </w:rPr>
               <m:t>A</m:t>
             </m:r>
@@ -7003,7 +7003,7 @@
                 <m:nor/>
               </m:rPr>
               <w:rPr>
-                <w:rFonts w:ascii="Cambria Math" w:hAnsi="Cambria Math" w:cs="Cambria Math"/>
+                <w:rFonts w:ascii="Times New Roman" w:hAnsi="Times New Roman" w:cs="Cambria Math"/>
               </w:rPr>
               <m:t>1</m:t>
             </m:r>
@@ -7023,14 +7023,14 @@
           <m:sSubPr>
             <m:ctrlPr>
               <w:rPr>
-                <w:rFonts w:ascii="Cambria Math" w:hAnsi="Cambria Math"/>
+                <w:rFonts w:ascii="Times New Roman" w:hAnsi="Times New Roman"/>
               </w:rPr>
             </m:ctrlPr>
           </m:sSubPr>
           <m:e>
             <m:r>
               <w:rPr>
-                <w:rFonts w:ascii="Cambria Math" w:hAnsi="Cambria Math" w:cs="Cambria Math"/>
+                <w:rFonts w:ascii="Times New Roman" w:hAnsi="Times New Roman" w:cs="Cambria Math"/>
               </w:rPr>
               <m:t>I</m:t>
             </m:r>
@@ -7038,7 +7038,7 @@
           <m:sub>
             <m:r>
               <w:rPr>
-                <w:rFonts w:ascii="Cambria Math" w:hAnsi="Cambria Math" w:cs="Cambria Math"/>
+                <w:rFonts w:ascii="Times New Roman" w:hAnsi="Times New Roman" w:cs="Cambria Math"/>
               </w:rPr>
               <m:t>1</m:t>
             </m:r>
@@ -7075,14 +7075,14 @@
           <m:fPr>
             <m:ctrlPr>
               <w:rPr>
-                <w:rFonts w:ascii="Cambria Math" w:hAnsi="Cambria Math"/>
+                <w:rFonts w:ascii="Times New Roman" w:hAnsi="Times New Roman"/>
               </w:rPr>
             </m:ctrlPr>
           </m:fPr>
           <m:num>
             <m:r>
               <w:rPr>
-                <w:rFonts w:ascii="Cambria Math" w:hAnsi="Cambria Math" w:cs="Cambria Math"/>
+                <w:rFonts w:ascii="Times New Roman" w:hAnsi="Times New Roman" w:cs="Cambria Math"/>
               </w:rPr>
               <m:t>1</m:t>
             </m:r>
@@ -7092,14 +7092,14 @@
               <m:sSubPr>
                 <m:ctrlPr>
                   <w:rPr>
-                    <w:rFonts w:ascii="Cambria Math" w:hAnsi="Cambria Math"/>
+                    <w:rFonts w:ascii="Times New Roman" w:hAnsi="Times New Roman"/>
                   </w:rPr>
                 </m:ctrlPr>
               </m:sSubPr>
               <m:e>
                 <m:r>
                   <w:rPr>
-                    <w:rFonts w:ascii="Cambria Math" w:hAnsi="Cambria Math" w:cs="Cambria Math"/>
+                    <w:rFonts w:ascii="Times New Roman" w:hAnsi="Times New Roman" w:cs="Cambria Math"/>
                   </w:rPr>
                   <m:t>I</m:t>
                 </m:r>
@@ -7107,7 +7107,7 @@
               <m:sub>
                 <m:r>
                   <w:rPr>
-                    <w:rFonts w:ascii="Cambria Math" w:hAnsi="Cambria Math" w:cs="Cambria Math"/>
+                    <w:rFonts w:ascii="Times New Roman" w:hAnsi="Times New Roman" w:cs="Cambria Math"/>
                   </w:rPr>
                   <m:t>1</m:t>
                 </m:r>
@@ -7117,7 +7117,7 @@
         </m:f>
         <m:r>
           <w:rPr>
-            <w:rFonts w:ascii="Cambria Math" w:hAnsi="Cambria Math" w:cs="Cambria Math"/>
+            <w:rFonts w:ascii="Times New Roman" w:hAnsi="Times New Roman" w:cs="Cambria Math"/>
           </w:rPr>
           <m:t>-R</m:t>
         </m:r>
@@ -7225,7 +7225,7 @@
           <m:sSubPr>
             <m:ctrlPr>
               <w:rPr>
-                <w:rFonts w:ascii="Cambria Math" w:hAnsi="Cambria Math"/>
+                <w:rFonts w:ascii="Times New Roman" w:hAnsi="Times New Roman"/>
               </w:rPr>
             </m:ctrlPr>
           </m:sSubPr>
@@ -7235,7 +7235,7 @@
                 <m:nor/>
               </m:rPr>
               <w:rPr>
-                <w:rFonts w:ascii="Cambria Math" w:hAnsi="Cambria Math" w:cs="Cambria Math"/>
+                <w:rFonts w:ascii="Times New Roman" w:hAnsi="Times New Roman" w:cs="Cambria Math"/>
               </w:rPr>
               <m:t>S</m:t>
             </m:r>
@@ -7246,7 +7246,7 @@
                 <m:nor/>
               </m:rPr>
               <w:rPr>
-                <w:rFonts w:ascii="Cambria Math" w:hAnsi="Cambria Math" w:cs="Cambria Math"/>
+                <w:rFonts w:ascii="Times New Roman" w:hAnsi="Times New Roman" w:cs="Cambria Math"/>
               </w:rPr>
               <m:t>2</m:t>
             </m:r>
@@ -7266,7 +7266,7 @@
           <m:sSubPr>
             <m:ctrlPr>
               <w:rPr>
-                <w:rFonts w:ascii="Cambria Math" w:hAnsi="Cambria Math"/>
+                <w:rFonts w:ascii="Times New Roman" w:hAnsi="Times New Roman"/>
               </w:rPr>
             </m:ctrlPr>
           </m:sSubPr>
@@ -7276,7 +7276,7 @@
                 <m:nor/>
               </m:rPr>
               <w:rPr>
-                <w:rFonts w:ascii="Cambria Math" w:hAnsi="Cambria Math" w:cs="Cambria Math"/>
+                <w:rFonts w:ascii="Times New Roman" w:hAnsi="Times New Roman" w:cs="Cambria Math"/>
               </w:rPr>
               <m:t>A</m:t>
             </m:r>
@@ -7287,7 +7287,7 @@
                 <m:nor/>
               </m:rPr>
               <w:rPr>
-                <w:rFonts w:ascii="Cambria Math" w:hAnsi="Cambria Math" w:cs="Cambria Math"/>
+                <w:rFonts w:ascii="Times New Roman" w:hAnsi="Times New Roman" w:cs="Cambria Math"/>
               </w:rPr>
               <m:t>2</m:t>
             </m:r>
@@ -7307,14 +7307,14 @@
           <m:sSubPr>
             <m:ctrlPr>
               <w:rPr>
-                <w:rFonts w:ascii="Cambria Math" w:hAnsi="Cambria Math"/>
+                <w:rFonts w:ascii="Times New Roman" w:hAnsi="Times New Roman"/>
               </w:rPr>
             </m:ctrlPr>
           </m:sSubPr>
           <m:e>
             <m:r>
               <w:rPr>
-                <w:rFonts w:ascii="Cambria Math" w:hAnsi="Cambria Math" w:cs="Cambria Math"/>
+                <w:rFonts w:ascii="Times New Roman" w:hAnsi="Times New Roman" w:cs="Cambria Math"/>
               </w:rPr>
               <m:t>I</m:t>
             </m:r>
@@ -7322,7 +7322,7 @@
           <m:sub>
             <m:r>
               <w:rPr>
-                <w:rFonts w:ascii="Cambria Math" w:hAnsi="Cambria Math" w:cs="Cambria Math"/>
+                <w:rFonts w:ascii="Times New Roman" w:hAnsi="Times New Roman" w:cs="Cambria Math"/>
               </w:rPr>
               <m:t>2</m:t>
             </m:r>
@@ -7368,14 +7368,14 @@
           <m:fPr>
             <m:ctrlPr>
               <w:rPr>
-                <w:rFonts w:ascii="Cambria Math" w:hAnsi="Cambria Math"/>
+                <w:rFonts w:ascii="Times New Roman" w:hAnsi="Times New Roman"/>
               </w:rPr>
             </m:ctrlPr>
           </m:fPr>
           <m:num>
             <m:r>
               <w:rPr>
-                <w:rFonts w:ascii="Cambria Math" w:hAnsi="Cambria Math" w:cs="Cambria Math"/>
+                <w:rFonts w:ascii="Times New Roman" w:hAnsi="Times New Roman" w:cs="Cambria Math"/>
               </w:rPr>
               <m:t>1</m:t>
             </m:r>
@@ -7385,14 +7385,14 @@
               <m:sSubPr>
                 <m:ctrlPr>
                   <w:rPr>
-                    <w:rFonts w:ascii="Cambria Math" w:hAnsi="Cambria Math"/>
+                    <w:rFonts w:ascii="Times New Roman" w:hAnsi="Times New Roman"/>
                   </w:rPr>
                 </m:ctrlPr>
               </m:sSubPr>
               <m:e>
                 <m:r>
                   <w:rPr>
-                    <w:rFonts w:ascii="Cambria Math" w:hAnsi="Cambria Math" w:cs="Cambria Math"/>
+                    <w:rFonts w:ascii="Times New Roman" w:hAnsi="Times New Roman" w:cs="Cambria Math"/>
                   </w:rPr>
                   <m:t>I</m:t>
                 </m:r>
@@ -7400,7 +7400,7 @@
               <m:sub>
                 <m:r>
                   <w:rPr>
-                    <w:rFonts w:ascii="Cambria Math" w:hAnsi="Cambria Math" w:cs="Cambria Math"/>
+                    <w:rFonts w:ascii="Times New Roman" w:hAnsi="Times New Roman" w:cs="Cambria Math"/>
                   </w:rPr>
                   <m:t>2</m:t>
                 </m:r>
@@ -7410,7 +7410,7 @@
         </m:f>
         <m:r>
           <w:rPr>
-            <w:rFonts w:ascii="Cambria Math" w:hAnsi="Cambria Math" w:cs="Cambria Math"/>
+            <w:rFonts w:ascii="Times New Roman" w:hAnsi="Times New Roman" w:cs="Cambria Math"/>
           </w:rPr>
           <m:t>-R</m:t>
         </m:r>
@@ -7508,7 +7508,7 @@
           <m:sSubPr>
             <m:ctrlPr>
               <w:rPr>
-                <w:rFonts w:ascii="Cambria Math" w:hAnsi="Cambria Math"/>
+                <w:rFonts w:ascii="Times New Roman" w:hAnsi="Times New Roman"/>
               </w:rPr>
             </m:ctrlPr>
           </m:sSubPr>
@@ -7518,7 +7518,7 @@
                 <m:nor/>
               </m:rPr>
               <w:rPr>
-                <w:rFonts w:ascii="Cambria Math" w:hAnsi="Cambria Math" w:cs="Cambria Math"/>
+                <w:rFonts w:ascii="Times New Roman" w:hAnsi="Times New Roman" w:cs="Cambria Math"/>
               </w:rPr>
               <m:t>A</m:t>
             </m:r>
@@ -7529,7 +7529,7 @@
                 <m:nor/>
               </m:rPr>
               <w:rPr>
-                <w:rFonts w:ascii="Cambria Math" w:hAnsi="Cambria Math" w:cs="Cambria Math"/>
+                <w:rFonts w:ascii="Times New Roman" w:hAnsi="Times New Roman" w:cs="Cambria Math"/>
               </w:rPr>
               <m:t>2</m:t>
             </m:r>
@@ -7689,7 +7689,7 @@
           <m:sSubPr>
             <m:ctrlPr>
               <w:rPr>
-                <w:rFonts w:ascii="Cambria Math" w:hAnsi="Cambria Math"/>
+                <w:rFonts w:ascii="Times New Roman" w:hAnsi="Times New Roman"/>
               </w:rPr>
             </m:ctrlPr>
           </m:sSubPr>
@@ -7699,7 +7699,7 @@
                 <m:nor/>
               </m:rPr>
               <w:rPr>
-                <w:rFonts w:ascii="Cambria Math" w:hAnsi="Cambria Math" w:cs="Cambria Math"/>
+                <w:rFonts w:ascii="Times New Roman" w:hAnsi="Times New Roman" w:cs="Cambria Math"/>
               </w:rPr>
               <m:t>A</m:t>
             </m:r>
@@ -7710,7 +7710,7 @@
                 <m:nor/>
               </m:rPr>
               <w:rPr>
-                <w:rFonts w:ascii="Cambria Math" w:hAnsi="Cambria Math" w:cs="Cambria Math"/>
+                <w:rFonts w:ascii="Times New Roman" w:hAnsi="Times New Roman" w:cs="Cambria Math"/>
               </w:rPr>
               <m:t>1</m:t>
             </m:r>
@@ -7746,7 +7746,7 @@
           <m:sSubPr>
             <m:ctrlPr>
               <w:rPr>
-                <w:rFonts w:ascii="Cambria Math" w:hAnsi="Cambria Math"/>
+                <w:rFonts w:ascii="Times New Roman" w:hAnsi="Times New Roman"/>
               </w:rPr>
             </m:ctrlPr>
           </m:sSubPr>
@@ -7756,7 +7756,7 @@
                 <m:nor/>
               </m:rPr>
               <w:rPr>
-                <w:rFonts w:ascii="Cambria Math" w:hAnsi="Cambria Math" w:cs="Cambria Math"/>
+                <w:rFonts w:ascii="Times New Roman" w:hAnsi="Times New Roman" w:cs="Cambria Math"/>
               </w:rPr>
               <m:t>A</m:t>
             </m:r>
@@ -7767,7 +7767,7 @@
                 <m:nor/>
               </m:rPr>
               <w:rPr>
-                <w:rFonts w:ascii="Cambria Math" w:hAnsi="Cambria Math" w:cs="Cambria Math"/>
+                <w:rFonts w:ascii="Times New Roman" w:hAnsi="Times New Roman" w:cs="Cambria Math"/>
               </w:rPr>
               <m:t>2</m:t>
             </m:r>
@@ -7813,14 +7813,14 @@
           <m:sSubPr>
             <m:ctrlPr>
               <w:rPr>
-                <w:rFonts w:ascii="Cambria Math" w:hAnsi="Cambria Math"/>
+                <w:rFonts w:ascii="Times New Roman" w:hAnsi="Times New Roman"/>
               </w:rPr>
             </m:ctrlPr>
           </m:sSubPr>
           <m:e>
             <m:r>
               <w:rPr>
-                <w:rFonts w:ascii="Cambria Math" w:hAnsi="Cambria Math" w:cs="Cambria Math"/>
+                <w:rFonts w:ascii="Times New Roman" w:hAnsi="Times New Roman" w:cs="Cambria Math"/>
               </w:rPr>
               <m:t>I</m:t>
             </m:r>
@@ -7831,13 +7831,13 @@
                 <m:sty m:val="p"/>
               </m:rPr>
               <w:rPr>
-                <w:rFonts w:ascii="Cambria Math" w:hAnsi="Cambria Math" w:cs="Cambria Math"/>
+                <w:rFonts w:ascii="Times New Roman" w:hAnsi="Times New Roman" w:cs="Cambria Math"/>
               </w:rPr>
               <m:t>A</m:t>
             </m:r>
             <m:r>
               <w:rPr>
-                <w:rFonts w:ascii="Cambria Math" w:hAnsi="Cambria Math" w:cs="Cambria Math"/>
+                <w:rFonts w:ascii="Times New Roman" w:hAnsi="Times New Roman" w:cs="Cambria Math"/>
               </w:rPr>
               <m:t>2</m:t>
             </m:r>
@@ -7845,7 +7845,7 @@
         </m:sSub>
         <m:r>
           <w:rPr>
-            <w:rFonts w:ascii="Cambria Math" w:hAnsi="Cambria Math" w:cs="Cambria Math"/>
+            <w:rFonts w:ascii="Times New Roman" w:hAnsi="Times New Roman" w:cs="Cambria Math"/>
           </w:rPr>
           <m:t>=5</m:t>
         </m:r>
@@ -7853,14 +7853,14 @@
           <m:sSubPr>
             <m:ctrlPr>
               <w:rPr>
-                <w:rFonts w:ascii="Cambria Math" w:hAnsi="Cambria Math"/>
+                <w:rFonts w:ascii="Times New Roman" w:hAnsi="Times New Roman"/>
               </w:rPr>
             </m:ctrlPr>
           </m:sSubPr>
           <m:e>
             <m:r>
               <w:rPr>
-                <w:rFonts w:ascii="Cambria Math" w:hAnsi="Cambria Math" w:cs="Cambria Math"/>
+                <w:rFonts w:ascii="Times New Roman" w:hAnsi="Times New Roman" w:cs="Cambria Math"/>
               </w:rPr>
               <m:t>I</m:t>
             </m:r>
@@ -7871,13 +7871,13 @@
                 <m:sty m:val="p"/>
               </m:rPr>
               <w:rPr>
-                <w:rFonts w:ascii="Cambria Math" w:hAnsi="Cambria Math" w:cs="Cambria Math"/>
+                <w:rFonts w:ascii="Times New Roman" w:hAnsi="Times New Roman" w:cs="Cambria Math"/>
               </w:rPr>
               <m:t>A</m:t>
             </m:r>
             <m:r>
               <w:rPr>
-                <w:rFonts w:ascii="Cambria Math" w:hAnsi="Cambria Math" w:cs="Cambria Math"/>
+                <w:rFonts w:ascii="Times New Roman" w:hAnsi="Times New Roman" w:cs="Cambria Math"/>
               </w:rPr>
               <m:t>1</m:t>
             </m:r>
@@ -7907,14 +7907,14 @@
           <m:sSubPr>
             <m:ctrlPr>
               <w:rPr>
-                <w:rFonts w:ascii="Cambria Math" w:hAnsi="Cambria Math"/>
+                <w:rFonts w:ascii="Times New Roman" w:hAnsi="Times New Roman"/>
               </w:rPr>
             </m:ctrlPr>
           </m:sSubPr>
           <m:e>
             <m:r>
               <w:rPr>
-                <w:rFonts w:ascii="Cambria Math" w:hAnsi="Cambria Math" w:cs="Cambria Math"/>
+                <w:rFonts w:ascii="Times New Roman" w:hAnsi="Times New Roman" w:cs="Cambria Math"/>
               </w:rPr>
               <m:t>I</m:t>
             </m:r>
@@ -7925,13 +7925,13 @@
                 <m:sty m:val="p"/>
               </m:rPr>
               <w:rPr>
-                <w:rFonts w:ascii="Cambria Math" w:hAnsi="Cambria Math" w:cs="Cambria Math"/>
+                <w:rFonts w:ascii="Times New Roman" w:hAnsi="Times New Roman" w:cs="Cambria Math"/>
               </w:rPr>
               <m:t>A</m:t>
             </m:r>
             <m:r>
               <w:rPr>
-                <w:rFonts w:ascii="Cambria Math" w:hAnsi="Cambria Math" w:cs="Cambria Math"/>
+                <w:rFonts w:ascii="Times New Roman" w:hAnsi="Times New Roman" w:cs="Cambria Math"/>
               </w:rPr>
               <m:t>2</m:t>
             </m:r>
@@ -7939,7 +7939,7 @@
         </m:sSub>
         <m:r>
           <w:rPr>
-            <w:rFonts w:ascii="Cambria Math" w:hAnsi="Cambria Math" w:cs="Cambria Math"/>
+            <w:rFonts w:ascii="Times New Roman" w:hAnsi="Times New Roman" w:cs="Cambria Math"/>
           </w:rPr>
           <m:t>=</m:t>
         </m:r>
@@ -7947,14 +7947,14 @@
           <m:sSubPr>
             <m:ctrlPr>
               <w:rPr>
-                <w:rFonts w:ascii="Cambria Math" w:hAnsi="Cambria Math"/>
+                <w:rFonts w:ascii="Times New Roman" w:hAnsi="Times New Roman"/>
               </w:rPr>
             </m:ctrlPr>
           </m:sSubPr>
           <m:e>
             <m:r>
               <w:rPr>
-                <w:rFonts w:ascii="Cambria Math" w:hAnsi="Cambria Math" w:cs="Cambria Math"/>
+                <w:rFonts w:ascii="Times New Roman" w:hAnsi="Times New Roman" w:cs="Cambria Math"/>
               </w:rPr>
               <m:t>I</m:t>
             </m:r>
@@ -7965,13 +7965,13 @@
                 <m:sty m:val="p"/>
               </m:rPr>
               <w:rPr>
-                <w:rFonts w:ascii="Cambria Math" w:hAnsi="Cambria Math" w:cs="Cambria Math"/>
+                <w:rFonts w:ascii="Times New Roman" w:hAnsi="Times New Roman" w:cs="Cambria Math"/>
               </w:rPr>
               <m:t>A</m:t>
             </m:r>
             <m:r>
               <w:rPr>
-                <w:rFonts w:ascii="Cambria Math" w:hAnsi="Cambria Math" w:cs="Cambria Math"/>
+                <w:rFonts w:ascii="Times New Roman" w:hAnsi="Times New Roman" w:cs="Cambria Math"/>
               </w:rPr>
               <m:t>1</m:t>
             </m:r>
@@ -7979,7 +7979,7 @@
         </m:sSub>
         <m:r>
           <w:rPr>
-            <w:rFonts w:ascii="Cambria Math" w:hAnsi="Cambria Math" w:cs="Cambria Math"/>
+            <w:rFonts w:ascii="Times New Roman" w:hAnsi="Times New Roman" w:cs="Cambria Math"/>
           </w:rPr>
           <m:t>+</m:t>
         </m:r>
@@ -7987,14 +7987,14 @@
           <m:sSubPr>
             <m:ctrlPr>
               <w:rPr>
-                <w:rFonts w:ascii="Cambria Math" w:hAnsi="Cambria Math"/>
+                <w:rFonts w:ascii="Times New Roman" w:hAnsi="Times New Roman"/>
               </w:rPr>
             </m:ctrlPr>
           </m:sSubPr>
           <m:e>
             <m:r>
               <w:rPr>
-                <w:rFonts w:ascii="Cambria Math" w:hAnsi="Cambria Math" w:cs="Cambria Math"/>
+                <w:rFonts w:ascii="Times New Roman" w:hAnsi="Times New Roman" w:cs="Cambria Math"/>
               </w:rPr>
               <m:t>I</m:t>
             </m:r>
@@ -8002,7 +8002,7 @@
           <m:sub>
             <m:r>
               <w:rPr>
-                <w:rFonts w:ascii="Cambria Math" w:hAnsi="Cambria Math" w:cs="Cambria Math"/>
+                <w:rFonts w:ascii="Times New Roman" w:hAnsi="Times New Roman" w:cs="Cambria Math"/>
               </w:rPr>
               <m:t>R2</m:t>
             </m:r>
@@ -8032,14 +8032,14 @@
           <m:sSubPr>
             <m:ctrlPr>
               <w:rPr>
-                <w:rFonts w:ascii="Cambria Math" w:hAnsi="Cambria Math"/>
+                <w:rFonts w:ascii="Times New Roman" w:hAnsi="Times New Roman"/>
               </w:rPr>
             </m:ctrlPr>
           </m:sSubPr>
           <m:e>
             <m:r>
               <w:rPr>
-                <w:rFonts w:ascii="Cambria Math" w:hAnsi="Cambria Math" w:cs="Cambria Math"/>
+                <w:rFonts w:ascii="Times New Roman" w:hAnsi="Times New Roman" w:cs="Cambria Math"/>
               </w:rPr>
               <m:t>I</m:t>
             </m:r>
@@ -8047,7 +8047,7 @@
           <m:sub>
             <m:r>
               <w:rPr>
-                <w:rFonts w:ascii="Cambria Math" w:hAnsi="Cambria Math" w:cs="Cambria Math"/>
+                <w:rFonts w:ascii="Times New Roman" w:hAnsi="Times New Roman" w:cs="Cambria Math"/>
               </w:rPr>
               <m:t>R2</m:t>
             </m:r>
@@ -8055,7 +8055,7 @@
         </m:sSub>
         <m:r>
           <w:rPr>
-            <w:rFonts w:ascii="Cambria Math" w:hAnsi="Cambria Math" w:cs="Cambria Math"/>
+            <w:rFonts w:ascii="Times New Roman" w:hAnsi="Times New Roman" w:cs="Cambria Math"/>
           </w:rPr>
           <m:t>=4</m:t>
         </m:r>
@@ -8063,14 +8063,14 @@
           <m:sSubPr>
             <m:ctrlPr>
               <w:rPr>
-                <w:rFonts w:ascii="Cambria Math" w:hAnsi="Cambria Math"/>
+                <w:rFonts w:ascii="Times New Roman" w:hAnsi="Times New Roman"/>
               </w:rPr>
             </m:ctrlPr>
           </m:sSubPr>
           <m:e>
             <m:r>
               <w:rPr>
-                <w:rFonts w:ascii="Cambria Math" w:hAnsi="Cambria Math" w:cs="Cambria Math"/>
+                <w:rFonts w:ascii="Times New Roman" w:hAnsi="Times New Roman" w:cs="Cambria Math"/>
               </w:rPr>
               <m:t>I</m:t>
             </m:r>
@@ -8081,13 +8081,13 @@
                 <m:sty m:val="p"/>
               </m:rPr>
               <w:rPr>
-                <w:rFonts w:ascii="Cambria Math" w:hAnsi="Cambria Math" w:cs="Cambria Math"/>
+                <w:rFonts w:ascii="Times New Roman" w:hAnsi="Times New Roman" w:cs="Cambria Math"/>
               </w:rPr>
               <m:t>A</m:t>
             </m:r>
             <m:r>
               <w:rPr>
-                <w:rFonts w:ascii="Cambria Math" w:hAnsi="Cambria Math" w:cs="Cambria Math"/>
+                <w:rFonts w:ascii="Times New Roman" w:hAnsi="Times New Roman" w:cs="Cambria Math"/>
               </w:rPr>
               <m:t>1</m:t>
             </m:r>
@@ -8117,14 +8117,14 @@
           <m:sSubPr>
             <m:ctrlPr>
               <w:rPr>
-                <w:rFonts w:ascii="Cambria Math" w:hAnsi="Cambria Math"/>
+                <w:rFonts w:ascii="Times New Roman" w:hAnsi="Times New Roman"/>
               </w:rPr>
             </m:ctrlPr>
           </m:sSubPr>
           <m:e>
             <m:r>
               <w:rPr>
-                <w:rFonts w:ascii="Cambria Math" w:hAnsi="Cambria Math" w:cs="Cambria Math"/>
+                <w:rFonts w:ascii="Times New Roman" w:hAnsi="Times New Roman" w:cs="Cambria Math"/>
               </w:rPr>
               <m:t>R</m:t>
             </m:r>
@@ -8132,7 +8132,7 @@
           <m:sub>
             <m:r>
               <w:rPr>
-                <w:rFonts w:ascii="Cambria Math" w:hAnsi="Cambria Math" w:cs="Cambria Math"/>
+                <w:rFonts w:ascii="Times New Roman" w:hAnsi="Times New Roman" w:cs="Cambria Math"/>
               </w:rPr>
               <m:t>1</m:t>
             </m:r>
@@ -8140,7 +8140,7 @@
         </m:sSub>
         <m:r>
           <w:rPr>
-            <w:rFonts w:ascii="Cambria Math" w:hAnsi="Cambria Math" w:cs="Cambria Math"/>
+            <w:rFonts w:ascii="Times New Roman" w:hAnsi="Times New Roman" w:cs="Cambria Math"/>
           </w:rPr>
           <m:t>+</m:t>
         </m:r>
@@ -8148,14 +8148,14 @@
           <m:sSubPr>
             <m:ctrlPr>
               <w:rPr>
-                <w:rFonts w:ascii="Cambria Math" w:hAnsi="Cambria Math"/>
+                <w:rFonts w:ascii="Times New Roman" w:hAnsi="Times New Roman"/>
               </w:rPr>
             </m:ctrlPr>
           </m:sSubPr>
           <m:e>
             <m:r>
               <w:rPr>
-                <w:rFonts w:ascii="Cambria Math" w:hAnsi="Cambria Math" w:cs="Cambria Math"/>
+                <w:rFonts w:ascii="Times New Roman" w:hAnsi="Times New Roman" w:cs="Cambria Math"/>
               </w:rPr>
               <m:t>R</m:t>
             </m:r>
@@ -8166,13 +8166,13 @@
                 <m:sty m:val="p"/>
               </m:rPr>
               <w:rPr>
-                <w:rFonts w:ascii="Cambria Math" w:hAnsi="Cambria Math" w:cs="Cambria Math"/>
+                <w:rFonts w:ascii="Times New Roman" w:hAnsi="Times New Roman" w:cs="Cambria Math"/>
               </w:rPr>
               <m:t>A</m:t>
             </m:r>
             <m:r>
               <w:rPr>
-                <w:rFonts w:ascii="Cambria Math" w:hAnsi="Cambria Math" w:cs="Cambria Math"/>
+                <w:rFonts w:ascii="Times New Roman" w:hAnsi="Times New Roman" w:cs="Cambria Math"/>
               </w:rPr>
               <m:t>1</m:t>
             </m:r>
@@ -8180,7 +8180,7 @@
         </m:sSub>
         <m:r>
           <w:rPr>
-            <w:rFonts w:ascii="Cambria Math" w:hAnsi="Cambria Math" w:cs="Cambria Math"/>
+            <w:rFonts w:ascii="Times New Roman" w:hAnsi="Times New Roman" w:cs="Cambria Math"/>
           </w:rPr>
           <m:t>=4</m:t>
         </m:r>
@@ -8188,14 +8188,14 @@
           <m:sSubPr>
             <m:ctrlPr>
               <w:rPr>
-                <w:rFonts w:ascii="Cambria Math" w:hAnsi="Cambria Math"/>
+                <w:rFonts w:ascii="Times New Roman" w:hAnsi="Times New Roman"/>
               </w:rPr>
             </m:ctrlPr>
           </m:sSubPr>
           <m:e>
             <m:r>
               <w:rPr>
-                <w:rFonts w:ascii="Cambria Math" w:hAnsi="Cambria Math" w:cs="Cambria Math"/>
+                <w:rFonts w:ascii="Times New Roman" w:hAnsi="Times New Roman" w:cs="Cambria Math"/>
               </w:rPr>
               <m:t>R</m:t>
             </m:r>
@@ -8203,7 +8203,7 @@
           <m:sub>
             <m:r>
               <w:rPr>
-                <w:rFonts w:ascii="Cambria Math" w:hAnsi="Cambria Math" w:cs="Cambria Math"/>
+                <w:rFonts w:ascii="Times New Roman" w:hAnsi="Times New Roman" w:cs="Cambria Math"/>
               </w:rPr>
               <m:t>2</m:t>
             </m:r>
@@ -8258,14 +8258,14 @@
           <m:sSubPr>
             <m:ctrlPr>
               <w:rPr>
-                <w:rFonts w:ascii="Cambria Math" w:hAnsi="Cambria Math"/>
+                <w:rFonts w:ascii="Times New Roman" w:hAnsi="Times New Roman"/>
               </w:rPr>
             </m:ctrlPr>
           </m:sSubPr>
           <m:e>
             <m:r>
               <w:rPr>
-                <w:rFonts w:ascii="Cambria Math" w:hAnsi="Cambria Math" w:cs="Cambria Math"/>
+                <w:rFonts w:ascii="Times New Roman" w:hAnsi="Times New Roman" w:cs="Cambria Math"/>
               </w:rPr>
               <m:t>R</m:t>
             </m:r>
@@ -8276,13 +8276,13 @@
                 <m:sty m:val="p"/>
               </m:rPr>
               <w:rPr>
-                <w:rFonts w:ascii="Cambria Math" w:hAnsi="Cambria Math" w:cs="Cambria Math"/>
+                <w:rFonts w:ascii="Times New Roman" w:hAnsi="Times New Roman" w:cs="Cambria Math"/>
               </w:rPr>
               <m:t>A</m:t>
             </m:r>
             <m:r>
               <w:rPr>
-                <w:rFonts w:ascii="Cambria Math" w:hAnsi="Cambria Math" w:cs="Cambria Math"/>
+                <w:rFonts w:ascii="Times New Roman" w:hAnsi="Times New Roman" w:cs="Cambria Math"/>
               </w:rPr>
               <m:t>1</m:t>
             </m:r>
@@ -8290,7 +8290,7 @@
         </m:sSub>
         <m:r>
           <w:rPr>
-            <w:rFonts w:ascii="Cambria Math" w:hAnsi="Cambria Math" w:cs="Cambria Math"/>
+            <w:rFonts w:ascii="Times New Roman" w:hAnsi="Times New Roman" w:cs="Cambria Math"/>
           </w:rPr>
           <m:t>=5</m:t>
         </m:r>
@@ -8299,7 +8299,7 @@
             <m:sty m:val="p"/>
           </m:rPr>
           <w:rPr>
-            <w:rFonts w:ascii="Cambria Math" w:hAnsi="Cambria Math" w:cs="Cambria Math"/>
+            <w:rFonts w:ascii="Times New Roman" w:hAnsi="Times New Roman" w:cs="Cambria Math"/>
           </w:rPr>
           <m:t>Ω</m:t>
         </m:r>
@@ -8444,7 +8444,7 @@
       <m:oMath>
         <m:r>
           <w:rPr>
-            <w:rFonts w:ascii="Cambria Math" w:hAnsi="Cambria Math" w:cs="Cambria Math"/>
+            <w:rFonts w:ascii="Times New Roman" w:hAnsi="Times New Roman" w:cs="Cambria Math"/>
           </w:rPr>
           <m:t>I=</m:t>
         </m:r>
@@ -8452,14 +8452,14 @@
           <m:sSubPr>
             <m:ctrlPr>
               <w:rPr>
-                <w:rFonts w:ascii="Cambria Math" w:hAnsi="Cambria Math"/>
+                <w:rFonts w:ascii="Times New Roman" w:hAnsi="Times New Roman"/>
               </w:rPr>
             </m:ctrlPr>
           </m:sSubPr>
           <m:e>
             <m:r>
               <w:rPr>
-                <w:rFonts w:ascii="Cambria Math" w:hAnsi="Cambria Math" w:cs="Cambria Math"/>
+                <w:rFonts w:ascii="Times New Roman" w:hAnsi="Times New Roman" w:cs="Cambria Math"/>
               </w:rPr>
               <m:t>I</m:t>
             </m:r>
@@ -8467,7 +8467,7 @@
           <m:sub>
             <m:r>
               <w:rPr>
-                <w:rFonts w:ascii="Cambria Math" w:hAnsi="Cambria Math" w:cs="Cambria Math"/>
+                <w:rFonts w:ascii="Times New Roman" w:hAnsi="Times New Roman" w:cs="Cambria Math"/>
               </w:rPr>
               <m:t>1</m:t>
             </m:r>
@@ -8475,7 +8475,7 @@
         </m:sSub>
         <m:r>
           <w:rPr>
-            <w:rFonts w:ascii="Cambria Math" w:hAnsi="Cambria Math" w:cs="Cambria Math"/>
+            <w:rFonts w:ascii="Times New Roman" w:hAnsi="Times New Roman" w:cs="Cambria Math"/>
           </w:rPr>
           <m:t>+</m:t>
         </m:r>
@@ -8483,7 +8483,7 @@
           <m:fPr>
             <m:ctrlPr>
               <w:rPr>
-                <w:rFonts w:ascii="Cambria Math" w:hAnsi="Cambria Math"/>
+                <w:rFonts w:ascii="Times New Roman" w:hAnsi="Times New Roman"/>
               </w:rPr>
             </m:ctrlPr>
           </m:fPr>
@@ -8492,14 +8492,14 @@
               <m:sSubPr>
                 <m:ctrlPr>
                   <w:rPr>
-                    <w:rFonts w:ascii="Cambria Math" w:hAnsi="Cambria Math"/>
+                    <w:rFonts w:ascii="Times New Roman" w:hAnsi="Times New Roman"/>
                   </w:rPr>
                 </m:ctrlPr>
               </m:sSubPr>
               <m:e>
                 <m:r>
                   <w:rPr>
-                    <w:rFonts w:ascii="Cambria Math" w:hAnsi="Cambria Math" w:cs="Cambria Math"/>
+                    <w:rFonts w:ascii="Times New Roman" w:hAnsi="Times New Roman" w:cs="Cambria Math"/>
                   </w:rPr>
                   <m:t>R</m:t>
                 </m:r>
@@ -8507,7 +8507,7 @@
               <m:sub>
                 <m:r>
                   <w:rPr>
-                    <w:rFonts w:ascii="Cambria Math" w:hAnsi="Cambria Math" w:cs="Cambria Math"/>
+                    <w:rFonts w:ascii="Times New Roman" w:hAnsi="Times New Roman" w:cs="Cambria Math"/>
                   </w:rPr>
                   <m:t>1</m:t>
                 </m:r>
@@ -8515,7 +8515,7 @@
             </m:sSub>
             <m:r>
               <w:rPr>
-                <w:rFonts w:ascii="Cambria Math" w:hAnsi="Cambria Math" w:cs="Cambria Math"/>
+                <w:rFonts w:ascii="Times New Roman" w:hAnsi="Times New Roman" w:cs="Cambria Math"/>
               </w:rPr>
               <m:t>+</m:t>
             </m:r>
@@ -8523,14 +8523,14 @@
               <m:sSubPr>
                 <m:ctrlPr>
                   <w:rPr>
-                    <w:rFonts w:ascii="Cambria Math" w:hAnsi="Cambria Math"/>
+                    <w:rFonts w:ascii="Times New Roman" w:hAnsi="Times New Roman"/>
                   </w:rPr>
                 </m:ctrlPr>
               </m:sSubPr>
               <m:e>
                 <m:r>
                   <w:rPr>
-                    <w:rFonts w:ascii="Cambria Math" w:hAnsi="Cambria Math" w:cs="Cambria Math"/>
+                    <w:rFonts w:ascii="Times New Roman" w:hAnsi="Times New Roman" w:cs="Cambria Math"/>
                   </w:rPr>
                   <m:t>R</m:t>
                 </m:r>
@@ -8541,13 +8541,13 @@
                     <m:sty m:val="p"/>
                   </m:rPr>
                   <w:rPr>
-                    <w:rFonts w:ascii="Cambria Math" w:hAnsi="Cambria Math" w:cs="Cambria Math"/>
+                    <w:rFonts w:ascii="Times New Roman" w:hAnsi="Times New Roman" w:cs="Cambria Math"/>
                   </w:rPr>
                   <m:t>A</m:t>
                 </m:r>
                 <m:r>
                   <w:rPr>
-                    <w:rFonts w:ascii="Cambria Math" w:hAnsi="Cambria Math" w:cs="Cambria Math"/>
+                    <w:rFonts w:ascii="Times New Roman" w:hAnsi="Times New Roman" w:cs="Cambria Math"/>
                   </w:rPr>
                   <m:t>1</m:t>
                 </m:r>
@@ -8559,14 +8559,14 @@
               <m:sSubPr>
                 <m:ctrlPr>
                   <w:rPr>
-                    <w:rFonts w:ascii="Cambria Math" w:hAnsi="Cambria Math"/>
+                    <w:rFonts w:ascii="Times New Roman" w:hAnsi="Times New Roman"/>
                   </w:rPr>
                 </m:ctrlPr>
               </m:sSubPr>
               <m:e>
                 <m:r>
                   <w:rPr>
-                    <w:rFonts w:ascii="Cambria Math" w:hAnsi="Cambria Math" w:cs="Cambria Math"/>
+                    <w:rFonts w:ascii="Times New Roman" w:hAnsi="Times New Roman" w:cs="Cambria Math"/>
                   </w:rPr>
                   <m:t>R</m:t>
                 </m:r>
@@ -8574,7 +8574,7 @@
               <m:sub>
                 <m:r>
                   <w:rPr>
-                    <w:rFonts w:ascii="Cambria Math" w:hAnsi="Cambria Math" w:cs="Cambria Math"/>
+                    <w:rFonts w:ascii="Times New Roman" w:hAnsi="Times New Roman" w:cs="Cambria Math"/>
                   </w:rPr>
                   <m:t>2</m:t>
                 </m:r>
@@ -8586,14 +8586,14 @@
           <m:sSubPr>
             <m:ctrlPr>
               <w:rPr>
-                <w:rFonts w:ascii="Cambria Math" w:hAnsi="Cambria Math"/>
+                <w:rFonts w:ascii="Times New Roman" w:hAnsi="Times New Roman"/>
               </w:rPr>
             </m:ctrlPr>
           </m:sSubPr>
           <m:e>
             <m:r>
               <w:rPr>
-                <w:rFonts w:ascii="Cambria Math" w:hAnsi="Cambria Math" w:cs="Cambria Math"/>
+                <w:rFonts w:ascii="Times New Roman" w:hAnsi="Times New Roman" w:cs="Cambria Math"/>
               </w:rPr>
               <m:t>I</m:t>
             </m:r>
@@ -8601,7 +8601,7 @@
           <m:sub>
             <m:r>
               <w:rPr>
-                <w:rFonts w:ascii="Cambria Math" w:hAnsi="Cambria Math" w:cs="Cambria Math"/>
+                <w:rFonts w:ascii="Times New Roman" w:hAnsi="Times New Roman" w:cs="Cambria Math"/>
               </w:rPr>
               <m:t>1</m:t>
             </m:r>
@@ -8609,7 +8609,7 @@
         </m:sSub>
         <m:r>
           <w:rPr>
-            <w:rFonts w:ascii="Cambria Math" w:hAnsi="Cambria Math" w:cs="Cambria Math"/>
+            <w:rFonts w:ascii="Times New Roman" w:hAnsi="Times New Roman" w:cs="Cambria Math"/>
           </w:rPr>
           <m:t>=5</m:t>
         </m:r>
@@ -8617,14 +8617,14 @@
           <m:sSubPr>
             <m:ctrlPr>
               <w:rPr>
-                <w:rFonts w:ascii="Cambria Math" w:hAnsi="Cambria Math"/>
+                <w:rFonts w:ascii="Times New Roman" w:hAnsi="Times New Roman"/>
               </w:rPr>
             </m:ctrlPr>
           </m:sSubPr>
           <m:e>
             <m:r>
               <w:rPr>
-                <w:rFonts w:ascii="Cambria Math" w:hAnsi="Cambria Math" w:cs="Cambria Math"/>
+                <w:rFonts w:ascii="Times New Roman" w:hAnsi="Times New Roman" w:cs="Cambria Math"/>
               </w:rPr>
               <m:t>I</m:t>
             </m:r>
@@ -8632,7 +8632,7 @@
           <m:sub>
             <m:r>
               <w:rPr>
-                <w:rFonts w:ascii="Cambria Math" w:hAnsi="Cambria Math" w:cs="Cambria Math"/>
+                <w:rFonts w:ascii="Times New Roman" w:hAnsi="Times New Roman" w:cs="Cambria Math"/>
               </w:rPr>
               <m:t>1</m:t>
             </m:r>
@@ -8660,7 +8660,7 @@
       <m:oMath>
         <m:r>
           <w:rPr>
-            <w:rFonts w:ascii="Cambria Math" w:hAnsi="Cambria Math" w:cs="Cambria Math"/>
+            <w:rFonts w:ascii="Times New Roman" w:hAnsi="Times New Roman" w:cs="Cambria Math"/>
           </w:rPr>
           <m:t>E=</m:t>
         </m:r>
@@ -8668,14 +8668,14 @@
           <m:sSubPr>
             <m:ctrlPr>
               <w:rPr>
-                <w:rFonts w:ascii="Cambria Math" w:hAnsi="Cambria Math"/>
+                <w:rFonts w:ascii="Times New Roman" w:hAnsi="Times New Roman"/>
               </w:rPr>
             </m:ctrlPr>
           </m:sSubPr>
           <m:e>
             <m:r>
               <w:rPr>
-                <w:rFonts w:ascii="Cambria Math" w:hAnsi="Cambria Math" w:cs="Cambria Math"/>
+                <w:rFonts w:ascii="Times New Roman" w:hAnsi="Times New Roman" w:cs="Cambria Math"/>
               </w:rPr>
               <m:t>I</m:t>
             </m:r>
@@ -8683,7 +8683,7 @@
           <m:sub>
             <m:r>
               <w:rPr>
-                <w:rFonts w:ascii="Cambria Math" w:hAnsi="Cambria Math" w:cs="Cambria Math"/>
+                <w:rFonts w:ascii="Times New Roman" w:hAnsi="Times New Roman" w:cs="Cambria Math"/>
               </w:rPr>
               <m:t>1</m:t>
             </m:r>
@@ -8693,7 +8693,7 @@
           <m:dPr>
             <m:ctrlPr>
               <w:rPr>
-                <w:rFonts w:ascii="Cambria Math" w:hAnsi="Cambria Math"/>
+                <w:rFonts w:ascii="Times New Roman" w:hAnsi="Times New Roman"/>
               </w:rPr>
             </m:ctrlPr>
           </m:dPr>
@@ -8702,14 +8702,14 @@
               <m:sSubPr>
                 <m:ctrlPr>
                   <w:rPr>
-                    <w:rFonts w:ascii="Cambria Math" w:hAnsi="Cambria Math"/>
+                    <w:rFonts w:ascii="Times New Roman" w:hAnsi="Times New Roman"/>
                   </w:rPr>
                 </m:ctrlPr>
               </m:sSubPr>
               <m:e>
                 <m:r>
                   <w:rPr>
-                    <w:rFonts w:ascii="Cambria Math" w:hAnsi="Cambria Math" w:cs="Cambria Math"/>
+                    <w:rFonts w:ascii="Times New Roman" w:hAnsi="Times New Roman" w:cs="Cambria Math"/>
                   </w:rPr>
                   <m:t>R</m:t>
                 </m:r>
@@ -8717,7 +8717,7 @@
               <m:sub>
                 <m:r>
                   <w:rPr>
-                    <w:rFonts w:ascii="Cambria Math" w:hAnsi="Cambria Math" w:cs="Cambria Math"/>
+                    <w:rFonts w:ascii="Times New Roman" w:hAnsi="Times New Roman" w:cs="Cambria Math"/>
                   </w:rPr>
                   <m:t>1</m:t>
                 </m:r>
@@ -8725,7 +8725,7 @@
             </m:sSub>
             <m:r>
               <w:rPr>
-                <w:rFonts w:ascii="Cambria Math" w:hAnsi="Cambria Math" w:cs="Cambria Math"/>
+                <w:rFonts w:ascii="Times New Roman" w:hAnsi="Times New Roman" w:cs="Cambria Math"/>
               </w:rPr>
               <m:t>+</m:t>
             </m:r>
@@ -8733,14 +8733,14 @@
               <m:sSubPr>
                 <m:ctrlPr>
                   <w:rPr>
-                    <w:rFonts w:ascii="Cambria Math" w:hAnsi="Cambria Math"/>
+                    <w:rFonts w:ascii="Times New Roman" w:hAnsi="Times New Roman"/>
                   </w:rPr>
                 </m:ctrlPr>
               </m:sSubPr>
               <m:e>
                 <m:r>
                   <w:rPr>
-                    <w:rFonts w:ascii="Cambria Math" w:hAnsi="Cambria Math" w:cs="Cambria Math"/>
+                    <w:rFonts w:ascii="Times New Roman" w:hAnsi="Times New Roman" w:cs="Cambria Math"/>
                   </w:rPr>
                   <m:t>R</m:t>
                 </m:r>
@@ -8751,7 +8751,7 @@
                     <m:sty m:val="p"/>
                   </m:rPr>
                   <w:rPr>
-                    <w:rFonts w:ascii="Cambria Math" w:hAnsi="Cambria Math" w:cs="Cambria Math"/>
+                    <w:rFonts w:ascii="Times New Roman" w:hAnsi="Times New Roman" w:cs="Cambria Math"/>
                   </w:rPr>
                   <m:t>A</m:t>
                 </m:r>
@@ -8761,7 +8761,7 @@
               <m:sSubPr>
                 <m:ctrlPr>
                   <w:rPr>
-                    <w:rFonts w:ascii="Cambria Math" w:hAnsi="Cambria Math"/>
+                    <w:rFonts w:ascii="Times New Roman" w:hAnsi="Times New Roman"/>
                   </w:rPr>
                 </m:ctrlPr>
               </m:sSubPr>
@@ -8769,7 +8769,7 @@
               <m:sub>
                 <m:r>
                   <w:rPr>
-                    <w:rFonts w:ascii="Cambria Math" w:hAnsi="Cambria Math" w:cs="Cambria Math"/>
+                    <w:rFonts w:ascii="Times New Roman" w:hAnsi="Times New Roman" w:cs="Cambria Math"/>
                   </w:rPr>
                   <m:t>1</m:t>
                 </m:r>
@@ -8779,7 +8779,7 @@
         </m:d>
         <m:r>
           <w:rPr>
-            <w:rFonts w:ascii="Cambria Math" w:hAnsi="Cambria Math" w:cs="Cambria Math"/>
+            <w:rFonts w:ascii="Times New Roman" w:hAnsi="Times New Roman" w:cs="Cambria Math"/>
           </w:rPr>
           <m:t>+I</m:t>
         </m:r>
@@ -8787,14 +8787,14 @@
           <m:dPr>
             <m:ctrlPr>
               <w:rPr>
-                <w:rFonts w:ascii="Cambria Math" w:hAnsi="Cambria Math"/>
+                <w:rFonts w:ascii="Times New Roman" w:hAnsi="Times New Roman"/>
               </w:rPr>
             </m:ctrlPr>
           </m:dPr>
           <m:e>
             <m:r>
               <w:rPr>
-                <w:rFonts w:ascii="Cambria Math" w:hAnsi="Cambria Math" w:cs="Cambria Math"/>
+                <w:rFonts w:ascii="Times New Roman" w:hAnsi="Times New Roman" w:cs="Cambria Math"/>
               </w:rPr>
               <m:t>R+r</m:t>
             </m:r>
@@ -8824,14 +8824,14 @@
           <m:fPr>
             <m:ctrlPr>
               <w:rPr>
-                <w:rFonts w:ascii="Cambria Math" w:hAnsi="Cambria Math"/>
+                <w:rFonts w:ascii="Times New Roman" w:hAnsi="Times New Roman"/>
               </w:rPr>
             </m:ctrlPr>
           </m:fPr>
           <m:num>
             <m:r>
               <w:rPr>
-                <w:rFonts w:ascii="Cambria Math" w:hAnsi="Cambria Math" w:cs="Cambria Math"/>
+                <w:rFonts w:ascii="Times New Roman" w:hAnsi="Times New Roman" w:cs="Cambria Math"/>
               </w:rPr>
               <m:t>1</m:t>
             </m:r>
@@ -8841,14 +8841,14 @@
               <m:sSubPr>
                 <m:ctrlPr>
                   <w:rPr>
-                    <w:rFonts w:ascii="Cambria Math" w:hAnsi="Cambria Math"/>
+                    <w:rFonts w:ascii="Times New Roman" w:hAnsi="Times New Roman"/>
                   </w:rPr>
                 </m:ctrlPr>
               </m:sSubPr>
               <m:e>
                 <m:r>
                   <w:rPr>
-                    <w:rFonts w:ascii="Cambria Math" w:hAnsi="Cambria Math" w:cs="Cambria Math"/>
+                    <w:rFonts w:ascii="Times New Roman" w:hAnsi="Times New Roman" w:cs="Cambria Math"/>
                   </w:rPr>
                   <m:t>I</m:t>
                 </m:r>
@@ -8856,7 +8856,7 @@
               <m:sub>
                 <m:r>
                   <w:rPr>
-                    <w:rFonts w:ascii="Cambria Math" w:hAnsi="Cambria Math" w:cs="Cambria Math"/>
+                    <w:rFonts w:ascii="Times New Roman" w:hAnsi="Times New Roman" w:cs="Cambria Math"/>
                   </w:rPr>
                   <m:t>1</m:t>
                 </m:r>
@@ -8866,7 +8866,7 @@
         </m:f>
         <m:r>
           <w:rPr>
-            <w:rFonts w:ascii="Cambria Math" w:hAnsi="Cambria Math" w:cs="Cambria Math"/>
+            <w:rFonts w:ascii="Times New Roman" w:hAnsi="Times New Roman" w:cs="Cambria Math"/>
           </w:rPr>
           <m:t>=</m:t>
         </m:r>
@@ -8874,14 +8874,14 @@
           <m:fPr>
             <m:ctrlPr>
               <w:rPr>
-                <w:rFonts w:ascii="Cambria Math" w:hAnsi="Cambria Math"/>
+                <w:rFonts w:ascii="Times New Roman" w:hAnsi="Times New Roman"/>
               </w:rPr>
             </m:ctrlPr>
           </m:fPr>
           <m:num>
             <m:r>
               <w:rPr>
-                <w:rFonts w:ascii="Cambria Math" w:hAnsi="Cambria Math" w:cs="Cambria Math"/>
+                <w:rFonts w:ascii="Times New Roman" w:hAnsi="Times New Roman" w:cs="Cambria Math"/>
               </w:rPr>
               <m:t>5</m:t>
             </m:r>
@@ -8889,7 +8889,7 @@
           <m:den>
             <m:r>
               <w:rPr>
-                <w:rFonts w:ascii="Cambria Math" w:hAnsi="Cambria Math" w:cs="Cambria Math"/>
+                <w:rFonts w:ascii="Times New Roman" w:hAnsi="Times New Roman" w:cs="Cambria Math"/>
               </w:rPr>
               <m:t>E</m:t>
             </m:r>
@@ -8897,7 +8897,7 @@
         </m:f>
         <m:r>
           <w:rPr>
-            <w:rFonts w:ascii="Cambria Math" w:hAnsi="Cambria Math" w:cs="Cambria Math"/>
+            <w:rFonts w:ascii="Times New Roman" w:hAnsi="Times New Roman" w:cs="Cambria Math"/>
           </w:rPr>
           <m:t>×R+</m:t>
         </m:r>
@@ -8905,14 +8905,14 @@
           <m:fPr>
             <m:ctrlPr>
               <w:rPr>
-                <w:rFonts w:ascii="Cambria Math" w:hAnsi="Cambria Math"/>
+                <w:rFonts w:ascii="Times New Roman" w:hAnsi="Times New Roman"/>
               </w:rPr>
             </m:ctrlPr>
           </m:fPr>
           <m:num>
             <m:r>
               <w:rPr>
-                <w:rFonts w:ascii="Cambria Math" w:hAnsi="Cambria Math" w:cs="Cambria Math"/>
+                <w:rFonts w:ascii="Times New Roman" w:hAnsi="Times New Roman" w:cs="Cambria Math"/>
               </w:rPr>
               <m:t>8+5r</m:t>
             </m:r>
@@ -8920,7 +8920,7 @@
           <m:den>
             <m:r>
               <w:rPr>
-                <w:rFonts w:ascii="Cambria Math" w:hAnsi="Cambria Math" w:cs="Cambria Math"/>
+                <w:rFonts w:ascii="Times New Roman" w:hAnsi="Times New Roman" w:cs="Cambria Math"/>
               </w:rPr>
               <m:t>E</m:t>
             </m:r>
@@ -8948,7 +8948,7 @@
       <m:oMath>
         <m:r>
           <w:rPr>
-            <w:rFonts w:ascii="Cambria Math" w:hAnsi="Cambria Math" w:cs="Cambria Math"/>
+            <w:rFonts w:ascii="Times New Roman" w:hAnsi="Times New Roman" w:cs="Cambria Math"/>
           </w:rPr>
           <m:t>k=</m:t>
         </m:r>
@@ -8956,14 +8956,14 @@
           <m:fPr>
             <m:ctrlPr>
               <w:rPr>
-                <w:rFonts w:ascii="Cambria Math" w:hAnsi="Cambria Math"/>
+                <w:rFonts w:ascii="Times New Roman" w:hAnsi="Times New Roman"/>
               </w:rPr>
             </m:ctrlPr>
           </m:fPr>
           <m:num>
             <m:r>
               <w:rPr>
-                <w:rFonts w:ascii="Cambria Math" w:hAnsi="Cambria Math" w:cs="Cambria Math"/>
+                <w:rFonts w:ascii="Times New Roman" w:hAnsi="Times New Roman" w:cs="Cambria Math"/>
               </w:rPr>
               <m:t>10.5-2.0</m:t>
             </m:r>
@@ -8971,7 +8971,7 @@
           <m:den>
             <m:r>
               <w:rPr>
-                <w:rFonts w:ascii="Cambria Math" w:hAnsi="Cambria Math" w:cs="Cambria Math"/>
+                <w:rFonts w:ascii="Times New Roman" w:hAnsi="Times New Roman" w:cs="Cambria Math"/>
               </w:rPr>
               <m:t>10</m:t>
             </m:r>
@@ -8981,7 +8981,7 @@
           <m:sSupPr>
             <m:ctrlPr>
               <w:rPr>
-                <w:rFonts w:ascii="Cambria Math" w:hAnsi="Cambria Math"/>
+                <w:rFonts w:ascii="Times New Roman" w:hAnsi="Times New Roman"/>
               </w:rPr>
             </m:ctrlPr>
           </m:sSupPr>
@@ -8991,7 +8991,7 @@
                 <m:sty m:val="p"/>
               </m:rPr>
               <w:rPr>
-                <w:rFonts w:ascii="Cambria Math" w:hAnsi="Cambria Math" w:cs="Cambria Math"/>
+                <w:rFonts w:ascii="Times New Roman" w:hAnsi="Times New Roman" w:cs="Cambria Math"/>
               </w:rPr>
               <m:t>V</m:t>
             </m:r>
@@ -8999,7 +8999,7 @@
           <m:sup>
             <m:r>
               <w:rPr>
-                <w:rFonts w:ascii="Cambria Math" w:hAnsi="Cambria Math" w:cs="Cambria Math"/>
+                <w:rFonts w:ascii="Times New Roman" w:hAnsi="Times New Roman" w:cs="Cambria Math"/>
               </w:rPr>
               <m:t>-1</m:t>
             </m:r>
@@ -9007,7 +9007,7 @@
         </m:sSup>
         <m:r>
           <w:rPr>
-            <w:rFonts w:ascii="Cambria Math" w:hAnsi="Cambria Math" w:cs="Cambria Math"/>
+            <w:rFonts w:ascii="Times New Roman" w:hAnsi="Times New Roman" w:cs="Cambria Math"/>
           </w:rPr>
           <m:t>=0.85</m:t>
         </m:r>
@@ -9015,7 +9015,7 @@
           <m:sSupPr>
             <m:ctrlPr>
               <w:rPr>
-                <w:rFonts w:ascii="Cambria Math" w:hAnsi="Cambria Math"/>
+                <w:rFonts w:ascii="Times New Roman" w:hAnsi="Times New Roman"/>
               </w:rPr>
             </m:ctrlPr>
           </m:sSupPr>
@@ -9025,7 +9025,7 @@
                 <m:sty m:val="p"/>
               </m:rPr>
               <w:rPr>
-                <w:rFonts w:ascii="Cambria Math" w:hAnsi="Cambria Math" w:cs="Cambria Math"/>
+                <w:rFonts w:ascii="Times New Roman" w:hAnsi="Times New Roman" w:cs="Cambria Math"/>
               </w:rPr>
               <m:t>V</m:t>
             </m:r>
@@ -9033,7 +9033,7 @@
           <m:sup>
             <m:r>
               <w:rPr>
-                <w:rFonts w:ascii="Cambria Math" w:hAnsi="Cambria Math" w:cs="Cambria Math"/>
+                <w:rFonts w:ascii="Times New Roman" w:hAnsi="Times New Roman" w:cs="Cambria Math"/>
               </w:rPr>
               <m:t>-1</m:t>
             </m:r>
@@ -9061,7 +9061,7 @@
       <m:oMath>
         <m:r>
           <w:rPr>
-            <w:rFonts w:ascii="Cambria Math" w:hAnsi="Cambria Math" w:cs="Cambria Math"/>
+            <w:rFonts w:ascii="Times New Roman" w:hAnsi="Times New Roman" w:cs="Cambria Math"/>
           </w:rPr>
           <m:t>k=</m:t>
         </m:r>
@@ -9069,14 +9069,14 @@
           <m:fPr>
             <m:ctrlPr>
               <w:rPr>
-                <w:rFonts w:ascii="Cambria Math" w:hAnsi="Cambria Math"/>
+                <w:rFonts w:ascii="Times New Roman" w:hAnsi="Times New Roman"/>
               </w:rPr>
             </m:ctrlPr>
           </m:fPr>
           <m:num>
             <m:r>
               <w:rPr>
-                <w:rFonts w:ascii="Cambria Math" w:hAnsi="Cambria Math" w:cs="Cambria Math"/>
+                <w:rFonts w:ascii="Times New Roman" w:hAnsi="Times New Roman" w:cs="Cambria Math"/>
               </w:rPr>
               <m:t>5</m:t>
             </m:r>
@@ -9084,7 +9084,7 @@
           <m:den>
             <m:r>
               <w:rPr>
-                <w:rFonts w:ascii="Cambria Math" w:hAnsi="Cambria Math" w:cs="Cambria Math"/>
+                <w:rFonts w:ascii="Times New Roman" w:hAnsi="Times New Roman" w:cs="Cambria Math"/>
               </w:rPr>
               <m:t>E</m:t>
             </m:r>
@@ -9113,7 +9113,7 @@
       <m:oMath>
         <m:r>
           <w:rPr>
-            <w:rFonts w:ascii="Cambria Math" w:hAnsi="Cambria Math" w:cs="Cambria Math"/>
+            <w:rFonts w:ascii="Times New Roman" w:hAnsi="Times New Roman" w:cs="Cambria Math"/>
           </w:rPr>
           <m:t>E=5.9</m:t>
         </m:r>
@@ -9122,7 +9122,7 @@
             <m:sty m:val="p"/>
           </m:rPr>
           <w:rPr>
-            <w:rFonts w:ascii="Cambria Math" w:hAnsi="Cambria Math" w:cs="Cambria Math"/>
+            <w:rFonts w:ascii="Times New Roman" w:hAnsi="Times New Roman" w:cs="Cambria Math"/>
           </w:rPr>
           <m:t>V</m:t>
         </m:r>
@@ -9148,7 +9148,7 @@
       <m:oMath>
         <m:r>
           <w:rPr>
-            <w:rFonts w:ascii="Cambria Math" w:hAnsi="Cambria Math" w:cs="Cambria Math"/>
+            <w:rFonts w:ascii="Times New Roman" w:hAnsi="Times New Roman" w:cs="Cambria Math"/>
           </w:rPr>
           <m:t>b=2.0</m:t>
         </m:r>
@@ -9156,7 +9156,7 @@
           <m:sSupPr>
             <m:ctrlPr>
               <w:rPr>
-                <w:rFonts w:ascii="Cambria Math" w:hAnsi="Cambria Math"/>
+                <w:rFonts w:ascii="Times New Roman" w:hAnsi="Times New Roman"/>
               </w:rPr>
             </m:ctrlPr>
           </m:sSupPr>
@@ -9166,7 +9166,7 @@
                 <m:sty m:val="p"/>
               </m:rPr>
               <w:rPr>
-                <w:rFonts w:ascii="Cambria Math" w:hAnsi="Cambria Math" w:cs="Cambria Math"/>
+                <w:rFonts w:ascii="Times New Roman" w:hAnsi="Times New Roman" w:cs="Cambria Math"/>
               </w:rPr>
               <m:t>A</m:t>
             </m:r>
@@ -9174,7 +9174,7 @@
           <m:sup>
             <m:r>
               <w:rPr>
-                <w:rFonts w:ascii="Cambria Math" w:hAnsi="Cambria Math" w:cs="Cambria Math"/>
+                <w:rFonts w:ascii="Times New Roman" w:hAnsi="Times New Roman" w:cs="Cambria Math"/>
               </w:rPr>
               <m:t>-1</m:t>
             </m:r>
@@ -9202,7 +9202,7 @@
       <m:oMath>
         <m:r>
           <w:rPr>
-            <w:rFonts w:ascii="Cambria Math" w:hAnsi="Cambria Math" w:cs="Cambria Math"/>
+            <w:rFonts w:ascii="Times New Roman" w:hAnsi="Times New Roman" w:cs="Cambria Math"/>
           </w:rPr>
           <m:t>b=</m:t>
         </m:r>
@@ -9210,14 +9210,14 @@
           <m:fPr>
             <m:ctrlPr>
               <w:rPr>
-                <w:rFonts w:ascii="Cambria Math" w:hAnsi="Cambria Math"/>
+                <w:rFonts w:ascii="Times New Roman" w:hAnsi="Times New Roman"/>
               </w:rPr>
             </m:ctrlPr>
           </m:fPr>
           <m:num>
             <m:r>
               <w:rPr>
-                <w:rFonts w:ascii="Cambria Math" w:hAnsi="Cambria Math" w:cs="Cambria Math"/>
+                <w:rFonts w:ascii="Times New Roman" w:hAnsi="Times New Roman" w:cs="Cambria Math"/>
               </w:rPr>
               <m:t>8+5r</m:t>
             </m:r>
@@ -9225,7 +9225,7 @@
           <m:den>
             <m:r>
               <w:rPr>
-                <w:rFonts w:ascii="Cambria Math" w:hAnsi="Cambria Math" w:cs="Cambria Math"/>
+                <w:rFonts w:ascii="Times New Roman" w:hAnsi="Times New Roman" w:cs="Cambria Math"/>
               </w:rPr>
               <m:t>E</m:t>
             </m:r>
@@ -9253,7 +9253,7 @@
       <m:oMath>
         <m:r>
           <w:rPr>
-            <w:rFonts w:ascii="Cambria Math" w:hAnsi="Cambria Math" w:cs="Cambria Math"/>
+            <w:rFonts w:ascii="Times New Roman" w:hAnsi="Times New Roman" w:cs="Cambria Math"/>
           </w:rPr>
           <m:t>r=0.75</m:t>
         </m:r>
@@ -9262,7 +9262,7 @@
             <m:sty m:val="p"/>
           </m:rPr>
           <w:rPr>
-            <w:rFonts w:ascii="Cambria Math" w:hAnsi="Cambria Math" w:cs="Cambria Math"/>
+            <w:rFonts w:ascii="Times New Roman" w:hAnsi="Times New Roman" w:cs="Cambria Math"/>
           </w:rPr>
           <m:t>Ω</m:t>
         </m:r>
@@ -9385,14 +9385,14 @@
           <m:sSubPr>
             <m:ctrlPr>
               <w:rPr>
-                <w:rFonts w:ascii="Cambria Math" w:hAnsi="Cambria Math"/>
+                <w:rFonts w:ascii="Times New Roman" w:hAnsi="Times New Roman"/>
               </w:rPr>
             </m:ctrlPr>
           </m:sSubPr>
           <m:e>
             <m:r>
               <w:rPr>
-                <w:rFonts w:ascii="Cambria Math" w:hAnsi="Cambria Math" w:cs="Cambria Math"/>
+                <w:rFonts w:ascii="Times New Roman" w:hAnsi="Times New Roman" w:cs="Cambria Math"/>
               </w:rPr>
               <m:t>R</m:t>
             </m:r>
@@ -9403,7 +9403,7 @@
                 <m:sty m:val="p"/>
               </m:rPr>
               <w:rPr>
-                <w:rFonts w:ascii="Cambria Math" w:hAnsi="Cambria Math" w:cs="Cambria Math"/>
+                <w:rFonts w:ascii="Times New Roman" w:hAnsi="Times New Roman" w:cs="Cambria Math"/>
               </w:rPr>
               <m:t>并</m:t>
             </m:r>
@@ -9414,7 +9414,7 @@
             <m:nor/>
           </m:rPr>
           <w:rPr>
-            <w:rFonts w:ascii="Cambria Math" w:hAnsi="Cambria Math" w:cs="Cambria Math"/>
+            <w:rFonts w:ascii="Times New Roman" w:hAnsi="Times New Roman" w:cs="Cambria Math"/>
           </w:rPr>
           <m:t>=</m:t>
         </m:r>
@@ -9422,7 +9422,7 @@
           <m:fPr>
             <m:ctrlPr>
               <w:rPr>
-                <w:rFonts w:ascii="Cambria Math" w:hAnsi="Cambria Math"/>
+                <w:rFonts w:ascii="Times New Roman" w:hAnsi="Times New Roman"/>
               </w:rPr>
             </m:ctrlPr>
           </m:fPr>
@@ -9431,7 +9431,7 @@
               <m:dPr>
                 <m:ctrlPr>
                   <w:rPr>
-                    <w:rFonts w:ascii="Cambria Math" w:hAnsi="Cambria Math"/>
+                    <w:rFonts w:ascii="Times New Roman" w:hAnsi="Times New Roman"/>
                   </w:rPr>
                 </m:ctrlPr>
               </m:dPr>
@@ -9440,14 +9440,14 @@
                   <m:sSubPr>
                     <m:ctrlPr>
                       <w:rPr>
-                        <w:rFonts w:ascii="Cambria Math" w:hAnsi="Cambria Math"/>
+                        <w:rFonts w:ascii="Times New Roman" w:hAnsi="Times New Roman"/>
                       </w:rPr>
                     </m:ctrlPr>
                   </m:sSubPr>
                   <m:e>
                     <m:r>
                       <w:rPr>
-                        <w:rFonts w:ascii="Cambria Math" w:hAnsi="Cambria Math" w:cs="Cambria Math"/>
+                        <w:rFonts w:ascii="Times New Roman" w:hAnsi="Times New Roman" w:cs="Cambria Math"/>
                       </w:rPr>
                       <m:t>R</m:t>
                     </m:r>
@@ -9455,7 +9455,7 @@
                   <m:sub>
                     <m:r>
                       <w:rPr>
-                        <w:rFonts w:ascii="Cambria Math" w:hAnsi="Cambria Math" w:cs="Cambria Math"/>
+                        <w:rFonts w:ascii="Times New Roman" w:hAnsi="Times New Roman" w:cs="Cambria Math"/>
                       </w:rPr>
                       <m:t>1</m:t>
                     </m:r>
@@ -9463,7 +9463,7 @@
                 </m:sSub>
                 <m:r>
                   <w:rPr>
-                    <w:rFonts w:ascii="Cambria Math" w:hAnsi="Cambria Math" w:cs="Cambria Math"/>
+                    <w:rFonts w:ascii="Times New Roman" w:hAnsi="Times New Roman" w:cs="Cambria Math"/>
                   </w:rPr>
                   <m:t>+</m:t>
                 </m:r>
@@ -9471,14 +9471,14 @@
                   <m:sSubPr>
                     <m:ctrlPr>
                       <w:rPr>
-                        <w:rFonts w:ascii="Cambria Math" w:hAnsi="Cambria Math"/>
+                        <w:rFonts w:ascii="Times New Roman" w:hAnsi="Times New Roman"/>
                       </w:rPr>
                     </m:ctrlPr>
                   </m:sSubPr>
                   <m:e>
                     <m:r>
                       <w:rPr>
-                        <w:rFonts w:ascii="Cambria Math" w:hAnsi="Cambria Math" w:cs="Cambria Math"/>
+                        <w:rFonts w:ascii="Times New Roman" w:hAnsi="Times New Roman" w:cs="Cambria Math"/>
                       </w:rPr>
                       <m:t>R</m:t>
                     </m:r>
@@ -9489,13 +9489,13 @@
                         <m:sty m:val="p"/>
                       </m:rPr>
                       <w:rPr>
-                        <w:rFonts w:ascii="Cambria Math" w:hAnsi="Cambria Math" w:cs="Cambria Math"/>
+                        <w:rFonts w:ascii="Times New Roman" w:hAnsi="Times New Roman" w:cs="Cambria Math"/>
                       </w:rPr>
                       <m:t>A</m:t>
                     </m:r>
                     <m:r>
                       <w:rPr>
-                        <w:rFonts w:ascii="Cambria Math" w:hAnsi="Cambria Math" w:cs="Cambria Math"/>
+                        <w:rFonts w:ascii="Times New Roman" w:hAnsi="Times New Roman" w:cs="Cambria Math"/>
                       </w:rPr>
                       <m:t>1</m:t>
                     </m:r>
@@ -9507,14 +9507,14 @@
               <m:sSubPr>
                 <m:ctrlPr>
                   <w:rPr>
-                    <w:rFonts w:ascii="Cambria Math" w:hAnsi="Cambria Math"/>
+                    <w:rFonts w:ascii="Times New Roman" w:hAnsi="Times New Roman"/>
                   </w:rPr>
                 </m:ctrlPr>
               </m:sSubPr>
               <m:e>
                 <m:r>
                   <w:rPr>
-                    <w:rFonts w:ascii="Cambria Math" w:hAnsi="Cambria Math" w:cs="Cambria Math"/>
+                    <w:rFonts w:ascii="Times New Roman" w:hAnsi="Times New Roman" w:cs="Cambria Math"/>
                   </w:rPr>
                   <m:t>R</m:t>
                 </m:r>
@@ -9522,7 +9522,7 @@
               <m:sub>
                 <m:r>
                   <w:rPr>
-                    <w:rFonts w:ascii="Cambria Math" w:hAnsi="Cambria Math" w:cs="Cambria Math"/>
+                    <w:rFonts w:ascii="Times New Roman" w:hAnsi="Times New Roman" w:cs="Cambria Math"/>
                   </w:rPr>
                   <m:t>2</m:t>
                 </m:r>
@@ -9534,14 +9534,14 @@
               <m:sSubPr>
                 <m:ctrlPr>
                   <w:rPr>
-                    <w:rFonts w:ascii="Cambria Math" w:hAnsi="Cambria Math"/>
+                    <w:rFonts w:ascii="Times New Roman" w:hAnsi="Times New Roman"/>
                   </w:rPr>
                 </m:ctrlPr>
               </m:sSubPr>
               <m:e>
                 <m:r>
                   <w:rPr>
-                    <w:rFonts w:ascii="Cambria Math" w:hAnsi="Cambria Math" w:cs="Cambria Math"/>
+                    <w:rFonts w:ascii="Times New Roman" w:hAnsi="Times New Roman" w:cs="Cambria Math"/>
                   </w:rPr>
                   <m:t>R</m:t>
                 </m:r>
@@ -9549,7 +9549,7 @@
               <m:sub>
                 <m:r>
                   <w:rPr>
-                    <w:rFonts w:ascii="Cambria Math" w:hAnsi="Cambria Math" w:cs="Cambria Math"/>
+                    <w:rFonts w:ascii="Times New Roman" w:hAnsi="Times New Roman" w:cs="Cambria Math"/>
                   </w:rPr>
                   <m:t>1</m:t>
                 </m:r>
@@ -9557,7 +9557,7 @@
             </m:sSub>
             <m:r>
               <w:rPr>
-                <w:rFonts w:ascii="Cambria Math" w:hAnsi="Cambria Math" w:cs="Cambria Math"/>
+                <w:rFonts w:ascii="Times New Roman" w:hAnsi="Times New Roman" w:cs="Cambria Math"/>
               </w:rPr>
               <m:t>+</m:t>
             </m:r>
@@ -9565,14 +9565,14 @@
               <m:sSubPr>
                 <m:ctrlPr>
                   <w:rPr>
-                    <w:rFonts w:ascii="Cambria Math" w:hAnsi="Cambria Math"/>
+                    <w:rFonts w:ascii="Times New Roman" w:hAnsi="Times New Roman"/>
                   </w:rPr>
                 </m:ctrlPr>
               </m:sSubPr>
               <m:e>
                 <m:r>
                   <w:rPr>
-                    <w:rFonts w:ascii="Cambria Math" w:hAnsi="Cambria Math" w:cs="Cambria Math"/>
+                    <w:rFonts w:ascii="Times New Roman" w:hAnsi="Times New Roman" w:cs="Cambria Math"/>
                   </w:rPr>
                   <m:t>R</m:t>
                 </m:r>
@@ -9583,13 +9583,13 @@
                     <m:sty m:val="p"/>
                   </m:rPr>
                   <w:rPr>
-                    <w:rFonts w:ascii="Cambria Math" w:hAnsi="Cambria Math" w:cs="Cambria Math"/>
+                    <w:rFonts w:ascii="Times New Roman" w:hAnsi="Times New Roman" w:cs="Cambria Math"/>
                   </w:rPr>
                   <m:t>A</m:t>
                 </m:r>
                 <m:r>
                   <w:rPr>
-                    <w:rFonts w:ascii="Cambria Math" w:hAnsi="Cambria Math" w:cs="Cambria Math"/>
+                    <w:rFonts w:ascii="Times New Roman" w:hAnsi="Times New Roman" w:cs="Cambria Math"/>
                   </w:rPr>
                   <m:t>1</m:t>
                 </m:r>
@@ -9597,7 +9597,7 @@
             </m:sSub>
             <m:r>
               <w:rPr>
-                <w:rFonts w:ascii="Cambria Math" w:hAnsi="Cambria Math" w:cs="Cambria Math"/>
+                <w:rFonts w:ascii="Times New Roman" w:hAnsi="Times New Roman" w:cs="Cambria Math"/>
               </w:rPr>
               <m:t>+</m:t>
             </m:r>
@@ -9605,14 +9605,14 @@
               <m:sSubPr>
                 <m:ctrlPr>
                   <w:rPr>
-                    <w:rFonts w:ascii="Cambria Math" w:hAnsi="Cambria Math"/>
+                    <w:rFonts w:ascii="Times New Roman" w:hAnsi="Times New Roman"/>
                   </w:rPr>
                 </m:ctrlPr>
               </m:sSubPr>
               <m:e>
                 <m:r>
                   <w:rPr>
-                    <w:rFonts w:ascii="Cambria Math" w:hAnsi="Cambria Math" w:cs="Cambria Math"/>
+                    <w:rFonts w:ascii="Times New Roman" w:hAnsi="Times New Roman" w:cs="Cambria Math"/>
                   </w:rPr>
                   <m:t>R</m:t>
                 </m:r>
@@ -9620,7 +9620,7 @@
               <m:sub>
                 <m:r>
                   <w:rPr>
-                    <w:rFonts w:ascii="Cambria Math" w:hAnsi="Cambria Math" w:cs="Cambria Math"/>
+                    <w:rFonts w:ascii="Times New Roman" w:hAnsi="Times New Roman" w:cs="Cambria Math"/>
                   </w:rPr>
                   <m:t>2</m:t>
                 </m:r>
@@ -9630,7 +9630,7 @@
         </m:f>
         <m:r>
           <w:rPr>
-            <w:rFonts w:ascii="Cambria Math" w:hAnsi="Cambria Math" w:cs="Cambria Math"/>
+            <w:rFonts w:ascii="Times New Roman" w:hAnsi="Times New Roman" w:cs="Cambria Math"/>
           </w:rPr>
           <m:t>=1.6</m:t>
         </m:r>
@@ -9639,7 +9639,7 @@
             <m:sty m:val="p"/>
           </m:rPr>
           <w:rPr>
-            <w:rFonts w:ascii="Cambria Math" w:hAnsi="Cambria Math" w:cs="Cambria Math"/>
+            <w:rFonts w:ascii="Times New Roman" w:hAnsi="Times New Roman" w:cs="Cambria Math"/>
           </w:rPr>
           <m:t>Ω</m:t>
         </m:r>
@@ -9690,7 +9690,7 @@
       <m:oMath>
         <m:r>
           <w:rPr>
-            <w:rFonts w:ascii="Cambria Math" w:hAnsi="Cambria Math" w:cs="Cambria Math"/>
+            <w:rFonts w:ascii="Times New Roman" w:hAnsi="Times New Roman" w:cs="Cambria Math"/>
           </w:rPr>
           <m:t>E=</m:t>
         </m:r>
@@ -9698,14 +9698,14 @@
           <m:sSubPr>
             <m:ctrlPr>
               <w:rPr>
-                <w:rFonts w:ascii="Cambria Math" w:hAnsi="Cambria Math"/>
+                <w:rFonts w:ascii="Times New Roman" w:hAnsi="Times New Roman"/>
               </w:rPr>
             </m:ctrlPr>
           </m:sSubPr>
           <m:e>
             <m:r>
               <w:rPr>
-                <w:rFonts w:ascii="Cambria Math" w:hAnsi="Cambria Math" w:cs="Cambria Math"/>
+                <w:rFonts w:ascii="Times New Roman" w:hAnsi="Times New Roman" w:cs="Cambria Math"/>
               </w:rPr>
               <m:t>I</m:t>
             </m:r>
@@ -9713,7 +9713,7 @@
           <m:sub>
             <m:r>
               <w:rPr>
-                <w:rFonts w:ascii="Cambria Math" w:hAnsi="Cambria Math" w:cs="Cambria Math"/>
+                <w:rFonts w:ascii="Times New Roman" w:hAnsi="Times New Roman" w:cs="Cambria Math"/>
               </w:rPr>
               <m:t>2</m:t>
             </m:r>
@@ -9723,7 +9723,7 @@
           <m:dPr>
             <m:ctrlPr>
               <w:rPr>
-                <w:rFonts w:ascii="Cambria Math" w:hAnsi="Cambria Math"/>
+                <w:rFonts w:ascii="Times New Roman" w:hAnsi="Times New Roman"/>
               </w:rPr>
             </m:ctrlPr>
           </m:dPr>
@@ -9732,14 +9732,14 @@
               <m:sSubPr>
                 <m:ctrlPr>
                   <w:rPr>
-                    <w:rFonts w:ascii="Cambria Math" w:hAnsi="Cambria Math"/>
+                    <w:rFonts w:ascii="Times New Roman" w:hAnsi="Times New Roman"/>
                   </w:rPr>
                 </m:ctrlPr>
               </m:sSubPr>
               <m:e>
                 <m:r>
                   <w:rPr>
-                    <w:rFonts w:ascii="Cambria Math" w:hAnsi="Cambria Math" w:cs="Cambria Math"/>
+                    <w:rFonts w:ascii="Times New Roman" w:hAnsi="Times New Roman" w:cs="Cambria Math"/>
                   </w:rPr>
                   <m:t>R</m:t>
                 </m:r>
@@ -9750,7 +9750,7 @@
                     <m:sty m:val="p"/>
                   </m:rPr>
                   <w:rPr>
-                    <w:rFonts w:ascii="Cambria Math" w:hAnsi="Cambria Math" w:cs="Cambria Math"/>
+                    <w:rFonts w:ascii="Times New Roman" w:hAnsi="Times New Roman" w:cs="Cambria Math"/>
                   </w:rPr>
                   <m:t>并</m:t>
                 </m:r>
@@ -9761,13 +9761,13 @@
                 <m:nor/>
               </m:rPr>
               <w:rPr>
-                <w:rFonts w:ascii="Cambria Math" w:hAnsi="Cambria Math" w:cs="Cambria Math"/>
+                <w:rFonts w:ascii="Times New Roman" w:hAnsi="Times New Roman" w:cs="Cambria Math"/>
               </w:rPr>
               <m:t>+</m:t>
             </m:r>
             <m:r>
               <w:rPr>
-                <w:rFonts w:ascii="Cambria Math" w:hAnsi="Cambria Math" w:cs="Cambria Math"/>
+                <w:rFonts w:ascii="Times New Roman" w:hAnsi="Times New Roman" w:cs="Cambria Math"/>
               </w:rPr>
               <m:t>R+</m:t>
             </m:r>
@@ -9775,14 +9775,14 @@
               <m:sSubPr>
                 <m:ctrlPr>
                   <w:rPr>
-                    <w:rFonts w:ascii="Cambria Math" w:hAnsi="Cambria Math"/>
+                    <w:rFonts w:ascii="Times New Roman" w:hAnsi="Times New Roman"/>
                   </w:rPr>
                 </m:ctrlPr>
               </m:sSubPr>
               <m:e>
                 <m:r>
                   <w:rPr>
-                    <w:rFonts w:ascii="Cambria Math" w:hAnsi="Cambria Math" w:cs="Cambria Math"/>
+                    <w:rFonts w:ascii="Times New Roman" w:hAnsi="Times New Roman" w:cs="Cambria Math"/>
                   </w:rPr>
                   <m:t>R</m:t>
                 </m:r>
@@ -9793,13 +9793,13 @@
                     <m:sty m:val="p"/>
                   </m:rPr>
                   <w:rPr>
-                    <w:rFonts w:ascii="Cambria Math" w:hAnsi="Cambria Math" w:cs="Cambria Math"/>
+                    <w:rFonts w:ascii="Times New Roman" w:hAnsi="Times New Roman" w:cs="Cambria Math"/>
                   </w:rPr>
                   <m:t>A</m:t>
                 </m:r>
                 <m:r>
                   <w:rPr>
-                    <w:rFonts w:ascii="Cambria Math" w:hAnsi="Cambria Math" w:cs="Cambria Math"/>
+                    <w:rFonts w:ascii="Times New Roman" w:hAnsi="Times New Roman" w:cs="Cambria Math"/>
                   </w:rPr>
                   <m:t>2</m:t>
                 </m:r>
@@ -9807,7 +9807,7 @@
             </m:sSub>
             <m:r>
               <w:rPr>
-                <w:rFonts w:ascii="Cambria Math" w:hAnsi="Cambria Math" w:cs="Cambria Math"/>
+                <w:rFonts w:ascii="Times New Roman" w:hAnsi="Times New Roman" w:cs="Cambria Math"/>
               </w:rPr>
               <m:t>+r</m:t>
             </m:r>
@@ -9837,14 +9837,14 @@
           <m:fPr>
             <m:ctrlPr>
               <w:rPr>
-                <w:rFonts w:ascii="Cambria Math" w:hAnsi="Cambria Math"/>
+                <w:rFonts w:ascii="Times New Roman" w:hAnsi="Times New Roman"/>
               </w:rPr>
             </m:ctrlPr>
           </m:fPr>
           <m:num>
             <m:r>
               <w:rPr>
-                <w:rFonts w:ascii="Cambria Math" w:hAnsi="Cambria Math" w:cs="Cambria Math"/>
+                <w:rFonts w:ascii="Times New Roman" w:hAnsi="Times New Roman" w:cs="Cambria Math"/>
               </w:rPr>
               <m:t>1</m:t>
             </m:r>
@@ -9854,14 +9854,14 @@
               <m:sSubPr>
                 <m:ctrlPr>
                   <w:rPr>
-                    <w:rFonts w:ascii="Cambria Math" w:hAnsi="Cambria Math"/>
+                    <w:rFonts w:ascii="Times New Roman" w:hAnsi="Times New Roman"/>
                   </w:rPr>
                 </m:ctrlPr>
               </m:sSubPr>
               <m:e>
                 <m:r>
                   <w:rPr>
-                    <w:rFonts w:ascii="Cambria Math" w:hAnsi="Cambria Math" w:cs="Cambria Math"/>
+                    <w:rFonts w:ascii="Times New Roman" w:hAnsi="Times New Roman" w:cs="Cambria Math"/>
                   </w:rPr>
                   <m:t>I</m:t>
                 </m:r>
@@ -9869,7 +9869,7 @@
               <m:sub>
                 <m:r>
                   <w:rPr>
-                    <w:rFonts w:ascii="Cambria Math" w:hAnsi="Cambria Math" w:cs="Cambria Math"/>
+                    <w:rFonts w:ascii="Times New Roman" w:hAnsi="Times New Roman" w:cs="Cambria Math"/>
                   </w:rPr>
                   <m:t>2</m:t>
                 </m:r>
@@ -9879,7 +9879,7 @@
         </m:f>
         <m:r>
           <w:rPr>
-            <w:rFonts w:ascii="Cambria Math" w:hAnsi="Cambria Math" w:cs="Cambria Math"/>
+            <w:rFonts w:ascii="Times New Roman" w:hAnsi="Times New Roman" w:cs="Cambria Math"/>
           </w:rPr>
           <m:t>=</m:t>
         </m:r>
@@ -9887,14 +9887,14 @@
           <m:fPr>
             <m:ctrlPr>
               <w:rPr>
-                <w:rFonts w:ascii="Cambria Math" w:hAnsi="Cambria Math"/>
+                <w:rFonts w:ascii="Times New Roman" w:hAnsi="Times New Roman"/>
               </w:rPr>
             </m:ctrlPr>
           </m:fPr>
           <m:num>
             <m:r>
               <w:rPr>
-                <w:rFonts w:ascii="Cambria Math" w:hAnsi="Cambria Math" w:cs="Cambria Math"/>
+                <w:rFonts w:ascii="Times New Roman" w:hAnsi="Times New Roman" w:cs="Cambria Math"/>
               </w:rPr>
               <m:t>1</m:t>
             </m:r>
@@ -9902,7 +9902,7 @@
           <m:den>
             <m:r>
               <w:rPr>
-                <w:rFonts w:ascii="Cambria Math" w:hAnsi="Cambria Math" w:cs="Cambria Math"/>
+                <w:rFonts w:ascii="Times New Roman" w:hAnsi="Times New Roman" w:cs="Cambria Math"/>
               </w:rPr>
               <m:t>E</m:t>
             </m:r>
@@ -9910,7 +9910,7 @@
         </m:f>
         <m:r>
           <w:rPr>
-            <w:rFonts w:ascii="Cambria Math" w:hAnsi="Cambria Math" w:cs="Cambria Math"/>
+            <w:rFonts w:ascii="Times New Roman" w:hAnsi="Times New Roman" w:cs="Cambria Math"/>
           </w:rPr>
           <m:t>×R+</m:t>
         </m:r>
@@ -9918,7 +9918,7 @@
           <m:fPr>
             <m:ctrlPr>
               <w:rPr>
-                <w:rFonts w:ascii="Cambria Math" w:hAnsi="Cambria Math"/>
+                <w:rFonts w:ascii="Times New Roman" w:hAnsi="Times New Roman"/>
               </w:rPr>
             </m:ctrlPr>
           </m:fPr>
@@ -9927,14 +9927,14 @@
               <m:sSubPr>
                 <m:ctrlPr>
                   <w:rPr>
-                    <w:rFonts w:ascii="Cambria Math" w:hAnsi="Cambria Math"/>
+                    <w:rFonts w:ascii="Times New Roman" w:hAnsi="Times New Roman"/>
                   </w:rPr>
                 </m:ctrlPr>
               </m:sSubPr>
               <m:e>
                 <m:r>
                   <w:rPr>
-                    <w:rFonts w:ascii="Cambria Math" w:hAnsi="Cambria Math" w:cs="Cambria Math"/>
+                    <w:rFonts w:ascii="Times New Roman" w:hAnsi="Times New Roman" w:cs="Cambria Math"/>
                   </w:rPr>
                   <m:t>R</m:t>
                 </m:r>
@@ -9945,7 +9945,7 @@
                     <m:sty m:val="p"/>
                   </m:rPr>
                   <w:rPr>
-                    <w:rFonts w:ascii="Cambria Math" w:hAnsi="Cambria Math" w:cs="Cambria Math"/>
+                    <w:rFonts w:ascii="Times New Roman" w:hAnsi="Times New Roman" w:cs="Cambria Math"/>
                   </w:rPr>
                   <m:t>并</m:t>
                 </m:r>
@@ -9956,7 +9956,7 @@
                 <m:nor/>
               </m:rPr>
               <w:rPr>
-                <w:rFonts w:ascii="Cambria Math" w:hAnsi="Cambria Math" w:cs="Cambria Math"/>
+                <w:rFonts w:ascii="Times New Roman" w:hAnsi="Times New Roman" w:cs="Cambria Math"/>
               </w:rPr>
               <m:t>+</m:t>
             </m:r>
@@ -9964,14 +9964,14 @@
               <m:sSubPr>
                 <m:ctrlPr>
                   <w:rPr>
-                    <w:rFonts w:ascii="Cambria Math" w:hAnsi="Cambria Math"/>
+                    <w:rFonts w:ascii="Times New Roman" w:hAnsi="Times New Roman"/>
                   </w:rPr>
                 </m:ctrlPr>
               </m:sSubPr>
               <m:e>
                 <m:r>
                   <w:rPr>
-                    <w:rFonts w:ascii="Cambria Math" w:hAnsi="Cambria Math" w:cs="Cambria Math"/>
+                    <w:rFonts w:ascii="Times New Roman" w:hAnsi="Times New Roman" w:cs="Cambria Math"/>
                   </w:rPr>
                   <m:t>R</m:t>
                 </m:r>
@@ -9982,13 +9982,13 @@
                     <m:sty m:val="p"/>
                   </m:rPr>
                   <w:rPr>
-                    <w:rFonts w:ascii="Cambria Math" w:hAnsi="Cambria Math" w:cs="Cambria Math"/>
+                    <w:rFonts w:ascii="Times New Roman" w:hAnsi="Times New Roman" w:cs="Cambria Math"/>
                   </w:rPr>
                   <m:t>A</m:t>
                 </m:r>
                 <m:r>
                   <w:rPr>
-                    <w:rFonts w:ascii="Cambria Math" w:hAnsi="Cambria Math" w:cs="Cambria Math"/>
+                    <w:rFonts w:ascii="Times New Roman" w:hAnsi="Times New Roman" w:cs="Cambria Math"/>
                   </w:rPr>
                   <m:t>2</m:t>
                 </m:r>
@@ -9996,7 +9996,7 @@
             </m:sSub>
             <m:r>
               <w:rPr>
-                <w:rFonts w:ascii="Cambria Math" w:hAnsi="Cambria Math" w:cs="Cambria Math"/>
+                <w:rFonts w:ascii="Times New Roman" w:hAnsi="Times New Roman" w:cs="Cambria Math"/>
               </w:rPr>
               <m:t>+r</m:t>
             </m:r>
@@ -10004,7 +10004,7 @@
           <m:den>
             <m:r>
               <w:rPr>
-                <w:rFonts w:ascii="Cambria Math" w:hAnsi="Cambria Math" w:cs="Cambria Math"/>
+                <w:rFonts w:ascii="Times New Roman" w:hAnsi="Times New Roman" w:cs="Cambria Math"/>
               </w:rPr>
               <m:t>E</m:t>
             </m:r>
@@ -10034,14 +10034,14 @@
           <m:sSupPr>
             <m:ctrlPr>
               <w:rPr>
-                <w:rFonts w:ascii="Cambria Math" w:hAnsi="Cambria Math"/>
+                <w:rFonts w:ascii="Times New Roman" w:hAnsi="Times New Roman"/>
               </w:rPr>
             </m:ctrlPr>
           </m:sSupPr>
           <m:e>
             <m:r>
               <w:rPr>
-                <w:rFonts w:ascii="Cambria Math" w:hAnsi="Cambria Math" w:cs="Cambria Math"/>
+                <w:rFonts w:ascii="Times New Roman" w:hAnsi="Times New Roman" w:cs="Cambria Math"/>
               </w:rPr>
               <m:t>b</m:t>
             </m:r>
@@ -10049,7 +10049,7 @@
           <m:sup>
             <m:r>
               <w:rPr>
-                <w:rFonts w:ascii="Cambria Math" w:hAnsi="Cambria Math" w:cs="Cambria Math"/>
+                <w:rFonts w:ascii="Times New Roman" w:hAnsi="Times New Roman" w:cs="Cambria Math"/>
               </w:rPr>
               <m:t>'</m:t>
             </m:r>
@@ -10057,7 +10057,7 @@
         </m:sSup>
         <m:r>
           <w:rPr>
-            <w:rFonts w:ascii="Cambria Math" w:hAnsi="Cambria Math" w:cs="Cambria Math"/>
+            <w:rFonts w:ascii="Times New Roman" w:hAnsi="Times New Roman" w:cs="Cambria Math"/>
           </w:rPr>
           <m:t>=</m:t>
         </m:r>
@@ -10065,7 +10065,7 @@
           <m:fPr>
             <m:ctrlPr>
               <w:rPr>
-                <w:rFonts w:ascii="Cambria Math" w:hAnsi="Cambria Math"/>
+                <w:rFonts w:ascii="Times New Roman" w:hAnsi="Times New Roman"/>
               </w:rPr>
             </m:ctrlPr>
           </m:fPr>
@@ -10074,14 +10074,14 @@
               <m:sSubPr>
                 <m:ctrlPr>
                   <w:rPr>
-                    <w:rFonts w:ascii="Cambria Math" w:hAnsi="Cambria Math"/>
+                    <w:rFonts w:ascii="Times New Roman" w:hAnsi="Times New Roman"/>
                   </w:rPr>
                 </m:ctrlPr>
               </m:sSubPr>
               <m:e>
                 <m:r>
                   <w:rPr>
-                    <w:rFonts w:ascii="Cambria Math" w:hAnsi="Cambria Math" w:cs="Cambria Math"/>
+                    <w:rFonts w:ascii="Times New Roman" w:hAnsi="Times New Roman" w:cs="Cambria Math"/>
                   </w:rPr>
                   <m:t>R</m:t>
                 </m:r>
@@ -10092,7 +10092,7 @@
                     <m:sty m:val="p"/>
                   </m:rPr>
                   <w:rPr>
-                    <w:rFonts w:ascii="Cambria Math" w:hAnsi="Cambria Math" w:cs="Cambria Math"/>
+                    <w:rFonts w:ascii="Times New Roman" w:hAnsi="Times New Roman" w:cs="Cambria Math"/>
                   </w:rPr>
                   <m:t>并</m:t>
                 </m:r>
@@ -10103,7 +10103,7 @@
                 <m:nor/>
               </m:rPr>
               <w:rPr>
-                <w:rFonts w:ascii="Cambria Math" w:hAnsi="Cambria Math" w:cs="Cambria Math"/>
+                <w:rFonts w:ascii="Times New Roman" w:hAnsi="Times New Roman" w:cs="Cambria Math"/>
               </w:rPr>
               <m:t>+</m:t>
             </m:r>
@@ -10111,14 +10111,14 @@
               <m:sSubPr>
                 <m:ctrlPr>
                   <w:rPr>
-                    <w:rFonts w:ascii="Cambria Math" w:hAnsi="Cambria Math"/>
+                    <w:rFonts w:ascii="Times New Roman" w:hAnsi="Times New Roman"/>
                   </w:rPr>
                 </m:ctrlPr>
               </m:sSubPr>
               <m:e>
                 <m:r>
                   <w:rPr>
-                    <w:rFonts w:ascii="Cambria Math" w:hAnsi="Cambria Math" w:cs="Cambria Math"/>
+                    <w:rFonts w:ascii="Times New Roman" w:hAnsi="Times New Roman" w:cs="Cambria Math"/>
                   </w:rPr>
                   <m:t>R</m:t>
                 </m:r>
@@ -10129,13 +10129,13 @@
                     <m:sty m:val="p"/>
                   </m:rPr>
                   <w:rPr>
-                    <w:rFonts w:ascii="Cambria Math" w:hAnsi="Cambria Math" w:cs="Cambria Math"/>
+                    <w:rFonts w:ascii="Times New Roman" w:hAnsi="Times New Roman" w:cs="Cambria Math"/>
                   </w:rPr>
                   <m:t>A</m:t>
                 </m:r>
                 <m:r>
                   <w:rPr>
-                    <w:rFonts w:ascii="Cambria Math" w:hAnsi="Cambria Math" w:cs="Cambria Math"/>
+                    <w:rFonts w:ascii="Times New Roman" w:hAnsi="Times New Roman" w:cs="Cambria Math"/>
                   </w:rPr>
                   <m:t>2</m:t>
                 </m:r>
@@ -10143,7 +10143,7 @@
             </m:sSub>
             <m:r>
               <w:rPr>
-                <w:rFonts w:ascii="Cambria Math" w:hAnsi="Cambria Math" w:cs="Cambria Math"/>
+                <w:rFonts w:ascii="Times New Roman" w:hAnsi="Times New Roman" w:cs="Cambria Math"/>
               </w:rPr>
               <m:t>+r</m:t>
             </m:r>
@@ -10151,7 +10151,7 @@
           <m:den>
             <m:r>
               <w:rPr>
-                <w:rFonts w:ascii="Cambria Math" w:hAnsi="Cambria Math" w:cs="Cambria Math"/>
+                <w:rFonts w:ascii="Times New Roman" w:hAnsi="Times New Roman" w:cs="Cambria Math"/>
               </w:rPr>
               <m:t>E</m:t>
             </m:r>
@@ -10208,14 +10208,14 @@
           <m:fPr>
             <m:ctrlPr>
               <w:rPr>
-                <w:rFonts w:ascii="Cambria Math" w:hAnsi="Cambria Math"/>
+                <w:rFonts w:ascii="Times New Roman" w:hAnsi="Times New Roman"/>
               </w:rPr>
             </m:ctrlPr>
           </m:fPr>
           <m:num>
             <m:r>
               <w:rPr>
-                <w:rFonts w:ascii="Cambria Math" w:hAnsi="Cambria Math" w:cs="Cambria Math"/>
+                <w:rFonts w:ascii="Times New Roman" w:hAnsi="Times New Roman" w:cs="Cambria Math"/>
               </w:rPr>
               <m:t>1</m:t>
             </m:r>
@@ -10225,14 +10225,14 @@
               <m:sSubPr>
                 <m:ctrlPr>
                   <w:rPr>
-                    <w:rFonts w:ascii="Cambria Math" w:hAnsi="Cambria Math"/>
+                    <w:rFonts w:ascii="Times New Roman" w:hAnsi="Times New Roman"/>
                   </w:rPr>
                 </m:ctrlPr>
               </m:sSubPr>
               <m:e>
                 <m:r>
                   <w:rPr>
-                    <w:rFonts w:ascii="Cambria Math" w:hAnsi="Cambria Math" w:cs="Cambria Math"/>
+                    <w:rFonts w:ascii="Times New Roman" w:hAnsi="Times New Roman" w:cs="Cambria Math"/>
                   </w:rPr>
                   <m:t>I</m:t>
                 </m:r>
@@ -10240,7 +10240,7 @@
               <m:sub>
                 <m:r>
                   <w:rPr>
-                    <w:rFonts w:ascii="Cambria Math" w:hAnsi="Cambria Math" w:cs="Cambria Math"/>
+                    <w:rFonts w:ascii="Times New Roman" w:hAnsi="Times New Roman" w:cs="Cambria Math"/>
                   </w:rPr>
                   <m:t>2</m:t>
                 </m:r>
@@ -10250,7 +10250,7 @@
         </m:f>
         <m:r>
           <w:rPr>
-            <w:rFonts w:ascii="Cambria Math" w:hAnsi="Cambria Math" w:cs="Cambria Math"/>
+            <w:rFonts w:ascii="Times New Roman" w:hAnsi="Times New Roman" w:cs="Cambria Math"/>
           </w:rPr>
           <m:t>-R</m:t>
         </m:r>
@@ -10293,14 +10293,14 @@
           <m:sSubPr>
             <m:ctrlPr>
               <w:rPr>
-                <w:rFonts w:ascii="Cambria Math" w:hAnsi="Cambria Math"/>
+                <w:rFonts w:ascii="Times New Roman" w:hAnsi="Times New Roman"/>
               </w:rPr>
             </m:ctrlPr>
           </m:sSubPr>
           <m:e>
             <m:r>
               <w:rPr>
-                <w:rFonts w:ascii="Cambria Math" w:hAnsi="Cambria Math" w:cs="Cambria Math"/>
+                <w:rFonts w:ascii="Times New Roman" w:hAnsi="Times New Roman" w:cs="Cambria Math"/>
               </w:rPr>
               <m:t>R</m:t>
             </m:r>
@@ -10311,13 +10311,13 @@
                 <m:sty m:val="p"/>
               </m:rPr>
               <w:rPr>
-                <w:rFonts w:ascii="Cambria Math" w:hAnsi="Cambria Math" w:cs="Cambria Math"/>
+                <w:rFonts w:ascii="Times New Roman" w:hAnsi="Times New Roman" w:cs="Cambria Math"/>
               </w:rPr>
               <m:t>A</m:t>
             </m:r>
             <m:r>
               <w:rPr>
-                <w:rFonts w:ascii="Cambria Math" w:hAnsi="Cambria Math" w:cs="Cambria Math"/>
+                <w:rFonts w:ascii="Times New Roman" w:hAnsi="Times New Roman" w:cs="Cambria Math"/>
               </w:rPr>
               <m:t>2</m:t>
             </m:r>
@@ -10336,7 +10336,8 @@
     <w:sectPr>
       <w:footerReference w:type="default" r:id="rId9"/>
       <w:pgSz w:w="11906" w:h="16838"/>
-      <w:pgMar w:top="720" w:right="720" w:bottom="720" w:left="720" w:header="440" w:footer="440" w:gutter="0"/>
+      <w:pgMar w:top="720" w:right="720" w:bottom="720" w:left="720" w:header="720" w:footer="720" w:gutter="0"/>
+      <w:pgNumType w:start="1"/>
       <w:cols w:space="720"/>
       <w:docGrid w:linePitch="360"/>
     </w:sectPr>
@@ -10345,36 +10346,54 @@
 </file>
 
 <file path=word/footer1.xml><?xml version="1.0" encoding="utf-8"?>
-<w:ftr xmlns:m="http://schemas.openxmlformats.org/officeDocument/2006/math" xmlns:mc="http://schemas.openxmlformats.org/markup-compatibility/2006" xmlns:mo="http://schemas.microsoft.com/office/mac/office/2008/main" xmlns:mv="urn:schemas-microsoft-com:mac:vml" xmlns:o="urn:schemas-microsoft-com:office:office" xmlns:r="http://schemas.openxmlformats.org/officeDocument/2006/relationships" xmlns:v="urn:schemas-microsoft-com:vml" xmlns:w10="urn:schemas-microsoft-com:office:word" xmlns:w14="http://schemas.microsoft.com/office/word/2010/wordml" xmlns:w="http://schemas.openxmlformats.org/wordprocessingml/2006/main" xmlns:wne="http://schemas.microsoft.com/office/word/2006/wordml" xmlns:wp14="http://schemas.microsoft.com/office/word/2010/wordprocessingDrawing" xmlns:wp="http://schemas.openxmlformats.org/drawingml/2006/wordprocessingDrawing" xmlns:wpc="http://schemas.microsoft.com/office/word/2010/wordprocessingCanvas" xmlns:wpg="http://schemas.microsoft.com/office/word/2010/wordprocessingGroup" xmlns:wpi="http://schemas.microsoft.com/office/word/2010/wordprocessingInk" xmlns:wps="http://schemas.microsoft.com/office/word/2010/wordprocessingShape" mc:Ignorable="w14 wp14">
+<w:ftr xmlns:w="http://schemas.openxmlformats.org/wordprocessingml/2006/main" xmlns:r="http://schemas.openxmlformats.org/officeDocument/2006/relationships">
   <w:p>
     <w:pPr>
-      <w:jc w:val="left"/>
-      <w:spacing w:before="0" w:after="0" w:line="240" w:lineRule="auto"/>
-      <w:rPr>
-        <w:sz w:val="18"/>
-        <w:szCs w:val="18"/>
-      </w:rPr>
+      <w:jc w:val="center"/>
     </w:pPr>
     <w:r>
       <w:rPr>
-        <w:sz w:val="18"/>
-        <w:szCs w:val="18"/>
-      </w:rPr>
-      <w:fldChar w:fldCharType="begin"/>
+        <w:rFonts w:ascii="Times New Roman" w:hAnsi="Times New Roman" w:eastAsia="宋体"/>
+        <w:sz w:val="21"/>
+        <w:szCs w:val="21"/>
+      </w:rPr>
+      <w:t xml:space="preserve">第</w:t>
     </w:r>
+    <w:fldSimple w:instr=" PAGE ">
+      <w:r>
+        <w:rPr>
+          <w:rFonts w:ascii="Times New Roman" w:hAnsi="Times New Roman" w:eastAsia="宋体"/>
+          <w:sz w:val="21"/>
+          <w:szCs w:val="21"/>
+        </w:rPr>
+        <w:t xml:space="preserve">1</w:t>
+      </w:r>
+    </w:fldSimple>
     <w:r>
       <w:rPr>
-        <w:sz w:val="18"/>
-        <w:szCs w:val="18"/>
-      </w:rPr>
-      <w:instrText xml:space="preserve"> PAGE </w:instrText>
+        <w:rFonts w:ascii="Times New Roman" w:hAnsi="Times New Roman" w:eastAsia="宋体"/>
+        <w:sz w:val="21"/>
+        <w:szCs w:val="21"/>
+      </w:rPr>
+      <w:t xml:space="preserve">页（共</w:t>
     </w:r>
+    <w:fldSimple w:instr=" NUMPAGES ">
+      <w:r>
+        <w:rPr>
+          <w:rFonts w:ascii="Times New Roman" w:hAnsi="Times New Roman" w:eastAsia="宋体"/>
+          <w:sz w:val="21"/>
+          <w:szCs w:val="21"/>
+        </w:rPr>
+        <w:t xml:space="preserve">1</w:t>
+      </w:r>
+    </w:fldSimple>
     <w:r>
       <w:rPr>
-        <w:sz w:val="18"/>
-        <w:szCs w:val="18"/>
-      </w:rPr>
-      <w:fldChar w:fldCharType="end"/>
+        <w:rFonts w:ascii="Times New Roman" w:hAnsi="Times New Roman" w:eastAsia="宋体"/>
+        <w:sz w:val="21"/>
+        <w:szCs w:val="21"/>
+      </w:rPr>
+      <w:t xml:space="preserve">页）</w:t>
     </w:r>
   </w:p>
 </w:ftr>

--- a/高中物理/高中物理同步/人教版必修3 第12章 电能 能量守恒定律·冲刺卷（4题）.docx
+++ b/高中物理/高中物理同步/人教版必修3 第12章 电能 能量守恒定律·冲刺卷（4题）.docx
@@ -6197,9 +6197,6 @@
       <w:r>
         <w:rPr>
           <w:b w:val="1"/>
-          <w:color w:val="FF0000"/>
-          <w:highlight w:val="yellow"/>
-          <w:strike w:val="1"/>
           <w:rFonts w:ascii="Times New Roman" w:hAnsi="Times New Roman" w:eastAsia="宋体" w:cs="Times New Roman"/>
           <w:sz w:val="21"/>
           <w:szCs w:val="21"/>
@@ -10336,7 +10333,7 @@
     <w:sectPr>
       <w:footerReference w:type="default" r:id="rId9"/>
       <w:pgSz w:w="11906" w:h="16838"/>
-      <w:pgMar w:top="720" w:right="720" w:bottom="720" w:left="720" w:header="720" w:footer="720" w:gutter="0"/>
+      <w:pgMar w:top="850" w:right="850" w:bottom="850" w:left="850" w:header="850" w:footer="850" w:gutter="0"/>
       <w:pgNumType w:start="1"/>
       <w:cols w:space="720"/>
       <w:docGrid w:linePitch="360"/>
@@ -10351,6 +10348,14 @@
     <w:pPr>
       <w:jc w:val="center"/>
     </w:pPr>
+    <w:r>
+      <w:rPr>
+        <w:rFonts w:ascii="Times New Roman" w:hAnsi="Times New Roman" w:eastAsia="宋体"/>
+        <w:sz w:val="21"/>
+        <w:szCs w:val="21"/>
+      </w:rPr>
+      <w:t xml:space="preserve">第12章·冲刺　</w:t>
+    </w:r>
     <w:r>
       <w:rPr>
         <w:rFonts w:ascii="Times New Roman" w:hAnsi="Times New Roman" w:eastAsia="宋体"/>

--- a/高中物理/高中物理同步/人教版必修3 第12章 电能 能量守恒定律·冲刺卷（4题）.docx
+++ b/高中物理/高中物理同步/人教版必修3 第12章 电能 能量守恒定律·冲刺卷（4题）.docx
@@ -10612,9 +10612,9 @@
   <w:docDefaults>
     <w:rPrDefault>
       <w:rPr>
-        <w:rFonts w:asciiTheme="minorHAnsi" w:eastAsiaTheme="minorEastAsia" w:hAnsiTheme="minorHAnsi" w:cstheme="minorBidi"/>
-        <w:sz w:val="22"/>
-        <w:szCs w:val="22"/>
+        <w:rFonts w:cstheme="minorBidi" w:ascii="Times New Roman" w:hAnsi="Times New Roman" w:eastAsia="宋体" w:cs="Times New Roman"/>
+        <w:sz w:val="21"/>
+        <w:szCs w:val="21"/>
         <w:lang w:val="en-US" w:eastAsia="en-US" w:bidi="ar-SA"/>
       </w:rPr>
     </w:rPrDefault>

--- a/高中物理/高中物理同步/人教版必修3 第12章 电能 能量守恒定律·冲刺卷（4题）.docx
+++ b/高中物理/高中物理同步/人教版必修3 第12章 电能 能量守恒定律·冲刺卷（4题）.docx
@@ -5,7 +5,7 @@
     <w:p>
       <w:pPr>
         <w:jc w:val="left"/>
-        <w:spacing w:before="0" w:after="0" w:line="300" w:lineRule="multiple"/>
+        <w:spacing w:before="0" w:after="0" w:line="300" w:lineRule="auto"/>
         <w:rPr>
           <w:sz w:val="21"/>
           <w:szCs w:val="21"/>
@@ -24,7 +24,7 @@
     <w:p>
       <w:pPr>
         <w:jc w:val="left"/>
-        <w:spacing w:before="0" w:after="0" w:line="300" w:lineRule="multiple"/>
+        <w:spacing w:before="0" w:after="0" w:line="300" w:lineRule="auto"/>
         <w:rPr>
           <w:sz w:val="21"/>
           <w:szCs w:val="21"/>
@@ -34,7 +34,7 @@
     <w:p>
       <w:pPr>
         <w:jc w:val="left"/>
-        <w:spacing w:before="0" w:after="0" w:line="300" w:lineRule="multiple"/>
+        <w:spacing w:before="0" w:after="0" w:line="300" w:lineRule="auto"/>
         <w:rPr>
           <w:sz w:val="21"/>
           <w:szCs w:val="21"/>
@@ -53,7 +53,7 @@
     <w:p>
       <w:pPr>
         <w:jc w:val="left"/>
-        <w:spacing w:before="0" w:after="0" w:line="300" w:lineRule="multiple"/>
+        <w:spacing w:before="0" w:after="0" w:line="300" w:lineRule="auto"/>
         <w:rPr>
           <w:sz w:val="21"/>
           <w:szCs w:val="21"/>
@@ -71,7 +71,7 @@
     </w:p>
     <w:p>
       <w:pPr>
-        <w:spacing w:line="300" w:lineRule="multiple" w:before="0" w:after="0"/>
+        <w:spacing w:line="300" w:lineRule="auto" w:before="0" w:after="0"/>
         <w:jc w:val="left"/>
         <w:rPr>
           <w:sz w:val="21"/>
@@ -229,7 +229,7 @@
     </w:p>
     <w:p>
       <w:pPr>
-        <w:spacing w:line="300" w:lineRule="multiple" w:before="0" w:after="0"/>
+        <w:spacing w:line="300" w:lineRule="auto" w:before="0" w:after="0"/>
         <w:jc w:val="left"/>
         <w:rPr>
           <w:sz w:val="21"/>
@@ -285,7 +285,7 @@
     </w:p>
     <w:p>
       <w:pPr>
-        <w:spacing w:line="300" w:lineRule="multiple" w:before="0" w:after="0"/>
+        <w:spacing w:line="300" w:lineRule="auto" w:before="0" w:after="0"/>
         <w:jc w:val="left"/>
         <w:rPr>
           <w:sz w:val="21"/>
@@ -383,7 +383,7 @@
     </w:p>
     <w:p>
       <w:pPr>
-        <w:spacing w:line="300" w:lineRule="multiple" w:before="0" w:after="0"/>
+        <w:spacing w:line="300" w:lineRule="auto" w:before="0" w:after="0"/>
         <w:jc w:val="left"/>
         <w:rPr>
           <w:sz w:val="21"/>
@@ -476,7 +476,7 @@
     </w:p>
     <w:p>
       <w:pPr>
-        <w:spacing w:line="300" w:lineRule="multiple" w:before="0" w:after="0"/>
+        <w:spacing w:line="300" w:lineRule="auto" w:before="0" w:after="0"/>
         <w:jc w:val="left"/>
         <w:rPr>
           <w:sz w:val="21"/>
@@ -509,7 +509,7 @@
     </w:p>
     <w:p>
       <w:pPr>
-        <w:spacing w:line="300" w:lineRule="multiple" w:before="0" w:after="0"/>
+        <w:spacing w:line="300" w:lineRule="auto" w:before="0" w:after="0"/>
         <w:jc w:val="left"/>
         <w:rPr>
           <w:sz w:val="21"/>
@@ -535,7 +535,7 @@
     </w:p>
     <w:p>
       <w:pPr>
-        <w:spacing w:line="300" w:lineRule="multiple" w:before="0" w:after="0"/>
+        <w:spacing w:line="300" w:lineRule="auto" w:before="0" w:after="0"/>
         <w:jc w:val="left"/>
         <w:rPr>
           <w:sz w:val="21"/>
@@ -603,7 +603,7 @@
     </w:p>
     <w:p>
       <w:pPr>
-        <w:spacing w:line="300" w:lineRule="multiple" w:before="0" w:after="0"/>
+        <w:spacing w:line="300" w:lineRule="auto" w:before="0" w:after="0"/>
         <w:jc w:val="left"/>
         <w:rPr>
           <w:sz w:val="21"/>
@@ -659,7 +659,7 @@
     </w:p>
     <w:p>
       <w:pPr>
-        <w:spacing w:line="300" w:lineRule="multiple" w:before="0" w:after="0"/>
+        <w:spacing w:line="300" w:lineRule="auto" w:before="0" w:after="0"/>
         <w:jc w:val="left"/>
         <w:rPr>
           <w:sz w:val="21"/>
@@ -785,7 +785,7 @@
     <w:p>
       <w:pPr>
         <w:jc w:val="left"/>
-        <w:spacing w:before="0" w:after="0" w:line="300" w:lineRule="multiple"/>
+        <w:spacing w:before="0" w:after="0" w:line="300" w:lineRule="auto"/>
         <w:rPr>
           <w:sz w:val="21"/>
           <w:szCs w:val="21"/>
@@ -795,7 +795,7 @@
     <w:p>
       <w:pPr>
         <w:jc w:val="left"/>
-        <w:spacing w:before="0" w:after="0" w:line="300" w:lineRule="multiple"/>
+        <w:spacing w:before="0" w:after="0" w:line="300" w:lineRule="auto"/>
         <w:rPr>
           <w:sz w:val="21"/>
           <w:szCs w:val="21"/>
@@ -813,7 +813,7 @@
     </w:p>
     <w:p>
       <w:pPr>
-        <w:spacing w:line="300" w:lineRule="multiple" w:before="0" w:after="0"/>
+        <w:spacing w:line="300" w:lineRule="auto" w:before="0" w:after="0"/>
         <w:jc w:val="left"/>
         <w:rPr>
           <w:sz w:val="21"/>
@@ -966,7 +966,7 @@
     </w:p>
     <w:p>
       <w:pPr>
-        <w:spacing w:line="300" w:lineRule="multiple" w:before="0" w:after="0"/>
+        <w:spacing w:line="300" w:lineRule="auto" w:before="0" w:after="0"/>
         <w:jc w:val="left"/>
         <w:rPr>
           <w:sz w:val="21"/>
@@ -1022,7 +1022,7 @@
     </w:p>
     <w:p>
       <w:pPr>
-        <w:spacing w:line="300" w:lineRule="multiple" w:before="0" w:after="0"/>
+        <w:spacing w:line="300" w:lineRule="auto" w:before="0" w:after="0"/>
         <w:jc w:val="left"/>
         <w:rPr>
           <w:sz w:val="21"/>
@@ -1216,7 +1216,7 @@
     </w:p>
     <w:p>
       <w:pPr>
-        <w:spacing w:line="300" w:lineRule="multiple" w:before="0" w:after="0"/>
+        <w:spacing w:line="300" w:lineRule="auto" w:before="0" w:after="0"/>
         <w:jc w:val="left"/>
         <w:rPr>
           <w:sz w:val="21"/>
@@ -1283,7 +1283,7 @@
     </w:p>
     <w:p>
       <w:pPr>
-        <w:spacing w:line="300" w:lineRule="multiple" w:before="0" w:after="0"/>
+        <w:spacing w:line="300" w:lineRule="auto" w:before="0" w:after="0"/>
         <w:jc w:val="left"/>
         <w:rPr>
           <w:sz w:val="21"/>
@@ -1372,7 +1372,7 @@
     </w:p>
     <w:p>
       <w:pPr>
-        <w:spacing w:line="300" w:lineRule="multiple" w:before="0" w:after="0"/>
+        <w:spacing w:line="300" w:lineRule="auto" w:before="0" w:after="0"/>
         <w:jc w:val="left"/>
         <w:rPr>
           <w:sz w:val="21"/>
@@ -1462,7 +1462,7 @@
     </w:p>
     <w:p>
       <w:pPr>
-        <w:spacing w:line="300" w:lineRule="multiple" w:before="0" w:after="0"/>
+        <w:spacing w:line="300" w:lineRule="auto" w:before="0" w:after="0"/>
         <w:jc w:val="left"/>
         <w:rPr>
           <w:sz w:val="21"/>
@@ -1553,7 +1553,7 @@
     </w:p>
     <w:p>
       <w:pPr>
-        <w:spacing w:line="300" w:lineRule="multiple" w:before="0" w:after="0"/>
+        <w:spacing w:line="300" w:lineRule="auto" w:before="0" w:after="0"/>
         <w:jc w:val="left"/>
         <w:rPr>
           <w:sz w:val="21"/>
@@ -1680,7 +1680,7 @@
     </w:p>
     <w:p>
       <w:pPr>
-        <w:spacing w:line="300" w:lineRule="multiple" w:before="0" w:after="0"/>
+        <w:spacing w:line="300" w:lineRule="auto" w:before="0" w:after="0"/>
         <w:jc w:val="left"/>
         <w:rPr>
           <w:sz w:val="21"/>
@@ -1783,7 +1783,7 @@
     </w:p>
     <w:p>
       <w:pPr>
-        <w:spacing w:line="300" w:lineRule="multiple" w:before="0" w:after="0"/>
+        <w:spacing w:line="300" w:lineRule="auto" w:before="0" w:after="0"/>
         <w:jc w:val="left"/>
         <w:rPr>
           <w:sz w:val="21"/>
@@ -2011,7 +2011,7 @@
     </w:p>
     <w:p>
       <w:pPr>
-        <w:spacing w:line="300" w:lineRule="multiple" w:before="0" w:after="0"/>
+        <w:spacing w:line="300" w:lineRule="auto" w:before="0" w:after="0"/>
         <w:jc w:val="left"/>
         <w:rPr>
           <w:sz w:val="21"/>
@@ -2071,7 +2071,7 @@
     </w:p>
     <w:p>
       <w:pPr>
-        <w:spacing w:line="300" w:lineRule="multiple" w:before="0" w:after="0"/>
+        <w:spacing w:line="300" w:lineRule="auto" w:before="0" w:after="0"/>
         <w:jc w:val="left"/>
         <w:rPr>
           <w:sz w:val="21"/>
@@ -2121,7 +2121,7 @@
     </w:p>
     <w:p>
       <w:pPr>
-        <w:spacing w:line="300" w:lineRule="multiple" w:before="0" w:after="0"/>
+        <w:spacing w:line="300" w:lineRule="auto" w:before="0" w:after="0"/>
         <w:jc w:val="left"/>
         <w:rPr>
           <w:sz w:val="21"/>
@@ -2221,7 +2221,7 @@
     </w:p>
     <w:p>
       <w:pPr>
-        <w:spacing w:line="300" w:lineRule="multiple" w:before="0" w:after="0"/>
+        <w:spacing w:line="300" w:lineRule="auto" w:before="0" w:after="0"/>
         <w:jc w:val="left"/>
         <w:rPr>
           <w:sz w:val="21"/>
@@ -2302,7 +2302,7 @@
     </w:p>
     <w:p>
       <w:pPr>
-        <w:spacing w:line="300" w:lineRule="multiple" w:before="0" w:after="0"/>
+        <w:spacing w:line="300" w:lineRule="auto" w:before="0" w:after="0"/>
         <w:jc w:val="left"/>
         <w:rPr>
           <w:sz w:val="21"/>
@@ -2344,7 +2344,7 @@
     </w:p>
     <w:p>
       <w:pPr>
-        <w:spacing w:line="300" w:lineRule="multiple" w:before="0" w:after="0"/>
+        <w:spacing w:line="300" w:lineRule="auto" w:before="0" w:after="0"/>
         <w:jc w:val="left"/>
         <w:rPr>
           <w:sz w:val="21"/>
@@ -2695,7 +2695,7 @@
     </w:p>
     <w:p>
       <w:pPr>
-        <w:spacing w:line="300" w:lineRule="multiple" w:before="0" w:after="0"/>
+        <w:spacing w:line="300" w:lineRule="auto" w:before="0" w:after="0"/>
         <w:jc w:val="left"/>
         <w:rPr>
           <w:sz w:val="21"/>
@@ -2767,7 +2767,7 @@
     </w:p>
     <w:p>
       <w:pPr>
-        <w:spacing w:line="300" w:lineRule="multiple" w:before="0" w:after="0"/>
+        <w:spacing w:line="300" w:lineRule="auto" w:before="0" w:after="0"/>
         <w:jc w:val="left"/>
         <w:rPr>
           <w:sz w:val="21"/>
@@ -2802,7 +2802,7 @@
     <w:p>
       <w:pPr>
         <w:jc w:val="left"/>
-        <w:spacing w:before="0" w:after="0" w:line="300" w:lineRule="multiple"/>
+        <w:spacing w:before="0" w:after="0" w:line="300" w:lineRule="auto"/>
         <w:rPr>
           <w:sz w:val="21"/>
           <w:szCs w:val="21"/>
@@ -2812,7 +2812,7 @@
     <w:p>
       <w:pPr>
         <w:jc w:val="left"/>
-        <w:spacing w:before="0" w:after="0" w:line="300" w:lineRule="multiple"/>
+        <w:spacing w:before="0" w:after="0" w:line="300" w:lineRule="auto"/>
         <w:rPr>
           <w:sz w:val="21"/>
           <w:szCs w:val="21"/>
@@ -2831,7 +2831,7 @@
     <w:p>
       <w:pPr>
         <w:jc w:val="left"/>
-        <w:spacing w:before="0" w:after="0" w:line="300" w:lineRule="multiple"/>
+        <w:spacing w:before="0" w:after="0" w:line="300" w:lineRule="auto"/>
         <w:rPr>
           <w:sz w:val="21"/>
           <w:szCs w:val="21"/>
@@ -2849,7 +2849,7 @@
     </w:p>
     <w:p>
       <w:pPr>
-        <w:spacing w:line="300" w:lineRule="multiple" w:before="0" w:after="0"/>
+        <w:spacing w:line="300" w:lineRule="auto" w:before="0" w:after="0"/>
         <w:jc w:val="left"/>
         <w:rPr>
           <w:sz w:val="21"/>
@@ -2907,7 +2907,7 @@
     </w:p>
     <w:p>
       <w:pPr>
-        <w:spacing w:line="300" w:lineRule="multiple" w:before="0" w:after="0"/>
+        <w:spacing w:line="300" w:lineRule="auto" w:before="0" w:after="0"/>
         <w:jc w:val="left"/>
         <w:rPr>
           <w:sz w:val="21"/>
@@ -3007,7 +3007,7 @@
     </w:p>
     <w:p>
       <w:pPr>
-        <w:spacing w:line="300" w:lineRule="multiple" w:before="0" w:after="0"/>
+        <w:spacing w:line="300" w:lineRule="auto" w:before="0" w:after="0"/>
         <w:jc w:val="left"/>
         <w:rPr>
           <w:sz w:val="21"/>
@@ -3107,7 +3107,7 @@
     </w:p>
     <w:p>
       <w:pPr>
-        <w:spacing w:line="300" w:lineRule="multiple" w:before="0" w:after="0"/>
+        <w:spacing w:line="300" w:lineRule="auto" w:before="0" w:after="0"/>
         <w:jc w:val="left"/>
         <w:rPr>
           <w:sz w:val="21"/>
@@ -3211,7 +3211,7 @@
     </w:p>
     <w:p>
       <w:pPr>
-        <w:spacing w:line="300" w:lineRule="multiple" w:before="0" w:after="0"/>
+        <w:spacing w:line="300" w:lineRule="auto" w:before="0" w:after="0"/>
         <w:jc w:val="left"/>
         <w:rPr>
           <w:sz w:val="21"/>
@@ -3245,7 +3245,7 @@
     </w:p>
     <w:p>
       <w:pPr>
-        <w:spacing w:line="300" w:lineRule="multiple" w:before="0" w:after="0"/>
+        <w:spacing w:line="300" w:lineRule="auto" w:before="0" w:after="0"/>
         <w:jc w:val="left"/>
         <w:rPr>
           <w:sz w:val="21"/>
@@ -3301,7 +3301,7 @@
     </w:p>
     <w:p>
       <w:pPr>
-        <w:spacing w:line="300" w:lineRule="multiple" w:before="0" w:after="0"/>
+        <w:spacing w:line="300" w:lineRule="auto" w:before="0" w:after="0"/>
         <w:jc w:val="left"/>
         <w:rPr>
           <w:sz w:val="21"/>
@@ -3376,7 +3376,7 @@
     </w:p>
     <w:p>
       <w:pPr>
-        <w:spacing w:line="300" w:lineRule="multiple" w:before="0" w:after="0"/>
+        <w:spacing w:line="300" w:lineRule="auto" w:before="0" w:after="0"/>
         <w:jc w:val="left"/>
         <w:rPr>
           <w:sz w:val="21"/>
@@ -3514,7 +3514,7 @@
     </w:p>
     <w:p>
       <w:pPr>
-        <w:spacing w:line="300" w:lineRule="multiple" w:before="0" w:after="0"/>
+        <w:spacing w:line="300" w:lineRule="auto" w:before="0" w:after="0"/>
         <w:jc w:val="left"/>
         <w:rPr>
           <w:sz w:val="21"/>
@@ -3640,7 +3640,7 @@
     </w:p>
     <w:p>
       <w:pPr>
-        <w:spacing w:line="300" w:lineRule="multiple" w:before="0" w:after="0"/>
+        <w:spacing w:line="300" w:lineRule="auto" w:before="0" w:after="0"/>
         <w:jc w:val="left"/>
         <w:rPr>
           <w:sz w:val="21"/>
@@ -3696,7 +3696,7 @@
     </w:p>
     <w:p>
       <w:pPr>
-        <w:spacing w:line="300" w:lineRule="multiple" w:before="0" w:after="0"/>
+        <w:spacing w:line="300" w:lineRule="auto" w:before="0" w:after="0"/>
         <w:jc w:val="left"/>
         <w:rPr>
           <w:sz w:val="21"/>
@@ -3864,7 +3864,7 @@
     </w:p>
     <w:p>
       <w:pPr>
-        <w:spacing w:line="300" w:lineRule="multiple" w:before="0" w:after="0"/>
+        <w:spacing w:line="300" w:lineRule="auto" w:before="0" w:after="0"/>
         <w:jc w:val="left"/>
         <w:rPr>
           <w:sz w:val="21"/>
@@ -3920,7 +3920,7 @@
     </w:p>
     <w:p>
       <w:pPr>
-        <w:spacing w:line="300" w:lineRule="multiple" w:before="0" w:after="0"/>
+        <w:spacing w:line="300" w:lineRule="auto" w:before="0" w:after="0"/>
         <w:jc w:val="left"/>
         <w:rPr>
           <w:sz w:val="21"/>
@@ -4208,7 +4208,7 @@
     </w:p>
     <w:p>
       <w:pPr>
-        <w:spacing w:line="300" w:lineRule="multiple" w:before="0" w:after="0"/>
+        <w:spacing w:line="300" w:lineRule="auto" w:before="0" w:after="0"/>
         <w:jc w:val="left"/>
         <w:rPr>
           <w:sz w:val="21"/>
@@ -4622,7 +4622,7 @@
     </w:p>
     <w:p>
       <w:pPr>
-        <w:spacing w:line="300" w:lineRule="multiple" w:before="0" w:after="0"/>
+        <w:spacing w:line="300" w:lineRule="auto" w:before="0" w:after="0"/>
         <w:jc w:val="left"/>
         <w:rPr>
           <w:sz w:val="21"/>
@@ -4742,7 +4742,7 @@
     </w:p>
     <w:p>
       <w:pPr>
-        <w:spacing w:line="300" w:lineRule="multiple" w:before="0" w:after="0"/>
+        <w:spacing w:line="300" w:lineRule="auto" w:before="0" w:after="0"/>
         <w:jc w:val="left"/>
         <w:rPr>
           <w:sz w:val="21"/>
@@ -4856,7 +4856,7 @@
     </w:p>
     <w:p>
       <w:pPr>
-        <w:spacing w:line="300" w:lineRule="multiple" w:before="0" w:after="0"/>
+        <w:spacing w:line="300" w:lineRule="auto" w:before="0" w:after="0"/>
         <w:jc w:val="left"/>
         <w:rPr>
           <w:sz w:val="21"/>
@@ -4992,7 +4992,7 @@
     </w:p>
     <w:p>
       <w:pPr>
-        <w:spacing w:line="300" w:lineRule="multiple" w:before="0" w:after="0"/>
+        <w:spacing w:line="300" w:lineRule="auto" w:before="0" w:after="0"/>
         <w:jc w:val="left"/>
         <w:rPr>
           <w:sz w:val="21"/>
@@ -5045,7 +5045,7 @@
     </w:p>
     <w:p>
       <w:pPr>
-        <w:spacing w:line="300" w:lineRule="multiple" w:before="0" w:after="0"/>
+        <w:spacing w:line="300" w:lineRule="auto" w:before="0" w:after="0"/>
         <w:jc w:val="left"/>
         <w:rPr>
           <w:sz w:val="21"/>
@@ -5095,7 +5095,7 @@
     </w:p>
     <w:p>
       <w:pPr>
-        <w:spacing w:line="300" w:lineRule="multiple" w:before="0" w:after="0"/>
+        <w:spacing w:line="300" w:lineRule="auto" w:before="0" w:after="0"/>
         <w:jc w:val="left"/>
         <w:rPr>
           <w:sz w:val="21"/>
@@ -5151,7 +5151,7 @@
     </w:p>
     <w:p>
       <w:pPr>
-        <w:spacing w:line="300" w:lineRule="multiple" w:before="0" w:after="0"/>
+        <w:spacing w:line="300" w:lineRule="auto" w:before="0" w:after="0"/>
         <w:jc w:val="left"/>
         <w:rPr>
           <w:sz w:val="21"/>
@@ -5177,7 +5177,7 @@
     </w:p>
     <w:p>
       <w:pPr>
-        <w:spacing w:line="300" w:lineRule="multiple" w:before="0" w:after="0"/>
+        <w:spacing w:line="300" w:lineRule="auto" w:before="0" w:after="0"/>
         <w:jc w:val="left"/>
         <w:rPr>
           <w:sz w:val="21"/>
@@ -5212,7 +5212,7 @@
     </w:p>
     <w:p>
       <w:pPr>
-        <w:spacing w:line="300" w:lineRule="multiple" w:before="0" w:after="0"/>
+        <w:spacing w:line="300" w:lineRule="auto" w:before="0" w:after="0"/>
         <w:jc w:val="left"/>
         <w:rPr>
           <w:sz w:val="21"/>
@@ -5287,7 +5287,7 @@
     </w:p>
     <w:p>
       <w:pPr>
-        <w:spacing w:line="300" w:lineRule="multiple" w:before="0" w:after="0"/>
+        <w:spacing w:line="300" w:lineRule="auto" w:before="0" w:after="0"/>
         <w:jc w:val="left"/>
         <w:rPr>
           <w:sz w:val="21"/>
@@ -5321,7 +5321,7 @@
     </w:p>
     <w:p>
       <w:pPr>
-        <w:spacing w:line="300" w:lineRule="multiple" w:before="0" w:after="0"/>
+        <w:spacing w:line="300" w:lineRule="auto" w:before="0" w:after="0"/>
         <w:jc w:val="left"/>
         <w:rPr>
           <w:sz w:val="21"/>
@@ -5701,7 +5701,7 @@
     </w:p>
     <w:p>
       <w:pPr>
-        <w:spacing w:line="300" w:lineRule="multiple" w:before="0" w:after="0"/>
+        <w:spacing w:line="300" w:lineRule="auto" w:before="0" w:after="0"/>
         <w:jc w:val="left"/>
         <w:rPr>
           <w:sz w:val="21"/>
@@ -5735,7 +5735,7 @@
     </w:p>
     <w:p>
       <w:pPr>
-        <w:spacing w:line="300" w:lineRule="multiple" w:before="0" w:after="0"/>
+        <w:spacing w:line="300" w:lineRule="auto" w:before="0" w:after="0"/>
         <w:jc w:val="left"/>
         <w:rPr>
           <w:sz w:val="21"/>
@@ -5851,7 +5851,7 @@
     </w:p>
     <w:p>
       <w:pPr>
-        <w:spacing w:line="300" w:lineRule="multiple" w:before="0" w:after="0"/>
+        <w:spacing w:line="300" w:lineRule="auto" w:before="0" w:after="0"/>
         <w:jc w:val="left"/>
         <w:rPr>
           <w:sz w:val="21"/>
@@ -5964,7 +5964,7 @@
     </w:p>
     <w:p>
       <w:pPr>
-        <w:spacing w:line="300" w:lineRule="multiple" w:before="0" w:after="0"/>
+        <w:spacing w:line="300" w:lineRule="auto" w:before="0" w:after="0"/>
         <w:jc w:val="left"/>
         <w:rPr>
           <w:sz w:val="21"/>
@@ -6158,7 +6158,7 @@
     </w:p>
     <w:p>
       <w:pPr>
-        <w:spacing w:line="300" w:lineRule="multiple" w:before="0" w:after="0"/>
+        <w:spacing w:line="300" w:lineRule="auto" w:before="0" w:after="0"/>
         <w:jc w:val="left"/>
         <w:rPr>
           <w:sz w:val="21"/>
@@ -6169,7 +6169,7 @@
     <w:p>
       <w:pPr>
         <w:jc w:val="left"/>
-        <w:spacing w:before="0" w:after="0" w:line="300" w:lineRule="multiple"/>
+        <w:spacing w:before="0" w:after="0" w:line="300" w:lineRule="auto"/>
         <w:rPr>
           <w:sz w:val="21"/>
           <w:szCs w:val="21"/>
@@ -6187,7 +6187,7 @@
     </w:p>
     <w:p>
       <w:pPr>
-        <w:spacing w:line="300" w:lineRule="multiple" w:before="0" w:after="0"/>
+        <w:spacing w:line="300" w:lineRule="auto" w:before="0" w:after="0"/>
         <w:jc w:val="left"/>
         <w:rPr>
           <w:sz w:val="21"/>
@@ -6214,7 +6214,7 @@
     </w:p>
     <w:p>
       <w:pPr>
-        <w:spacing w:line="300" w:lineRule="multiple" w:before="0" w:after="0"/>
+        <w:spacing w:line="300" w:lineRule="auto" w:before="0" w:after="0"/>
         <w:jc w:val="left"/>
         <w:rPr>
           <w:sz w:val="21"/>
@@ -6270,7 +6270,7 @@
     </w:p>
     <w:p>
       <w:pPr>
-        <w:spacing w:line="300" w:lineRule="multiple" w:before="0" w:after="0"/>
+        <w:spacing w:line="300" w:lineRule="auto" w:before="0" w:after="0"/>
         <w:jc w:val="left"/>
         <w:rPr>
           <w:sz w:val="21"/>
@@ -6418,7 +6418,7 @@
     </w:p>
     <w:p>
       <w:pPr>
-        <w:spacing w:line="300" w:lineRule="multiple" w:before="0" w:after="0"/>
+        <w:spacing w:line="300" w:lineRule="auto" w:before="0" w:after="0"/>
         <w:jc w:val="left"/>
         <w:rPr>
           <w:sz w:val="21"/>
@@ -6536,7 +6536,7 @@
     </w:p>
     <w:p>
       <w:pPr>
-        <w:spacing w:line="300" w:lineRule="multiple" w:before="0" w:after="0"/>
+        <w:spacing w:line="300" w:lineRule="auto" w:before="0" w:after="0"/>
         <w:jc w:val="left"/>
         <w:rPr>
           <w:sz w:val="21"/>
@@ -6637,7 +6637,7 @@
     </w:p>
     <w:p>
       <w:pPr>
-        <w:spacing w:line="300" w:lineRule="multiple" w:before="0" w:after="0"/>
+        <w:spacing w:line="300" w:lineRule="auto" w:before="0" w:after="0"/>
         <w:jc w:val="left"/>
         <w:rPr>
           <w:sz w:val="21"/>
@@ -6655,7 +6655,7 @@
     </w:p>
     <w:p>
       <w:pPr>
-        <w:spacing w:line="300" w:lineRule="multiple" w:before="0" w:after="0"/>
+        <w:spacing w:line="300" w:lineRule="auto" w:before="0" w:after="0"/>
         <w:jc w:val="left"/>
         <w:rPr>
           <w:sz w:val="21"/>
@@ -6910,7 +6910,7 @@
     </w:p>
     <w:p>
       <w:pPr>
-        <w:spacing w:line="300" w:lineRule="multiple" w:before="0" w:after="0"/>
+        <w:spacing w:line="300" w:lineRule="auto" w:before="0" w:after="0"/>
         <w:jc w:val="left"/>
         <w:rPr>
           <w:sz w:val="21"/>
@@ -7194,7 +7194,7 @@
     </w:p>
     <w:p>
       <w:pPr>
-        <w:spacing w:line="300" w:lineRule="multiple" w:before="0" w:after="0"/>
+        <w:spacing w:line="300" w:lineRule="auto" w:before="0" w:after="0"/>
         <w:jc w:val="left"/>
         <w:rPr>
           <w:sz w:val="21"/>
@@ -7544,7 +7544,7 @@
     </w:p>
     <w:p>
       <w:pPr>
-        <w:spacing w:line="300" w:lineRule="multiple" w:before="0" w:after="0"/>
+        <w:spacing w:line="300" w:lineRule="auto" w:before="0" w:after="0"/>
         <w:jc w:val="left"/>
         <w:rPr>
           <w:sz w:val="21"/>
@@ -7650,7 +7650,7 @@
     </w:p>
     <w:p>
       <w:pPr>
-        <w:spacing w:line="300" w:lineRule="multiple" w:before="0" w:after="0"/>
+        <w:spacing w:line="300" w:lineRule="auto" w:before="0" w:after="0"/>
         <w:jc w:val="left"/>
         <w:rPr>
           <w:sz w:val="21"/>
@@ -7798,7 +7798,7 @@
     </w:p>
     <w:p>
       <w:pPr>
-        <w:spacing w:line="300" w:lineRule="multiple" w:before="0" w:after="0"/>
+        <w:spacing w:line="300" w:lineRule="auto" w:before="0" w:after="0"/>
         <w:jc w:val="left"/>
         <w:rPr>
           <w:sz w:val="21"/>
@@ -7884,7 +7884,7 @@
     </w:p>
     <w:p>
       <w:pPr>
-        <w:spacing w:line="300" w:lineRule="multiple" w:before="0" w:after="0"/>
+        <w:spacing w:line="300" w:lineRule="auto" w:before="0" w:after="0"/>
         <w:jc w:val="left"/>
         <w:rPr>
           <w:sz w:val="21"/>
@@ -8009,7 +8009,7 @@
     </w:p>
     <w:p>
       <w:pPr>
-        <w:spacing w:line="300" w:lineRule="multiple" w:before="0" w:after="0"/>
+        <w:spacing w:line="300" w:lineRule="auto" w:before="0" w:after="0"/>
         <w:jc w:val="left"/>
         <w:rPr>
           <w:sz w:val="21"/>
@@ -8094,7 +8094,7 @@
     </w:p>
     <w:p>
       <w:pPr>
-        <w:spacing w:line="300" w:lineRule="multiple" w:before="0" w:after="0"/>
+        <w:spacing w:line="300" w:lineRule="auto" w:before="0" w:after="0"/>
         <w:jc w:val="left"/>
         <w:rPr>
           <w:sz w:val="21"/>
@@ -8210,7 +8210,7 @@
     </w:p>
     <w:p>
       <w:pPr>
-        <w:spacing w:line="300" w:lineRule="multiple" w:before="0" w:after="0"/>
+        <w:spacing w:line="300" w:lineRule="auto" w:before="0" w:after="0"/>
         <w:jc w:val="left"/>
         <w:rPr>
           <w:sz w:val="21"/>
@@ -8304,7 +8304,7 @@
     </w:p>
     <w:p>
       <w:pPr>
-        <w:spacing w:line="300" w:lineRule="multiple" w:before="0" w:after="0"/>
+        <w:spacing w:line="300" w:lineRule="auto" w:before="0" w:after="0"/>
         <w:jc w:val="left"/>
         <w:rPr>
           <w:sz w:val="21"/>
@@ -8431,7 +8431,7 @@
     </w:p>
     <w:p>
       <w:pPr>
-        <w:spacing w:line="300" w:lineRule="multiple" w:before="0" w:after="0"/>
+        <w:spacing w:line="300" w:lineRule="auto" w:before="0" w:after="0"/>
         <w:jc w:val="left"/>
         <w:rPr>
           <w:sz w:val="21"/>
@@ -8639,7 +8639,7 @@
     </w:p>
     <w:p>
       <w:pPr>
-        <w:spacing w:line="300" w:lineRule="multiple" w:before="0" w:after="0"/>
+        <w:spacing w:line="300" w:lineRule="auto" w:before="0" w:after="0"/>
         <w:jc w:val="left"/>
         <w:rPr>
           <w:sz w:val="21"/>
@@ -8801,7 +8801,7 @@
     </w:p>
     <w:p>
       <w:pPr>
-        <w:spacing w:line="300" w:lineRule="multiple" w:before="0" w:after="0"/>
+        <w:spacing w:line="300" w:lineRule="auto" w:before="0" w:after="0"/>
         <w:jc w:val="left"/>
         <w:rPr>
           <w:sz w:val="21"/>
@@ -8927,7 +8927,7 @@
     </w:p>
     <w:p>
       <w:pPr>
-        <w:spacing w:line="300" w:lineRule="multiple" w:before="0" w:after="0"/>
+        <w:spacing w:line="300" w:lineRule="auto" w:before="0" w:after="0"/>
         <w:jc w:val="left"/>
         <w:rPr>
           <w:sz w:val="21"/>
@@ -9040,7 +9040,7 @@
     </w:p>
     <w:p>
       <w:pPr>
-        <w:spacing w:line="300" w:lineRule="multiple" w:before="0" w:after="0"/>
+        <w:spacing w:line="300" w:lineRule="auto" w:before="0" w:after="0"/>
         <w:jc w:val="left"/>
         <w:rPr>
           <w:sz w:val="21"/>
@@ -9091,7 +9091,7 @@
     </w:p>
     <w:p>
       <w:pPr>
-        <w:spacing w:line="300" w:lineRule="multiple" w:before="0" w:after="0"/>
+        <w:spacing w:line="300" w:lineRule="auto" w:before="0" w:after="0"/>
         <w:jc w:val="left"/>
         <w:rPr>
           <w:sz w:val="21"/>
@@ -9127,7 +9127,7 @@
     </w:p>
     <w:p>
       <w:pPr>
-        <w:spacing w:line="300" w:lineRule="multiple" w:before="0" w:after="0"/>
+        <w:spacing w:line="300" w:lineRule="auto" w:before="0" w:after="0"/>
         <w:jc w:val="left"/>
         <w:rPr>
           <w:sz w:val="21"/>
@@ -9181,7 +9181,7 @@
     </w:p>
     <w:p>
       <w:pPr>
-        <w:spacing w:line="300" w:lineRule="multiple" w:before="0" w:after="0"/>
+        <w:spacing w:line="300" w:lineRule="auto" w:before="0" w:after="0"/>
         <w:jc w:val="left"/>
         <w:rPr>
           <w:sz w:val="21"/>
@@ -9232,7 +9232,7 @@
     </w:p>
     <w:p>
       <w:pPr>
-        <w:spacing w:line="300" w:lineRule="multiple" w:before="0" w:after="0"/>
+        <w:spacing w:line="300" w:lineRule="auto" w:before="0" w:after="0"/>
         <w:jc w:val="left"/>
         <w:rPr>
           <w:sz w:val="21"/>
@@ -9267,7 +9267,7 @@
     </w:p>
     <w:p>
       <w:pPr>
-        <w:spacing w:line="300" w:lineRule="multiple" w:before="0" w:after="0"/>
+        <w:spacing w:line="300" w:lineRule="auto" w:before="0" w:after="0"/>
         <w:jc w:val="left"/>
         <w:rPr>
           <w:sz w:val="21"/>
@@ -9644,7 +9644,7 @@
     </w:p>
     <w:p>
       <w:pPr>
-        <w:spacing w:line="300" w:lineRule="multiple" w:before="0" w:after="0"/>
+        <w:spacing w:line="300" w:lineRule="auto" w:before="0" w:after="0"/>
         <w:jc w:val="left"/>
         <w:rPr>
           <w:sz w:val="21"/>
@@ -9814,7 +9814,7 @@
     </w:p>
     <w:p>
       <w:pPr>
-        <w:spacing w:line="300" w:lineRule="multiple" w:before="0" w:after="0"/>
+        <w:spacing w:line="300" w:lineRule="auto" w:before="0" w:after="0"/>
         <w:jc w:val="left"/>
         <w:rPr>
           <w:sz w:val="21"/>
@@ -10011,7 +10011,7 @@
     </w:p>
     <w:p>
       <w:pPr>
-        <w:spacing w:line="300" w:lineRule="multiple" w:before="0" w:after="0"/>
+        <w:spacing w:line="300" w:lineRule="auto" w:before="0" w:after="0"/>
         <w:jc w:val="left"/>
         <w:rPr>
           <w:sz w:val="21"/>
@@ -10158,7 +10158,7 @@
     </w:p>
     <w:p>
       <w:pPr>
-        <w:spacing w:line="300" w:lineRule="multiple" w:before="0" w:after="0"/>
+        <w:spacing w:line="300" w:lineRule="auto" w:before="0" w:after="0"/>
         <w:jc w:val="left"/>
         <w:rPr>
           <w:sz w:val="21"/>
@@ -10343,14 +10343,14 @@
 </file>
 
 <file path=word/footer1.xml><?xml version="1.0" encoding="utf-8"?>
-<w:ftr xmlns:w="http://schemas.openxmlformats.org/wordprocessingml/2006/main" xmlns:r="http://schemas.openxmlformats.org/officeDocument/2006/relationships">
-  <w:p>
+<w:ftr xmlns:w="http://schemas.openxmlformats.org/wordprocessingml/2006/main">
+  <w:p xmlns:w="http://schemas.openxmlformats.org/wordprocessingml/2006/main">
     <w:pPr>
       <w:jc w:val="center"/>
     </w:pPr>
     <w:r>
       <w:rPr>
-        <w:rFonts w:ascii="Times New Roman" w:hAnsi="Times New Roman" w:eastAsia="宋体"/>
+        <w:rFonts w:ascii="Times New Roman" w:hAnsi="Times New Roman" w:eastAsia="宋体" w:cs="Times New Roman"/>
         <w:sz w:val="21"/>
         <w:szCs w:val="21"/>
       </w:rPr>
@@ -10358,47 +10358,107 @@
     </w:r>
     <w:r>
       <w:rPr>
-        <w:rFonts w:ascii="Times New Roman" w:hAnsi="Times New Roman" w:eastAsia="宋体"/>
+        <w:rFonts w:ascii="Times New Roman" w:hAnsi="Times New Roman" w:eastAsia="宋体" w:cs="Times New Roman"/>
         <w:sz w:val="21"/>
         <w:szCs w:val="21"/>
       </w:rPr>
-      <w:t xml:space="preserve">第</w:t>
+      <w:t>第</w:t>
     </w:r>
-    <w:fldSimple w:instr=" PAGE ">
-      <w:r>
-        <w:rPr>
-          <w:rFonts w:ascii="Times New Roman" w:hAnsi="Times New Roman" w:eastAsia="宋体"/>
-          <w:sz w:val="21"/>
-          <w:szCs w:val="21"/>
-        </w:rPr>
-        <w:t xml:space="preserve">1</w:t>
-      </w:r>
-    </w:fldSimple>
     <w:r>
       <w:rPr>
-        <w:rFonts w:ascii="Times New Roman" w:hAnsi="Times New Roman" w:eastAsia="宋体"/>
+        <w:rFonts w:ascii="Times New Roman" w:hAnsi="Times New Roman" w:eastAsia="宋体" w:cs="Times New Roman"/>
         <w:sz w:val="21"/>
         <w:szCs w:val="21"/>
       </w:rPr>
-      <w:t xml:space="preserve">页（共</w:t>
+      <w:fldChar w:fldCharType="begin"/>
     </w:r>
-    <w:fldSimple w:instr=" NUMPAGES ">
-      <w:r>
-        <w:rPr>
-          <w:rFonts w:ascii="Times New Roman" w:hAnsi="Times New Roman" w:eastAsia="宋体"/>
-          <w:sz w:val="21"/>
-          <w:szCs w:val="21"/>
-        </w:rPr>
-        <w:t xml:space="preserve">1</w:t>
-      </w:r>
-    </w:fldSimple>
     <w:r>
       <w:rPr>
-        <w:rFonts w:ascii="Times New Roman" w:hAnsi="Times New Roman" w:eastAsia="宋体"/>
+        <w:rFonts w:ascii="Times New Roman" w:hAnsi="Times New Roman" w:eastAsia="宋体" w:cs="Times New Roman"/>
         <w:sz w:val="21"/>
         <w:szCs w:val="21"/>
       </w:rPr>
-      <w:t xml:space="preserve">页）</w:t>
+      <w:instrText xml:space="preserve"> PAGE </w:instrText>
+    </w:r>
+    <w:r>
+      <w:rPr>
+        <w:rFonts w:ascii="Times New Roman" w:hAnsi="Times New Roman" w:eastAsia="宋体" w:cs="Times New Roman"/>
+        <w:sz w:val="21"/>
+        <w:szCs w:val="21"/>
+      </w:rPr>
+      <w:fldChar w:fldCharType="separate"/>
+    </w:r>
+    <w:r>
+      <w:rPr>
+        <w:rFonts w:ascii="Times New Roman" w:hAnsi="Times New Roman" w:eastAsia="宋体" w:cs="Times New Roman"/>
+        <w:sz w:val="21"/>
+        <w:szCs w:val="21"/>
+      </w:rPr>
+      <w:t>1</w:t>
+    </w:r>
+    <w:r>
+      <w:rPr>
+        <w:rFonts w:ascii="Times New Roman" w:hAnsi="Times New Roman" w:eastAsia="宋体" w:cs="Times New Roman"/>
+        <w:sz w:val="21"/>
+        <w:szCs w:val="21"/>
+      </w:rPr>
+      <w:fldChar w:fldCharType="end"/>
+    </w:r>
+    <w:r>
+      <w:rPr>
+        <w:rFonts w:ascii="Times New Roman" w:hAnsi="Times New Roman" w:eastAsia="宋体" w:cs="Times New Roman"/>
+        <w:sz w:val="21"/>
+        <w:szCs w:val="21"/>
+      </w:rPr>
+      <w:t>页（共</w:t>
+    </w:r>
+    <w:r>
+      <w:rPr>
+        <w:rFonts w:ascii="Times New Roman" w:hAnsi="Times New Roman" w:eastAsia="宋体" w:cs="Times New Roman"/>
+        <w:sz w:val="21"/>
+        <w:szCs w:val="21"/>
+      </w:rPr>
+      <w:fldChar w:fldCharType="begin"/>
+    </w:r>
+    <w:r>
+      <w:rPr>
+        <w:rFonts w:ascii="Times New Roman" w:hAnsi="Times New Roman" w:eastAsia="宋体" w:cs="Times New Roman"/>
+        <w:sz w:val="21"/>
+        <w:szCs w:val="21"/>
+      </w:rPr>
+      <w:instrText xml:space="preserve"> NUMPAGES </w:instrText>
+    </w:r>
+    <w:r>
+      <w:rPr>
+        <w:rFonts w:ascii="Times New Roman" w:hAnsi="Times New Roman" w:eastAsia="宋体" w:cs="Times New Roman"/>
+        <w:sz w:val="21"/>
+        <w:szCs w:val="21"/>
+      </w:rPr>
+      <w:fldChar w:fldCharType="separate"/>
+    </w:r>
+    <w:r>
+      <w:rPr>
+        <w:rFonts w:ascii="Times New Roman" w:hAnsi="Times New Roman" w:eastAsia="宋体" w:cs="Times New Roman"/>
+        <w:sz w:val="21"/>
+        <w:szCs w:val="21"/>
+      </w:rPr>
+      <w:t>5</w:t>
+    </w:r>
+    <w:r>
+      <w:rPr>
+        <w:rFonts w:ascii="Times New Roman" w:hAnsi="Times New Roman" w:eastAsia="宋体" w:cs="Times New Roman"/>
+        <w:sz w:val="21"/>
+        <w:szCs w:val="21"/>
+      </w:rPr>
+      <w:fldChar w:fldCharType="end"/>
+    </w:r>
+    <w:r>
+      <w:rPr>
+        <w:rFonts w:ascii="Times New Roman" w:hAnsi="Times New Roman" w:eastAsia="宋体" w:cs="Times New Roman"/>
+        <w:sz w:val="21"/>
+        <w:szCs w:val="21"/>
+      </w:rPr>
+      <w:t>页）</w:t>
     </w:r>
   </w:p>
 </w:ftr>
@@ -10612,15 +10672,14 @@
   <w:docDefaults>
     <w:rPrDefault>
       <w:rPr>
-        <w:rFonts w:cstheme="minorBidi" w:ascii="Times New Roman" w:hAnsi="Times New Roman" w:eastAsia="宋体" w:cs="Times New Roman"/>
+        <w:rFonts w:ascii="Times New Roman" w:hAnsi="Times New Roman" w:eastAsia="宋体" w:cs="Times New Roman"/>
         <w:sz w:val="21"/>
         <w:szCs w:val="21"/>
-        <w:lang w:val="en-US" w:eastAsia="en-US" w:bidi="ar-SA"/>
       </w:rPr>
     </w:rPrDefault>
     <w:pPrDefault>
       <w:pPr>
-        <w:spacing w:after="200" w:line="276" w:lineRule="auto"/>
+        <w:spacing w:before="0" w:after="0" w:line="300" w:lineRule="auto"/>
       </w:pPr>
     </w:pPrDefault>
   </w:docDefaults>

--- a/高中物理/高中物理同步/人教版必修3 第12章 电能 能量守恒定律·冲刺卷（4题）.docx
+++ b/高中物理/高中物理同步/人教版必修3 第12章 电能 能量守恒定律·冲刺卷（4题）.docx
@@ -10346,7 +10346,7 @@
 <w:ftr xmlns:w="http://schemas.openxmlformats.org/wordprocessingml/2006/main">
   <w:p xmlns:w="http://schemas.openxmlformats.org/wordprocessingml/2006/main">
     <w:pPr>
-      <w:jc w:val="center"/>
+      <w:jc w:val="left"/>
     </w:pPr>
     <w:r>
       <w:rPr>

--- a/高中物理/高中物理同步/人教版必修3 第12章 电能 能量守恒定律·冲刺卷（4题）.docx
+++ b/高中物理/高中物理同步/人教版必修3 第12章 电能 能量守恒定律·冲刺卷（4题）.docx
@@ -10426,31 +10426,7 @@
         <w:sz w:val="21"/>
         <w:szCs w:val="21"/>
       </w:rPr>
-      <w:instrText xml:space="preserve"> NUMPAGES </w:instrText>
-    </w:r>
-    <w:r>
-      <w:rPr>
-        <w:rFonts w:ascii="Times New Roman" w:hAnsi="Times New Roman" w:eastAsia="宋体" w:cs="Times New Roman"/>
-        <w:sz w:val="21"/>
-        <w:szCs w:val="21"/>
-      </w:rPr>
-      <w:fldChar w:fldCharType="separate"/>
-    </w:r>
-    <w:r>
-      <w:rPr>
-        <w:rFonts w:ascii="Times New Roman" w:hAnsi="Times New Roman" w:eastAsia="宋体" w:cs="Times New Roman"/>
-        <w:sz w:val="21"/>
-        <w:szCs w:val="21"/>
-      </w:rPr>
       <w:t>5</w:t>
-    </w:r>
-    <w:r>
-      <w:rPr>
-        <w:rFonts w:ascii="Times New Roman" w:hAnsi="Times New Roman" w:eastAsia="宋体" w:cs="Times New Roman"/>
-        <w:sz w:val="21"/>
-        <w:szCs w:val="21"/>
-      </w:rPr>
-      <w:fldChar w:fldCharType="end"/>
     </w:r>
     <w:r>
       <w:rPr>
